--- a/Ansible to Orchestrator Transition/Completed/Server Reboots/Documentation/04_User_Guide.docx
+++ b/Ansible to Orchestrator Transition/Completed/Server Reboots/Documentation/04_User_Guide.docx
@@ -1,14 +1,13 @@
 
 <file path=word/document.xml><?xml version="1.0" encoding="utf-8"?>
-<w:document xmlns:w="http://schemas.openxmlformats.org/wordprocessingml/2006/main" xmlns:r="http://schemas.openxmlformats.org/officeDocument/2006/relationships">
+<w:document xmlns:wpc="http://schemas.microsoft.com/office/word/2010/wordprocessingCanvas" xmlns:cx="http://schemas.microsoft.com/office/drawing/2014/chartex" xmlns:cx1="http://schemas.microsoft.com/office/drawing/2015/9/8/chartex" xmlns:cx2="http://schemas.microsoft.com/office/drawing/2015/10/21/chartex" xmlns:cx3="http://schemas.microsoft.com/office/drawing/2016/5/9/chartex" xmlns:cx4="http://schemas.microsoft.com/office/drawing/2016/5/10/chartex" xmlns:cx5="http://schemas.microsoft.com/office/drawing/2016/5/11/chartex" xmlns:cx6="http://schemas.microsoft.com/office/drawing/2016/5/12/chartex" xmlns:cx7="http://schemas.microsoft.com/office/drawing/2016/5/13/chartex" xmlns:cx8="http://schemas.microsoft.com/office/drawing/2016/5/14/chartex" xmlns:mc="http://schemas.openxmlformats.org/markup-compatibility/2006" xmlns:aink="http://schemas.microsoft.com/office/drawing/2016/ink" xmlns:am3d="http://schemas.microsoft.com/office/drawing/2017/model3d" xmlns:o="urn:schemas-microsoft-com:office:office" xmlns:oel="http://schemas.microsoft.com/office/2019/extlst" xmlns:r="http://schemas.openxmlformats.org/officeDocument/2006/relationships" xmlns:m="http://schemas.openxmlformats.org/officeDocument/2006/math" xmlns:v="urn:schemas-microsoft-com:vml" xmlns:wp14="http://schemas.microsoft.com/office/word/2010/wordprocessingDrawing" xmlns:wp="http://schemas.openxmlformats.org/drawingml/2006/wordprocessingDrawing" xmlns:w10="urn:schemas-microsoft-com:office:word" xmlns:w="http://schemas.openxmlformats.org/wordprocessingml/2006/main" xmlns:w14="http://schemas.microsoft.com/office/word/2010/wordml" xmlns:w15="http://schemas.microsoft.com/office/word/2012/wordml" xmlns:w16cex="http://schemas.microsoft.com/office/word/2018/wordml/cex" xmlns:w16cid="http://schemas.microsoft.com/office/word/2016/wordml/cid" xmlns:w16="http://schemas.microsoft.com/office/word/2018/wordml" xmlns:w16du="http://schemas.microsoft.com/office/word/2023/wordml/word16du" xmlns:w16sdtdh="http://schemas.microsoft.com/office/word/2020/wordml/sdtdatahash" xmlns:w16sdtfl="http://schemas.microsoft.com/office/word/2024/wordml/sdtformatlock" xmlns:w16se="http://schemas.microsoft.com/office/word/2015/wordml/symex" xmlns:wpg="http://schemas.microsoft.com/office/word/2010/wordprocessingGroup" xmlns:wpi="http://schemas.microsoft.com/office/word/2010/wordprocessingInk" xmlns:wne="http://schemas.microsoft.com/office/word/2006/wordml" xmlns:wps="http://schemas.microsoft.com/office/word/2010/wordprocessingShape" mc:Ignorable="w14 w15 w16se w16cid w16 w16cex w16sdtdh w16sdtfl w16du wp14">
   <w:body>
     <w:p>
       <w:pPr>
         <w:pStyle w:val="Eyebrow"/>
       </w:pPr>
       <w:r>
-        <w:rPr/>
-        <w:t xml:space="preserve">Server Reboot Automation</w:t>
+        <w:t>Server Reboot Automation</w:t>
       </w:r>
     </w:p>
     <w:p>
@@ -16,290 +15,56 @@
         <w:pStyle w:val="Title"/>
       </w:pPr>
       <w:r>
-        <w:rPr/>
-        <w:t xml:space="preserve">User Guide</w:t>
-      </w:r>
-    </w:p>
-    <w:tbl>
-      <w:tblPr>
-        <w:tblStyle w:val="TableGrid"/>
-        <w:tblW w:w="5000" w:type="pct"/>
-        <w:tblBorders>
-          <w:top w:val="single" w:sz="4" w:space="0" w:color="B2BDC7"/>
-          <w:bottom w:val="single" w:sz="4" w:space="0" w:color="B2BDC7"/>
-          <w:left w:val="none" w:sz="0" w:space="0" w:color="auto"/>
-          <w:right w:val="none" w:sz="0" w:space="0" w:color="auto"/>
-          <w:insideH w:val="single" w:sz="2" w:space="0" w:color="D4DAE1"/>
-          <w:insideV w:val="none" w:sz="0" w:space="0" w:color="auto"/>
-        </w:tblBorders>
-        <w:tblCellMar>
-          <w:top w:w="90" w:type="dxa"/>
-          <w:left w:w="0" w:type="dxa"/>
-          <w:bottom w:w="90" w:type="dxa"/>
-          <w:right w:w="110" w:type="dxa"/>
-        </w:tblCellMar>
-      </w:tblPr>
-      <w:tblGrid>
-        <w:gridCol w:w="2620"/>
-        <w:gridCol w:w="6740"/>
-      </w:tblGrid>
-      <w:tr>
-        <w:trPr>
-          <w:cantSplit/>
-        </w:trPr>
-        <w:tc>
-          <w:tcPr>
-            <w:tcW w:w="2621" w:type="dxa"/>
-            <w:vAlign w:val="center"/>
-          </w:tcPr>
-          <w:p>
-            <w:pPr>
-              <w:pStyle w:val="TableCell"/>
-            </w:pPr>
-            <w:r>
-              <w:rPr>
-                <w:b/>
-                <w:caps/>
-                <w:sz w:val="15"/>
-                <w:color w:val="5B6875"/>
-              </w:rPr>
-              <w:t xml:space="preserve">Document</w:t>
-            </w:r>
-          </w:p>
-        </w:tc>
-        <w:tc>
-          <w:tcPr>
-            <w:tcW w:w="6739" w:type="dxa"/>
-            <w:vAlign w:val="center"/>
-          </w:tcPr>
-          <w:p>
-            <w:pPr>
-              <w:pStyle w:val="TableCell"/>
-            </w:pPr>
-            <w:r>
-              <w:rPr>
-                <w:sz w:val="18"/>
-              </w:rPr>
-              <w:t xml:space="preserve">User Guide</w:t>
-            </w:r>
-          </w:p>
-        </w:tc>
-      </w:tr>
-      <w:tr>
-        <w:trPr>
-          <w:cantSplit/>
-        </w:trPr>
-        <w:tc>
-          <w:tcPr>
-            <w:tcW w:w="2621" w:type="dxa"/>
-            <w:vAlign w:val="center"/>
-          </w:tcPr>
-          <w:p>
-            <w:pPr>
-              <w:pStyle w:val="TableCell"/>
-            </w:pPr>
-            <w:r>
-              <w:rPr>
-                <w:b/>
-                <w:caps/>
-                <w:sz w:val="15"/>
-                <w:color w:val="5B6875"/>
-              </w:rPr>
-              <w:t xml:space="preserve">Package</w:t>
-            </w:r>
-          </w:p>
-        </w:tc>
-        <w:tc>
-          <w:tcPr>
-            <w:tcW w:w="6739" w:type="dxa"/>
-            <w:vAlign w:val="center"/>
-          </w:tcPr>
-          <w:p>
-            <w:pPr>
-              <w:pStyle w:val="TableCell"/>
-            </w:pPr>
-            <w:r>
-              <w:rPr>
-                <w:sz w:val="18"/>
-              </w:rPr>
-              <w:t xml:space="preserve">Server Reboots</w:t>
-            </w:r>
-          </w:p>
-        </w:tc>
-      </w:tr>
-      <w:tr>
-        <w:trPr>
-          <w:cantSplit/>
-        </w:trPr>
-        <w:tc>
-          <w:tcPr>
-            <w:tcW w:w="2621" w:type="dxa"/>
-            <w:vAlign w:val="center"/>
-          </w:tcPr>
-          <w:p>
-            <w:pPr>
-              <w:pStyle w:val="TableCell"/>
-            </w:pPr>
-            <w:r>
-              <w:rPr>
-                <w:b/>
-                <w:caps/>
-                <w:sz w:val="15"/>
-                <w:color w:val="5B6875"/>
-              </w:rPr>
-              <w:t xml:space="preserve">Platform</w:t>
-            </w:r>
-          </w:p>
-        </w:tc>
-        <w:tc>
-          <w:tcPr>
-            <w:tcW w:w="6739" w:type="dxa"/>
-            <w:vAlign w:val="center"/>
-          </w:tcPr>
-          <w:p>
-            <w:pPr>
-              <w:pStyle w:val="TableCell"/>
-            </w:pPr>
-            <w:r>
-              <w:rPr>
-                <w:sz w:val="18"/>
-              </w:rPr>
-              <w:t xml:space="preserve">VCF Automation 9.1.1 / VCF Operations Orchestrator 9</w:t>
-            </w:r>
-          </w:p>
-        </w:tc>
-      </w:tr>
-      <w:tr>
-        <w:trPr>
-          <w:cantSplit/>
-        </w:trPr>
-        <w:tc>
-          <w:tcPr>
-            <w:tcW w:w="2621" w:type="dxa"/>
-            <w:vAlign w:val="center"/>
-          </w:tcPr>
-          <w:p>
-            <w:pPr>
-              <w:pStyle w:val="TableCell"/>
-            </w:pPr>
-            <w:r>
-              <w:rPr>
-                <w:b/>
-                <w:caps/>
-                <w:sz w:val="15"/>
-                <w:color w:val="5B6875"/>
-              </w:rPr>
-              <w:t xml:space="preserve">Source</w:t>
-            </w:r>
-          </w:p>
-        </w:tc>
-        <w:tc>
-          <w:tcPr>
-            <w:tcW w:w="6739" w:type="dxa"/>
-            <w:vAlign w:val="center"/>
-          </w:tcPr>
-          <w:p>
-            <w:pPr>
-              <w:pStyle w:val="TableCell"/>
-            </w:pPr>
-            <w:r>
-              <w:rPr>
-                <w:sz w:val="18"/>
-                <w:rFonts w:ascii="Consolas" w:hAnsi="Consolas"/>
-                <w:sz w:val="18"/>
-                <w:shd w:val="clear" w:fill="EEF1F4"/>
-              </w:rPr>
-              <w:t xml:space="preserve">04_User_Guide.md</w:t>
-            </w:r>
-          </w:p>
-        </w:tc>
-      </w:tr>
-    </w:tbl>
+        <w:t>User Guide</w:t>
+      </w:r>
+    </w:p>
+    <w:p>
+      <w:pPr>
+        <w:pStyle w:val="Subtitle"/>
+      </w:pPr>
+      <w:r>
+        <w:t>This document provides automation administrators an overview of the Server Reboot Automation process and how to consume/use the Server Reboot Automation workflow.</w:t>
+      </w:r>
+    </w:p>
     <w:p>
       <w:pPr>
         <w:spacing w:after="0"/>
       </w:pPr>
     </w:p>
-    <w:tbl>
-      <w:tblPr>
-        <w:tblStyle w:val="TableGrid"/>
-        <w:tblW w:w="5000" w:type="pct"/>
-        <w:tblBorders>
-          <w:top w:val="none" w:sz="0" w:space="0" w:color="auto"/>
-          <w:bottom w:val="none" w:sz="0" w:space="0" w:color="auto"/>
-          <w:left w:val="single" w:sz="18" w:space="0" w:color="1F5C8B"/>
-          <w:right w:val="none" w:sz="0" w:space="0" w:color="auto"/>
-          <w:insideH w:val="none" w:sz="0" w:space="0" w:color="auto"/>
-          <w:insideV w:val="none" w:sz="0" w:space="0" w:color="auto"/>
-        </w:tblBorders>
-        <w:tblCellMar>
-          <w:top w:w="120" w:type="dxa"/>
-          <w:left w:w="180" w:type="dxa"/>
-          <w:bottom w:w="120" w:type="dxa"/>
-          <w:right w:w="180" w:type="dxa"/>
-        </w:tblCellMar>
-      </w:tblPr>
-      <w:tr>
-        <w:trPr>
-          <w:cantSplit/>
-        </w:trPr>
-        <w:tc>
-          <w:tcPr>
-            <w:shd w:val="clear" w:fill="EAF0F5"/>
-          </w:tcPr>
-          <w:p>
-            <w:pPr>
-              <w:spacing w:after="40"/>
-            </w:pPr>
-            <w:r>
-              <w:rPr>
-                <w:b/>
-                <w:caps/>
-                <w:color w:val="1F5C8B"/>
-                <w:sz w:val="16"/>
-              </w:rPr>
-              <w:t xml:space="preserve">Generated file</w:t>
-            </w:r>
-          </w:p>
-          <w:p>
-            <w:pPr>
-              <w:spacing w:after="0"/>
-            </w:pPr>
-            <w:r>
-              <w:rPr/>
-              <w:t xml:space="preserve">This document is generated from </w:t>
-            </w:r>
-            <w:r>
-              <w:rPr>
-                <w:b/>
-              </w:rPr>
-              <w:t xml:space="preserve">04_User_Guide.md</w:t>
-            </w:r>
-            <w:r>
-              <w:rPr/>
-              <w:t xml:space="preserve">. Edit the Markdown and rebuild - changes made here are lost the next time it is built.</w:t>
-            </w:r>
-          </w:p>
-        </w:tc>
-      </w:tr>
-    </w:tbl>
-    <w:p>
-      <w:pPr>
-        <w:spacing w:after="0"/>
-      </w:pPr>
+    <w:p>
+      <w:pPr>
+        <w:rPr>
+          <w:b/>
+          <w:sz w:val="32"/>
+        </w:rPr>
+      </w:pPr>
+      <w:r>
+        <w:br w:type="page"/>
+      </w:r>
     </w:p>
     <w:p>
       <w:pPr>
         <w:pStyle w:val="Heading1"/>
       </w:pPr>
-      <w:r>
-        <w:rPr/>
-        <w:t xml:space="preserve">Contents</w:t>
-      </w:r>
-    </w:p>
-    <w:p>
-      <w:r>
-        <w:fldChar w:fldCharType="begin" w:dirty="true"/>
+      <w:bookmarkStart w:id="0" w:name="_Toc241479029"/>
+      <w:r>
+        <w:lastRenderedPageBreak/>
+        <w:t>Contents</w:t>
+      </w:r>
+      <w:bookmarkEnd w:id="0"/>
+    </w:p>
+    <w:p>
+      <w:pPr>
+        <w:pStyle w:val="TOC1"/>
+        <w:tabs>
+          <w:tab w:val="right" w:leader="dot" w:pos="9350"/>
+        </w:tabs>
+        <w:rPr>
+          <w:noProof/>
+        </w:rPr>
+      </w:pPr>
+      <w:r>
+        <w:fldChar w:fldCharType="begin"/>
       </w:r>
       <w:r>
         <w:instrText xml:space="preserve"> TOC \o "1-2" \h \z \u </w:instrText>
@@ -307,124 +72,1005 @@
       <w:r>
         <w:fldChar w:fldCharType="separate"/>
       </w:r>
+      <w:hyperlink w:anchor="_Toc241479029" w:history="1">
+        <w:r>
+          <w:rPr>
+            <w:rStyle w:val="Hyperlink"/>
+            <w:noProof/>
+          </w:rPr>
+          <w:t>Contents</w:t>
+        </w:r>
+        <w:r>
+          <w:rPr>
+            <w:noProof/>
+            <w:webHidden/>
+          </w:rPr>
+          <w:tab/>
+        </w:r>
+        <w:r>
+          <w:rPr>
+            <w:noProof/>
+            <w:webHidden/>
+          </w:rPr>
+          <w:fldChar w:fldCharType="begin"/>
+        </w:r>
+        <w:r>
+          <w:rPr>
+            <w:noProof/>
+            <w:webHidden/>
+          </w:rPr>
+          <w:instrText xml:space="preserve"> PAGEREF _Toc241479029 \h </w:instrText>
+        </w:r>
+        <w:r>
+          <w:rPr>
+            <w:noProof/>
+            <w:webHidden/>
+          </w:rPr>
+        </w:r>
+        <w:r>
+          <w:rPr>
+            <w:noProof/>
+            <w:webHidden/>
+          </w:rPr>
+          <w:fldChar w:fldCharType="separate"/>
+        </w:r>
+        <w:r>
+          <w:rPr>
+            <w:noProof/>
+            <w:webHidden/>
+          </w:rPr>
+          <w:t>2</w:t>
+        </w:r>
+        <w:r>
+          <w:rPr>
+            <w:noProof/>
+            <w:webHidden/>
+          </w:rPr>
+          <w:fldChar w:fldCharType="end"/>
+        </w:r>
+      </w:hyperlink>
+    </w:p>
+    <w:p>
+      <w:pPr>
+        <w:pStyle w:val="TOC1"/>
+        <w:tabs>
+          <w:tab w:val="right" w:leader="dot" w:pos="9350"/>
+        </w:tabs>
+        <w:rPr>
+          <w:noProof/>
+        </w:rPr>
+      </w:pPr>
+      <w:hyperlink w:anchor="_Toc241479030" w:history="1">
+        <w:r>
+          <w:rPr>
+            <w:rStyle w:val="Hyperlink"/>
+            <w:noProof/>
+          </w:rPr>
+          <w:t>1. What this workflow does</w:t>
+        </w:r>
+        <w:r>
+          <w:rPr>
+            <w:noProof/>
+            <w:webHidden/>
+          </w:rPr>
+          <w:tab/>
+        </w:r>
+        <w:r>
+          <w:rPr>
+            <w:noProof/>
+            <w:webHidden/>
+          </w:rPr>
+          <w:fldChar w:fldCharType="begin"/>
+        </w:r>
+        <w:r>
+          <w:rPr>
+            <w:noProof/>
+            <w:webHidden/>
+          </w:rPr>
+          <w:instrText xml:space="preserve"> PAGEREF _Toc241479030 \h </w:instrText>
+        </w:r>
+        <w:r>
+          <w:rPr>
+            <w:noProof/>
+            <w:webHidden/>
+          </w:rPr>
+        </w:r>
+        <w:r>
+          <w:rPr>
+            <w:noProof/>
+            <w:webHidden/>
+          </w:rPr>
+          <w:fldChar w:fldCharType="separate"/>
+        </w:r>
+        <w:r>
+          <w:rPr>
+            <w:noProof/>
+            <w:webHidden/>
+          </w:rPr>
+          <w:t>3</w:t>
+        </w:r>
+        <w:r>
+          <w:rPr>
+            <w:noProof/>
+            <w:webHidden/>
+          </w:rPr>
+          <w:fldChar w:fldCharType="end"/>
+        </w:r>
+      </w:hyperlink>
+    </w:p>
+    <w:p>
+      <w:pPr>
+        <w:pStyle w:val="TOC1"/>
+        <w:tabs>
+          <w:tab w:val="right" w:leader="dot" w:pos="9350"/>
+        </w:tabs>
+        <w:rPr>
+          <w:noProof/>
+        </w:rPr>
+      </w:pPr>
+      <w:hyperlink w:anchor="_Toc241479031" w:history="1">
+        <w:r>
+          <w:rPr>
+            <w:rStyle w:val="Hyperlink"/>
+            <w:noProof/>
+          </w:rPr>
+          <w:t>2. What makes a server eligible for reboot</w:t>
+        </w:r>
+        <w:r>
+          <w:rPr>
+            <w:noProof/>
+            <w:webHidden/>
+          </w:rPr>
+          <w:tab/>
+        </w:r>
+        <w:r>
+          <w:rPr>
+            <w:noProof/>
+            <w:webHidden/>
+          </w:rPr>
+          <w:fldChar w:fldCharType="begin"/>
+        </w:r>
+        <w:r>
+          <w:rPr>
+            <w:noProof/>
+            <w:webHidden/>
+          </w:rPr>
+          <w:instrText xml:space="preserve"> PAGEREF _Toc241479031 \h </w:instrText>
+        </w:r>
+        <w:r>
+          <w:rPr>
+            <w:noProof/>
+            <w:webHidden/>
+          </w:rPr>
+        </w:r>
+        <w:r>
+          <w:rPr>
+            <w:noProof/>
+            <w:webHidden/>
+          </w:rPr>
+          <w:fldChar w:fldCharType="separate"/>
+        </w:r>
+        <w:r>
+          <w:rPr>
+            <w:noProof/>
+            <w:webHidden/>
+          </w:rPr>
+          <w:t>3</w:t>
+        </w:r>
+        <w:r>
+          <w:rPr>
+            <w:noProof/>
+            <w:webHidden/>
+          </w:rPr>
+          <w:fldChar w:fldCharType="end"/>
+        </w:r>
+      </w:hyperlink>
+    </w:p>
+    <w:p>
+      <w:pPr>
+        <w:pStyle w:val="TOC1"/>
+        <w:tabs>
+          <w:tab w:val="right" w:leader="dot" w:pos="9350"/>
+        </w:tabs>
+        <w:rPr>
+          <w:noProof/>
+        </w:rPr>
+      </w:pPr>
+      <w:hyperlink w:anchor="_Toc241479032" w:history="1">
+        <w:r>
+          <w:rPr>
+            <w:rStyle w:val="Hyperlink"/>
+            <w:noProof/>
+          </w:rPr>
+          <w:t>3. Running the workflow</w:t>
+        </w:r>
+        <w:r>
+          <w:rPr>
+            <w:noProof/>
+            <w:webHidden/>
+          </w:rPr>
+          <w:tab/>
+        </w:r>
+        <w:r>
+          <w:rPr>
+            <w:noProof/>
+            <w:webHidden/>
+          </w:rPr>
+          <w:fldChar w:fldCharType="begin"/>
+        </w:r>
+        <w:r>
+          <w:rPr>
+            <w:noProof/>
+            <w:webHidden/>
+          </w:rPr>
+          <w:instrText xml:space="preserve"> PAGEREF _Toc241479032 \h </w:instrText>
+        </w:r>
+        <w:r>
+          <w:rPr>
+            <w:noProof/>
+            <w:webHidden/>
+          </w:rPr>
+        </w:r>
+        <w:r>
+          <w:rPr>
+            <w:noProof/>
+            <w:webHidden/>
+          </w:rPr>
+          <w:fldChar w:fldCharType="separate"/>
+        </w:r>
+        <w:r>
+          <w:rPr>
+            <w:noProof/>
+            <w:webHidden/>
+          </w:rPr>
+          <w:t>3</w:t>
+        </w:r>
+        <w:r>
+          <w:rPr>
+            <w:noProof/>
+            <w:webHidden/>
+          </w:rPr>
+          <w:fldChar w:fldCharType="end"/>
+        </w:r>
+      </w:hyperlink>
+    </w:p>
+    <w:p>
+      <w:pPr>
+        <w:pStyle w:val="TOC2"/>
+        <w:tabs>
+          <w:tab w:val="right" w:leader="dot" w:pos="9350"/>
+        </w:tabs>
+        <w:rPr>
+          <w:noProof/>
+        </w:rPr>
+      </w:pPr>
+      <w:hyperlink w:anchor="_Toc241479033" w:history="1">
+        <w:r>
+          <w:rPr>
+            <w:rStyle w:val="Hyperlink"/>
+            <w:noProof/>
+          </w:rPr>
+          <w:t>Form fields</w:t>
+        </w:r>
+        <w:r>
+          <w:rPr>
+            <w:noProof/>
+            <w:webHidden/>
+          </w:rPr>
+          <w:tab/>
+        </w:r>
+        <w:r>
+          <w:rPr>
+            <w:noProof/>
+            <w:webHidden/>
+          </w:rPr>
+          <w:fldChar w:fldCharType="begin"/>
+        </w:r>
+        <w:r>
+          <w:rPr>
+            <w:noProof/>
+            <w:webHidden/>
+          </w:rPr>
+          <w:instrText xml:space="preserve"> PAGEREF _Toc241479033 \h </w:instrText>
+        </w:r>
+        <w:r>
+          <w:rPr>
+            <w:noProof/>
+            <w:webHidden/>
+          </w:rPr>
+        </w:r>
+        <w:r>
+          <w:rPr>
+            <w:noProof/>
+            <w:webHidden/>
+          </w:rPr>
+          <w:fldChar w:fldCharType="separate"/>
+        </w:r>
+        <w:r>
+          <w:rPr>
+            <w:noProof/>
+            <w:webHidden/>
+          </w:rPr>
+          <w:t>4</w:t>
+        </w:r>
+        <w:r>
+          <w:rPr>
+            <w:noProof/>
+            <w:webHidden/>
+          </w:rPr>
+          <w:fldChar w:fldCharType="end"/>
+        </w:r>
+      </w:hyperlink>
+    </w:p>
+    <w:p>
+      <w:pPr>
+        <w:pStyle w:val="TOC2"/>
+        <w:tabs>
+          <w:tab w:val="right" w:leader="dot" w:pos="9350"/>
+        </w:tabs>
+        <w:rPr>
+          <w:noProof/>
+        </w:rPr>
+      </w:pPr>
+      <w:hyperlink w:anchor="_Toc241479034" w:history="1">
+        <w:r>
+          <w:rPr>
+            <w:rStyle w:val="Hyperlink"/>
+            <w:noProof/>
+          </w:rPr>
+          <w:t>Running from a schedule or the API</w:t>
+        </w:r>
+        <w:r>
+          <w:rPr>
+            <w:noProof/>
+            <w:webHidden/>
+          </w:rPr>
+          <w:tab/>
+        </w:r>
+        <w:r>
+          <w:rPr>
+            <w:noProof/>
+            <w:webHidden/>
+          </w:rPr>
+          <w:fldChar w:fldCharType="begin"/>
+        </w:r>
+        <w:r>
+          <w:rPr>
+            <w:noProof/>
+            <w:webHidden/>
+          </w:rPr>
+          <w:instrText xml:space="preserve"> PAGEREF _Toc241479034 \h </w:instrText>
+        </w:r>
+        <w:r>
+          <w:rPr>
+            <w:noProof/>
+            <w:webHidden/>
+          </w:rPr>
+        </w:r>
+        <w:r>
+          <w:rPr>
+            <w:noProof/>
+            <w:webHidden/>
+          </w:rPr>
+          <w:fldChar w:fldCharType="separate"/>
+        </w:r>
+        <w:r>
+          <w:rPr>
+            <w:noProof/>
+            <w:webHidden/>
+          </w:rPr>
+          <w:t>4</w:t>
+        </w:r>
+        <w:r>
+          <w:rPr>
+            <w:noProof/>
+            <w:webHidden/>
+          </w:rPr>
+          <w:fldChar w:fldCharType="end"/>
+        </w:r>
+      </w:hyperlink>
+    </w:p>
+    <w:p>
+      <w:pPr>
+        <w:pStyle w:val="TOC1"/>
+        <w:tabs>
+          <w:tab w:val="right" w:leader="dot" w:pos="9350"/>
+        </w:tabs>
+        <w:rPr>
+          <w:noProof/>
+        </w:rPr>
+      </w:pPr>
+      <w:hyperlink w:anchor="_Toc241479035" w:history="1">
+        <w:r>
+          <w:rPr>
+            <w:rStyle w:val="Hyperlink"/>
+            <w:noProof/>
+          </w:rPr>
+          <w:t>4. Reading the results</w:t>
+        </w:r>
+        <w:r>
+          <w:rPr>
+            <w:noProof/>
+            <w:webHidden/>
+          </w:rPr>
+          <w:tab/>
+        </w:r>
+        <w:r>
+          <w:rPr>
+            <w:noProof/>
+            <w:webHidden/>
+          </w:rPr>
+          <w:fldChar w:fldCharType="begin"/>
+        </w:r>
+        <w:r>
+          <w:rPr>
+            <w:noProof/>
+            <w:webHidden/>
+          </w:rPr>
+          <w:instrText xml:space="preserve"> PAGEREF _Toc241479035 \h </w:instrText>
+        </w:r>
+        <w:r>
+          <w:rPr>
+            <w:noProof/>
+            <w:webHidden/>
+          </w:rPr>
+        </w:r>
+        <w:r>
+          <w:rPr>
+            <w:noProof/>
+            <w:webHidden/>
+          </w:rPr>
+          <w:fldChar w:fldCharType="separate"/>
+        </w:r>
+        <w:r>
+          <w:rPr>
+            <w:noProof/>
+            <w:webHidden/>
+          </w:rPr>
+          <w:t>4</w:t>
+        </w:r>
+        <w:r>
+          <w:rPr>
+            <w:noProof/>
+            <w:webHidden/>
+          </w:rPr>
+          <w:fldChar w:fldCharType="end"/>
+        </w:r>
+      </w:hyperlink>
+    </w:p>
+    <w:p>
+      <w:pPr>
+        <w:pStyle w:val="TOC2"/>
+        <w:tabs>
+          <w:tab w:val="right" w:leader="dot" w:pos="9350"/>
+        </w:tabs>
+        <w:rPr>
+          <w:noProof/>
+        </w:rPr>
+      </w:pPr>
+      <w:hyperlink w:anchor="_Toc241479036" w:history="1">
+        <w:r>
+          <w:rPr>
+            <w:rStyle w:val="Hyperlink"/>
+            <w:noProof/>
+          </w:rPr>
+          <w:t>Per-server status</w:t>
+        </w:r>
+        <w:r>
+          <w:rPr>
+            <w:noProof/>
+            <w:webHidden/>
+          </w:rPr>
+          <w:tab/>
+        </w:r>
+        <w:r>
+          <w:rPr>
+            <w:noProof/>
+            <w:webHidden/>
+          </w:rPr>
+          <w:fldChar w:fldCharType="begin"/>
+        </w:r>
+        <w:r>
+          <w:rPr>
+            <w:noProof/>
+            <w:webHidden/>
+          </w:rPr>
+          <w:instrText xml:space="preserve"> PAGEREF _Toc241479036 \h </w:instrText>
+        </w:r>
+        <w:r>
+          <w:rPr>
+            <w:noProof/>
+            <w:webHidden/>
+          </w:rPr>
+        </w:r>
+        <w:r>
+          <w:rPr>
+            <w:noProof/>
+            <w:webHidden/>
+          </w:rPr>
+          <w:fldChar w:fldCharType="separate"/>
+        </w:r>
+        <w:r>
+          <w:rPr>
+            <w:noProof/>
+            <w:webHidden/>
+          </w:rPr>
+          <w:t>4</w:t>
+        </w:r>
+        <w:r>
+          <w:rPr>
+            <w:noProof/>
+            <w:webHidden/>
+          </w:rPr>
+          <w:fldChar w:fldCharType="end"/>
+        </w:r>
+      </w:hyperlink>
+    </w:p>
+    <w:p>
+      <w:pPr>
+        <w:pStyle w:val="TOC2"/>
+        <w:tabs>
+          <w:tab w:val="right" w:leader="dot" w:pos="9350"/>
+        </w:tabs>
+        <w:rPr>
+          <w:noProof/>
+        </w:rPr>
+      </w:pPr>
+      <w:hyperlink w:anchor="_Toc241479037" w:history="1">
+        <w:r>
+          <w:rPr>
+            <w:rStyle w:val="Hyperlink"/>
+            <w:noProof/>
+          </w:rPr>
+          <w:t>Overall outcome</w:t>
+        </w:r>
+        <w:r>
+          <w:rPr>
+            <w:noProof/>
+            <w:webHidden/>
+          </w:rPr>
+          <w:tab/>
+        </w:r>
+        <w:r>
+          <w:rPr>
+            <w:noProof/>
+            <w:webHidden/>
+          </w:rPr>
+          <w:fldChar w:fldCharType="begin"/>
+        </w:r>
+        <w:r>
+          <w:rPr>
+            <w:noProof/>
+            <w:webHidden/>
+          </w:rPr>
+          <w:instrText xml:space="preserve"> PAGEREF _Toc241479037 \h </w:instrText>
+        </w:r>
+        <w:r>
+          <w:rPr>
+            <w:noProof/>
+            <w:webHidden/>
+          </w:rPr>
+        </w:r>
+        <w:r>
+          <w:rPr>
+            <w:noProof/>
+            <w:webHidden/>
+          </w:rPr>
+          <w:fldChar w:fldCharType="separate"/>
+        </w:r>
+        <w:r>
+          <w:rPr>
+            <w:noProof/>
+            <w:webHidden/>
+          </w:rPr>
+          <w:t>5</w:t>
+        </w:r>
+        <w:r>
+          <w:rPr>
+            <w:noProof/>
+            <w:webHidden/>
+          </w:rPr>
+          <w:fldChar w:fldCharType="end"/>
+        </w:r>
+      </w:hyperlink>
+    </w:p>
+    <w:p>
+      <w:pPr>
+        <w:pStyle w:val="TOC1"/>
+        <w:tabs>
+          <w:tab w:val="right" w:leader="dot" w:pos="9350"/>
+        </w:tabs>
+        <w:rPr>
+          <w:noProof/>
+        </w:rPr>
+      </w:pPr>
+      <w:hyperlink w:anchor="_Toc241479038" w:history="1">
+        <w:r>
+          <w:rPr>
+            <w:rStyle w:val="Hyperlink"/>
+            <w:noProof/>
+          </w:rPr>
+          <w:t>5. Scheduled operation</w:t>
+        </w:r>
+        <w:r>
+          <w:rPr>
+            <w:noProof/>
+            <w:webHidden/>
+          </w:rPr>
+          <w:tab/>
+        </w:r>
+        <w:r>
+          <w:rPr>
+            <w:noProof/>
+            <w:webHidden/>
+          </w:rPr>
+          <w:fldChar w:fldCharType="begin"/>
+        </w:r>
+        <w:r>
+          <w:rPr>
+            <w:noProof/>
+            <w:webHidden/>
+          </w:rPr>
+          <w:instrText xml:space="preserve"> PAGEREF _Toc241479038 \h </w:instrText>
+        </w:r>
+        <w:r>
+          <w:rPr>
+            <w:noProof/>
+            <w:webHidden/>
+          </w:rPr>
+        </w:r>
+        <w:r>
+          <w:rPr>
+            <w:noProof/>
+            <w:webHidden/>
+          </w:rPr>
+          <w:fldChar w:fldCharType="separate"/>
+        </w:r>
+        <w:r>
+          <w:rPr>
+            <w:noProof/>
+            <w:webHidden/>
+          </w:rPr>
+          <w:t>5</w:t>
+        </w:r>
+        <w:r>
+          <w:rPr>
+            <w:noProof/>
+            <w:webHidden/>
+          </w:rPr>
+          <w:fldChar w:fldCharType="end"/>
+        </w:r>
+      </w:hyperlink>
+    </w:p>
+    <w:p>
+      <w:pPr>
+        <w:pStyle w:val="TOC1"/>
+        <w:tabs>
+          <w:tab w:val="right" w:leader="dot" w:pos="9350"/>
+        </w:tabs>
+        <w:rPr>
+          <w:noProof/>
+        </w:rPr>
+      </w:pPr>
+      <w:hyperlink w:anchor="_Toc241479039" w:history="1">
+        <w:r>
+          <w:rPr>
+            <w:rStyle w:val="Hyperlink"/>
+            <w:noProof/>
+          </w:rPr>
+          <w:t>6. The pre-reboot script option (security note)</w:t>
+        </w:r>
+        <w:r>
+          <w:rPr>
+            <w:noProof/>
+            <w:webHidden/>
+          </w:rPr>
+          <w:tab/>
+        </w:r>
+        <w:r>
+          <w:rPr>
+            <w:noProof/>
+            <w:webHidden/>
+          </w:rPr>
+          <w:fldChar w:fldCharType="begin"/>
+        </w:r>
+        <w:r>
+          <w:rPr>
+            <w:noProof/>
+            <w:webHidden/>
+          </w:rPr>
+          <w:instrText xml:space="preserve"> PAGEREF _Toc241479039 \h </w:instrText>
+        </w:r>
+        <w:r>
+          <w:rPr>
+            <w:noProof/>
+            <w:webHidden/>
+          </w:rPr>
+        </w:r>
+        <w:r>
+          <w:rPr>
+            <w:noProof/>
+            <w:webHidden/>
+          </w:rPr>
+          <w:fldChar w:fldCharType="separate"/>
+        </w:r>
+        <w:r>
+          <w:rPr>
+            <w:noProof/>
+            <w:webHidden/>
+          </w:rPr>
+          <w:t>6</w:t>
+        </w:r>
+        <w:r>
+          <w:rPr>
+            <w:noProof/>
+            <w:webHidden/>
+          </w:rPr>
+          <w:fldChar w:fldCharType="end"/>
+        </w:r>
+      </w:hyperlink>
+    </w:p>
+    <w:p>
+      <w:pPr>
+        <w:pStyle w:val="TOC1"/>
+        <w:tabs>
+          <w:tab w:val="right" w:leader="dot" w:pos="9350"/>
+        </w:tabs>
+        <w:rPr>
+          <w:noProof/>
+        </w:rPr>
+      </w:pPr>
+      <w:hyperlink w:anchor="_Toc241479040" w:history="1">
+        <w:r>
+          <w:rPr>
+            <w:rStyle w:val="Hyperlink"/>
+            <w:noProof/>
+          </w:rPr>
+          <w:t>7. Testing / simulating a pending reboot (lab)</w:t>
+        </w:r>
+        <w:r>
+          <w:rPr>
+            <w:noProof/>
+            <w:webHidden/>
+          </w:rPr>
+          <w:tab/>
+        </w:r>
+        <w:r>
+          <w:rPr>
+            <w:noProof/>
+            <w:webHidden/>
+          </w:rPr>
+          <w:fldChar w:fldCharType="begin"/>
+        </w:r>
+        <w:r>
+          <w:rPr>
+            <w:noProof/>
+            <w:webHidden/>
+          </w:rPr>
+          <w:instrText xml:space="preserve"> PAGEREF _Toc241479040 \h </w:instrText>
+        </w:r>
+        <w:r>
+          <w:rPr>
+            <w:noProof/>
+            <w:webHidden/>
+          </w:rPr>
+        </w:r>
+        <w:r>
+          <w:rPr>
+            <w:noProof/>
+            <w:webHidden/>
+          </w:rPr>
+          <w:fldChar w:fldCharType="separate"/>
+        </w:r>
+        <w:r>
+          <w:rPr>
+            <w:noProof/>
+            <w:webHidden/>
+          </w:rPr>
+          <w:t>6</w:t>
+        </w:r>
+        <w:r>
+          <w:rPr>
+            <w:noProof/>
+            <w:webHidden/>
+          </w:rPr>
+          <w:fldChar w:fldCharType="end"/>
+        </w:r>
+      </w:hyperlink>
+    </w:p>
+    <w:p>
+      <w:pPr>
+        <w:pStyle w:val="TOC1"/>
+        <w:tabs>
+          <w:tab w:val="right" w:leader="dot" w:pos="9350"/>
+        </w:tabs>
+        <w:rPr>
+          <w:noProof/>
+        </w:rPr>
+      </w:pPr>
+      <w:hyperlink w:anchor="_Toc241479041" w:history="1">
+        <w:r>
+          <w:rPr>
+            <w:rStyle w:val="Hyperlink"/>
+            <w:noProof/>
+          </w:rPr>
+          <w:t>8. Troubleshooting</w:t>
+        </w:r>
+        <w:r>
+          <w:rPr>
+            <w:noProof/>
+            <w:webHidden/>
+          </w:rPr>
+          <w:tab/>
+        </w:r>
+        <w:r>
+          <w:rPr>
+            <w:noProof/>
+            <w:webHidden/>
+          </w:rPr>
+          <w:fldChar w:fldCharType="begin"/>
+        </w:r>
+        <w:r>
+          <w:rPr>
+            <w:noProof/>
+            <w:webHidden/>
+          </w:rPr>
+          <w:instrText xml:space="preserve"> PAGEREF _Toc241479041 \h </w:instrText>
+        </w:r>
+        <w:r>
+          <w:rPr>
+            <w:noProof/>
+            <w:webHidden/>
+          </w:rPr>
+        </w:r>
+        <w:r>
+          <w:rPr>
+            <w:noProof/>
+            <w:webHidden/>
+          </w:rPr>
+          <w:fldChar w:fldCharType="separate"/>
+        </w:r>
+        <w:r>
+          <w:rPr>
+            <w:noProof/>
+            <w:webHidden/>
+          </w:rPr>
+          <w:t>6</w:t>
+        </w:r>
+        <w:r>
+          <w:rPr>
+            <w:noProof/>
+            <w:webHidden/>
+          </w:rPr>
+          <w:fldChar w:fldCharType="end"/>
+        </w:r>
+      </w:hyperlink>
+    </w:p>
+    <w:p>
+      <w:r>
+        <w:fldChar w:fldCharType="end"/>
+      </w:r>
+    </w:p>
+    <w:p>
+      <w:r>
+        <w:br w:type="page"/>
+      </w:r>
+    </w:p>
+    <w:p>
+      <w:pPr>
+        <w:pStyle w:val="Heading1"/>
+      </w:pPr>
+      <w:bookmarkStart w:id="1" w:name="_Toc241479030"/>
+      <w:r>
+        <w:lastRenderedPageBreak/>
+        <w:t xml:space="preserve">1. What </w:t>
+      </w:r>
+      <w:proofErr w:type="gramStart"/>
+      <w:r>
+        <w:t>this</w:t>
+      </w:r>
+      <w:proofErr w:type="gramEnd"/>
+      <w:r>
+        <w:t xml:space="preserve"> workflow does</w:t>
+      </w:r>
+      <w:bookmarkEnd w:id="1"/>
+    </w:p>
+    <w:p>
+      <w:pPr>
+        <w:pStyle w:val="BodyText"/>
+      </w:pPr>
+      <w:r>
+        <w:rPr>
+          <w:rFonts w:ascii="Consolas" w:hAnsi="Consolas"/>
+          <w:b/>
+          <w:sz w:val="18"/>
+          <w:shd w:val="clear" w:color="auto" w:fill="EEF1F4"/>
+        </w:rPr>
+        <w:t>Reboot Servers in AD Group</w:t>
+      </w:r>
+      <w:r>
+        <w:t xml:space="preserve"> reboots the Windows servers in an Active Directory group </w:t>
+      </w:r>
+      <w:r>
+        <w:rPr>
+          <w:b/>
+        </w:rPr>
+        <w:t>that are reporting a pending reboot</w:t>
+      </w:r>
+      <w:r>
+        <w:t>, one at a time with a short delay between each, then confirms each server came back online. It records a per-server outcome in the run log and can email an HTML report. It works the same for physical and virtual servers.</w:t>
+      </w:r>
+    </w:p>
+    <w:p>
+      <w:pPr>
+        <w:pStyle w:val="BodyText"/>
+      </w:pPr>
+      <w:r>
+        <w:t xml:space="preserve">It is intended to run </w:t>
+      </w:r>
+      <w:r>
+        <w:rPr>
+          <w:b/>
+        </w:rPr>
+        <w:t>on a schedule that always attempts reboots</w:t>
+      </w:r>
+      <w:r>
+        <w:t xml:space="preserve">. You can also run it on demand, including a safe </w:t>
+      </w:r>
+      <w:r>
+        <w:rPr>
+          <w:b/>
+        </w:rPr>
+        <w:t>Report Only</w:t>
+      </w:r>
+      <w:r>
+        <w:t xml:space="preserve"> mode that shows what </w:t>
+      </w:r>
       <w:r>
         <w:rPr>
           <w:i/>
-          <w:color w:val="5B6875"/>
-        </w:rPr>
-        <w:t xml:space="preserve">Right-click here and choose Update Field to build the contents.</w:t>
-      </w:r>
-      <w:r>
-        <w:fldChar w:fldCharType="end"/>
-      </w:r>
-    </w:p>
-    <w:p>
-      <w:r>
-        <w:br w:type="page"/>
+        </w:rPr>
+        <w:t>would</w:t>
+      </w:r>
+      <w:r>
+        <w:t xml:space="preserve"> be rebooted without touching anything.</w:t>
       </w:r>
     </w:p>
     <w:p>
       <w:pPr>
         <w:pStyle w:val="Heading1"/>
       </w:pPr>
-      <w:r>
-        <w:rPr/>
-        <w:t xml:space="preserve">1. What this workflow does</w:t>
-      </w:r>
+      <w:bookmarkStart w:id="2" w:name="_Toc241479031"/>
+      <w:r>
+        <w:t xml:space="preserve">2. What makes a server eligible for </w:t>
+      </w:r>
+      <w:proofErr w:type="gramStart"/>
+      <w:r>
+        <w:t>reboot</w:t>
+      </w:r>
+      <w:bookmarkEnd w:id="2"/>
+      <w:proofErr w:type="gramEnd"/>
     </w:p>
     <w:p>
       <w:pPr>
         <w:pStyle w:val="BodyText"/>
       </w:pPr>
       <w:r>
+        <w:t xml:space="preserve">A server is rebooted only when </w:t>
+      </w:r>
+      <w:proofErr w:type="gramStart"/>
+      <w:r>
         <w:rPr>
           <w:b/>
-          <w:rFonts w:ascii="Consolas" w:hAnsi="Consolas"/>
-          <w:sz w:val="18"/>
-          <w:shd w:val="clear" w:fill="EEF1F4"/>
-        </w:rPr>
-        <w:t xml:space="preserve">Reboot Servers in AD Group</w:t>
-      </w:r>
-      <w:r>
-        <w:rPr/>
-        <w:t xml:space="preserve"> reboots the Windows servers in an Active Directory group </w:t>
-      </w:r>
-      <w:r>
-        <w:rPr>
-          <w:b/>
-        </w:rPr>
-        <w:t xml:space="preserve">that are reporting a pending reboot</w:t>
-      </w:r>
-      <w:r>
-        <w:rPr/>
-        <w:t xml:space="preserve">, one at a time with a short delay between each, then confirms each server came back online. It records a per-server outcome in the run log and can email an HTML report. It works the same for physical and virtual servers.</w:t>
-      </w:r>
-    </w:p>
-    <w:p>
-      <w:pPr>
-        <w:pStyle w:val="BodyText"/>
-      </w:pPr>
-      <w:r>
-        <w:rPr/>
-        <w:t xml:space="preserve">It is intended to run </w:t>
-      </w:r>
-      <w:r>
-        <w:rPr>
-          <w:b/>
-        </w:rPr>
-        <w:t xml:space="preserve">on a schedule that always attempts reboots</w:t>
-      </w:r>
-      <w:r>
-        <w:rPr/>
-        <w:t xml:space="preserve">. You can also run it on demand, including a safe </w:t>
-      </w:r>
-      <w:r>
-        <w:rPr>
-          <w:b/>
-        </w:rPr>
-        <w:t xml:space="preserve">Report Only</w:t>
-      </w:r>
-      <w:r>
-        <w:rPr/>
-        <w:t xml:space="preserve"> mode that shows what </w:t>
-      </w:r>
-      <w:r>
-        <w:rPr>
-          <w:i/>
-        </w:rPr>
-        <w:t xml:space="preserve">would</w:t>
-      </w:r>
-      <w:r>
-        <w:rPr/>
-        <w:t xml:space="preserve"> be rebooted without touching anything.</w:t>
-      </w:r>
-    </w:p>
-    <w:p>
-      <w:pPr>
-        <w:pStyle w:val="Heading1"/>
-      </w:pPr>
-      <w:r>
-        <w:rPr/>
-        <w:t xml:space="preserve">2. What makes a server eligible for reboot</w:t>
-      </w:r>
-    </w:p>
-    <w:p>
-      <w:pPr>
-        <w:pStyle w:val="BodyText"/>
-      </w:pPr>
-      <w:r>
-        <w:rPr/>
-        <w:t xml:space="preserve">A server is rebooted only when </w:t>
-      </w:r>
-      <w:r>
-        <w:rPr>
-          <w:b/>
-        </w:rPr>
-        <w:t xml:space="preserve">all</w:t>
-      </w:r>
-      <w:r>
-        <w:rPr/>
-        <w:t xml:space="preserve"> of the following are true.</w:t>
+        </w:rPr>
+        <w:t>all</w:t>
+      </w:r>
+      <w:r>
+        <w:t xml:space="preserve"> of</w:t>
+      </w:r>
+      <w:proofErr w:type="gramEnd"/>
+      <w:r>
+        <w:t xml:space="preserve"> the following are true.</w:t>
       </w:r>
     </w:p>
     <w:p>
@@ -439,30 +1085,27 @@
         <w:rPr>
           <w:b/>
         </w:rPr>
-        <w:t xml:space="preserve">It is directly in the target group.</w:t>
-      </w:r>
-      <w:r>
-        <w:rPr/>
+        <w:t>It is directly in the target group.</w:t>
+      </w:r>
+      <w:r>
         <w:t xml:space="preserve"> Its computer account is a </w:t>
       </w:r>
       <w:r>
         <w:rPr>
           <w:b/>
         </w:rPr>
-        <w:t xml:space="preserve">direct member</w:t>
-      </w:r>
-      <w:r>
-        <w:rPr/>
+        <w:t>direct member</w:t>
+      </w:r>
+      <w:r>
         <w:t xml:space="preserve"> of the group. Servers that are only in a </w:t>
       </w:r>
       <w:r>
         <w:rPr>
           <w:b/>
         </w:rPr>
-        <w:t xml:space="preserve">nested sub-group are not included</w:t>
-      </w:r>
-      <w:r>
-        <w:rPr/>
+        <w:t>nested sub-group are not included</w:t>
+      </w:r>
+      <w:r>
         <w:t xml:space="preserve"> — the run log names any nested group it ignored.</w:t>
       </w:r>
     </w:p>
@@ -478,10 +1121,9 @@
         <w:rPr>
           <w:b/>
         </w:rPr>
-        <w:t xml:space="preserve">Its account is an enabled computer account.</w:t>
-      </w:r>
-      <w:r>
-        <w:rPr/>
+        <w:t>Its account is an enabled computer account.</w:t>
+      </w:r>
+      <w:r>
         <w:t xml:space="preserve"> Disabled accounts, users and contacts are ignored.</w:t>
       </w:r>
     </w:p>
@@ -497,10 +1139,9 @@
         <w:rPr>
           <w:b/>
         </w:rPr>
-        <w:t xml:space="preserve">It reports a pending reboot</w:t>
-      </w:r>
-      <w:r>
-        <w:rPr/>
+        <w:t>It reports a pending reboot</w:t>
+      </w:r>
+      <w:r>
         <w:t xml:space="preserve"> from any of:</w:t>
       </w:r>
     </w:p>
@@ -521,10 +1162,9 @@
         <w:rPr>
           <w:b/>
         </w:rPr>
-        <w:t xml:space="preserve">Windows Component Based Servicing</w:t>
-      </w:r>
-      <w:r>
-        <w:rPr/>
+        <w:t>Windows Component Based Servicing</w:t>
+      </w:r>
+      <w:r>
         <w:t xml:space="preserve"> (e.g. DISM feature changes, component servicing),</w:t>
       </w:r>
     </w:p>
@@ -540,10 +1180,9 @@
         <w:rPr>
           <w:b/>
         </w:rPr>
-        <w:t xml:space="preserve">Windows Update</w:t>
-      </w:r>
-      <w:r>
-        <w:rPr/>
+        <w:t>Windows Update</w:t>
+      </w:r>
+      <w:r>
         <w:t xml:space="preserve"> (installed patches that need a reboot),</w:t>
       </w:r>
     </w:p>
@@ -559,11 +1198,26 @@
         <w:rPr>
           <w:b/>
         </w:rPr>
-        <w:t xml:space="preserve">SCCM / ConfigMgr</w:t>
-      </w:r>
-      <w:r>
-        <w:rPr/>
-        <w:t xml:space="preserve"> (updates or apps the ConfigMgr client flagged).</w:t>
+        <w:t xml:space="preserve">SCCM / </w:t>
+      </w:r>
+      <w:proofErr w:type="spellStart"/>
+      <w:r>
+        <w:rPr>
+          <w:b/>
+        </w:rPr>
+        <w:t>ConfigMgr</w:t>
+      </w:r>
+      <w:proofErr w:type="spellEnd"/>
+      <w:r>
+        <w:t xml:space="preserve"> (updates or apps the </w:t>
+      </w:r>
+      <w:proofErr w:type="spellStart"/>
+      <w:r>
+        <w:t>ConfigMgr</w:t>
+      </w:r>
+      <w:proofErr w:type="spellEnd"/>
+      <w:r>
+        <w:t xml:space="preserve"> client flagged).</w:t>
       </w:r>
     </w:p>
     <w:p>
@@ -583,10 +1237,9 @@
         <w:rPr>
           <w:b/>
         </w:rPr>
-        <w:t xml:space="preserve">The run is in Reboot mode.</w:t>
-      </w:r>
-      <w:r>
-        <w:rPr/>
+        <w:t>The run is in Reboot mode.</w:t>
+      </w:r>
+      <w:r>
         <w:t xml:space="preserve"> A Report Only run never reboots.</w:t>
       </w:r>
     </w:p>
@@ -603,31 +1256,28 @@
         <w:rPr>
           <w:b/>
         </w:rPr>
-        <w:t xml:space="preserve">Safety rule:</w:t>
-      </w:r>
-      <w:r>
-        <w:rPr/>
+        <w:t>Safety rule:</w:t>
+      </w:r>
+      <w:r>
         <w:t xml:space="preserve"> if a server's pending state </w:t>
       </w:r>
       <w:r>
         <w:rPr>
           <w:b/>
         </w:rPr>
-        <w:t xml:space="preserve">cannot be read</w:t>
-      </w:r>
-      <w:r>
-        <w:rPr/>
+        <w:t>cannot be read</w:t>
+      </w:r>
+      <w:r>
         <w:t xml:space="preserve"> (for example it is down, or unreachable over WMI/RPC from the PowerShell host), it is </w:t>
       </w:r>
       <w:r>
         <w:rPr>
           <w:b/>
         </w:rPr>
-        <w:t xml:space="preserve">skipped and reported as an error — never rebooted</w:t>
-      </w:r>
-      <w:r>
-        <w:rPr/>
-        <w:t xml:space="preserve">.</w:t>
+        <w:t>skipped and reported as an error — never rebooted</w:t>
+      </w:r>
+      <w:r>
+        <w:t>.</w:t>
       </w:r>
     </w:p>
     <w:p>
@@ -638,30 +1288,41 @@
         <w:rPr>
           <w:b/>
         </w:rPr>
-        <w:t xml:space="preserve">Coverage note:</w:t>
-      </w:r>
-      <w:r>
-        <w:rPr/>
+        <w:t xml:space="preserve">Coverage </w:t>
+      </w:r>
+      <w:proofErr w:type="gramStart"/>
+      <w:r>
+        <w:rPr>
+          <w:b/>
+        </w:rPr>
+        <w:t>note</w:t>
+      </w:r>
+      <w:proofErr w:type="gramEnd"/>
+      <w:r>
+        <w:rPr>
+          <w:b/>
+        </w:rPr>
+        <w:t>:</w:t>
+      </w:r>
+      <w:r>
         <w:t xml:space="preserve"> the check does </w:t>
       </w:r>
       <w:r>
         <w:rPr>
           <w:b/>
         </w:rPr>
-        <w:t xml:space="preserve">not</w:t>
-      </w:r>
-      <w:r>
-        <w:rPr/>
+        <w:t>not</w:t>
+      </w:r>
+      <w:r>
         <w:t xml:space="preserve"> detect "pending file rename" or "pending computer rename". A server pending a reboot </w:t>
       </w:r>
       <w:r>
         <w:rPr>
           <w:i/>
         </w:rPr>
-        <w:t xml:space="preserve">only</w:t>
-      </w:r>
-      <w:r>
-        <w:rPr/>
+        <w:t>only</w:t>
+      </w:r>
+      <w:r>
         <w:t xml:space="preserve"> for those reasons is not rebooted.</w:t>
       </w:r>
     </w:p>
@@ -669,10 +1330,11 @@
       <w:pPr>
         <w:pStyle w:val="Heading1"/>
       </w:pPr>
-      <w:r>
-        <w:rPr/>
-        <w:t xml:space="preserve">3. Running the workflow</w:t>
-      </w:r>
+      <w:bookmarkStart w:id="3" w:name="_Toc241479032"/>
+      <w:r>
+        <w:t>3. Running the workflow</w:t>
+      </w:r>
+      <w:bookmarkEnd w:id="3"/>
     </w:p>
     <w:p>
       <w:pPr>
@@ -683,41 +1345,37 @@
         </w:numPr>
       </w:pPr>
       <w:r>
-        <w:rPr/>
         <w:t xml:space="preserve">In the </w:t>
       </w:r>
       <w:r>
         <w:rPr>
           <w:b/>
         </w:rPr>
-        <w:t xml:space="preserve">Orchestrator Client</w:t>
-      </w:r>
-      <w:r>
-        <w:rPr/>
+        <w:t>Orchestrator Client</w:t>
+      </w:r>
+      <w:r>
         <w:t xml:space="preserve">, open </w:t>
       </w:r>
       <w:r>
         <w:rPr>
+          <w:rFonts w:ascii="Consolas" w:hAnsi="Consolas"/>
           <w:b/>
-          <w:rFonts w:ascii="Consolas" w:hAnsi="Consolas"/>
           <w:sz w:val="18"/>
-          <w:shd w:val="clear" w:fill="EEF1F4"/>
-        </w:rPr>
-        <w:t xml:space="preserve">Reboot Servers in AD Group</w:t>
-      </w:r>
-      <w:r>
-        <w:rPr/>
+          <w:shd w:val="clear" w:color="auto" w:fill="EEF1F4"/>
+        </w:rPr>
+        <w:t>Reboot Servers in AD Group</w:t>
+      </w:r>
+      <w:r>
         <w:t xml:space="preserve"> and click </w:t>
       </w:r>
       <w:r>
         <w:rPr>
           <w:b/>
         </w:rPr>
-        <w:t xml:space="preserve">Run</w:t>
-      </w:r>
-      <w:r>
-        <w:rPr/>
-        <w:t xml:space="preserve">.</w:t>
+        <w:t>Run</w:t>
+      </w:r>
+      <w:r>
+        <w:t>.</w:t>
       </w:r>
     </w:p>
     <w:p>
@@ -729,8 +1387,7 @@
         </w:numPr>
       </w:pPr>
       <w:r>
-        <w:rPr/>
-        <w:t xml:space="preserve">Fill in the form (below).</w:t>
+        <w:t>Fill in the form (below).</w:t>
       </w:r>
     </w:p>
     <w:p>
@@ -742,28 +1399,25 @@
         </w:numPr>
       </w:pPr>
       <w:r>
-        <w:rPr/>
         <w:t xml:space="preserve">For a dry run, set </w:t>
       </w:r>
       <w:r>
         <w:rPr>
           <w:b/>
         </w:rPr>
-        <w:t xml:space="preserve">Reboot or Report Only</w:t>
-      </w:r>
-      <w:r>
-        <w:rPr/>
+        <w:t>Reboot or Report Only</w:t>
+      </w:r>
+      <w:r>
         <w:t xml:space="preserve"> to </w:t>
       </w:r>
       <w:r>
         <w:rPr>
           <w:b/>
         </w:rPr>
-        <w:t xml:space="preserve">Report Only</w:t>
-      </w:r>
-      <w:r>
-        <w:rPr/>
-        <w:t xml:space="preserve">.</w:t>
+        <w:t>Report Only</w:t>
+      </w:r>
+      <w:r>
+        <w:t>.</w:t>
       </w:r>
     </w:p>
     <w:p>
@@ -775,52 +1429,72 @@
         </w:numPr>
       </w:pPr>
       <w:r>
-        <w:rPr/>
         <w:t xml:space="preserve">Click </w:t>
       </w:r>
       <w:r>
         <w:rPr>
           <w:b/>
         </w:rPr>
-        <w:t xml:space="preserve">Run</w:t>
-      </w:r>
-      <w:r>
-        <w:rPr/>
+        <w:t>Run</w:t>
+      </w:r>
+      <w:r>
         <w:t xml:space="preserve"> and watch the </w:t>
       </w:r>
       <w:r>
         <w:rPr>
           <w:b/>
         </w:rPr>
-        <w:t xml:space="preserve">Logs</w:t>
-      </w:r>
-      <w:r>
-        <w:rPr/>
-        <w:t xml:space="preserve"> tab. The last line summarises the run: </w:t>
+        <w:t>Logs</w:t>
+      </w:r>
+      <w:r>
+        <w:t xml:space="preserve"> tab. The last line </w:t>
+      </w:r>
+      <w:proofErr w:type="spellStart"/>
+      <w:r>
+        <w:t>summarises</w:t>
+      </w:r>
+      <w:proofErr w:type="spellEnd"/>
+      <w:r>
+        <w:t xml:space="preserve"> the run</w:t>
+      </w:r>
+      <w:proofErr w:type="gramStart"/>
+      <w:r>
+        <w:t xml:space="preserve">: </w:t>
       </w:r>
       <w:r>
         <w:rPr>
           <w:rFonts w:ascii="Consolas" w:hAnsi="Consolas"/>
           <w:sz w:val="18"/>
-          <w:shd w:val="clear" w:fill="EEF1F4"/>
-        </w:rPr>
-        <w:t xml:space="preserve"/>
-      </w:r>
+          <w:shd w:val="clear" w:color="auto" w:fill="EEF1F4"/>
+        </w:rPr>
+        <w:t xml:space="preserve"> Invoke</w:t>
+      </w:r>
+      <w:proofErr w:type="gramEnd"/>
       <w:r>
         <w:rPr>
           <w:rFonts w:ascii="Consolas" w:hAnsi="Consolas"/>
           <w:sz w:val="18"/>
-          <w:shd w:val="clear" w:fill="EEF1F4"/>
-        </w:rPr>
-        <w:t xml:space="preserve"> Invoke Server Reboot | group=&lt;group&gt; | rebootMode=&lt;mode&gt; | &lt;summary&gt; </w:t>
-      </w:r>
+          <w:shd w:val="clear" w:color="auto" w:fill="EEF1F4"/>
+        </w:rPr>
+        <w:t xml:space="preserve"> Server Reboot | group=&lt;group&gt; | </w:t>
+      </w:r>
+      <w:proofErr w:type="spellStart"/>
       <w:r>
         <w:rPr>
           <w:rFonts w:ascii="Consolas" w:hAnsi="Consolas"/>
           <w:sz w:val="18"/>
-          <w:shd w:val="clear" w:fill="EEF1F4"/>
-        </w:rPr>
-        <w:t xml:space="preserve"/>
+          <w:shd w:val="clear" w:color="auto" w:fill="EEF1F4"/>
+        </w:rPr>
+        <w:t>rebootMode</w:t>
+      </w:r>
+      <w:proofErr w:type="spellEnd"/>
+      <w:r>
+        <w:rPr>
+          <w:rFonts w:ascii="Consolas" w:hAnsi="Consolas"/>
+          <w:sz w:val="18"/>
+          <w:shd w:val="clear" w:color="auto" w:fill="EEF1F4"/>
+        </w:rPr>
+        <w:t xml:space="preserve">=&lt;mode&gt; | &lt;summary&gt; </w:t>
       </w:r>
     </w:p>
     <w:p>
@@ -832,29 +1506,29 @@
       <w:pPr>
         <w:pStyle w:val="Heading2"/>
       </w:pPr>
-      <w:r>
-        <w:rPr/>
-        <w:t xml:space="preserve">Form fields</w:t>
-      </w:r>
+      <w:bookmarkStart w:id="4" w:name="_Toc241479033"/>
+      <w:proofErr w:type="gramStart"/>
+      <w:r>
+        <w:lastRenderedPageBreak/>
+        <w:t>Form</w:t>
+      </w:r>
+      <w:proofErr w:type="gramEnd"/>
+      <w:r>
+        <w:t xml:space="preserve"> fields</w:t>
+      </w:r>
+      <w:bookmarkEnd w:id="4"/>
     </w:p>
     <w:tbl>
       <w:tblPr>
         <w:tblStyle w:val="TableGrid"/>
         <w:tblW w:w="5000" w:type="pct"/>
+        <w:tblInd w:w="0" w:type="dxa"/>
         <w:tblBorders>
           <w:top w:val="single" w:sz="4" w:space="0" w:color="B2BDC7"/>
           <w:bottom w:val="single" w:sz="4" w:space="0" w:color="B2BDC7"/>
-          <w:left w:val="none" w:sz="0" w:space="0" w:color="auto"/>
-          <w:right w:val="none" w:sz="0" w:space="0" w:color="auto"/>
           <w:insideH w:val="single" w:sz="2" w:space="0" w:color="D4DAE1"/>
-          <w:insideV w:val="none" w:sz="0" w:space="0" w:color="auto"/>
         </w:tblBorders>
-        <w:tblCellMar>
-          <w:top w:w="80" w:type="dxa"/>
-          <w:left w:w="110" w:type="dxa"/>
-          <w:bottom w:w="80" w:type="dxa"/>
-          <w:right w:w="110" w:type="dxa"/>
-        </w:tblCellMar>
+        <w:tblLook w:val="04A0" w:firstRow="1" w:lastRow="0" w:firstColumn="1" w:lastColumn="0" w:noHBand="0" w:noVBand="1"/>
       </w:tblPr>
       <w:tblGrid>
         <w:gridCol w:w="3276"/>
@@ -862,13 +1536,13 @@
       </w:tblGrid>
       <w:tr>
         <w:trPr>
+          <w:cantSplit/>
           <w:tblHeader/>
-          <w:cantSplit/>
         </w:trPr>
         <w:tc>
           <w:tcPr>
             <w:tcW w:w="3276" w:type="dxa"/>
-            <w:shd w:val="clear" w:fill="1F5C8B"/>
+            <w:shd w:val="clear" w:color="auto" w:fill="1F5C8B"/>
             <w:vAlign w:val="center"/>
           </w:tcPr>
           <w:p>
@@ -881,14 +1555,14 @@
                 <w:color w:val="FFFFFF"/>
                 <w:sz w:val="17"/>
               </w:rPr>
-              <w:t xml:space="preserve">Field</w:t>
+              <w:t>Field</w:t>
             </w:r>
           </w:p>
         </w:tc>
         <w:tc>
           <w:tcPr>
             <w:tcW w:w="6084" w:type="dxa"/>
-            <w:shd w:val="clear" w:fill="1F5C8B"/>
+            <w:shd w:val="clear" w:color="auto" w:fill="1F5C8B"/>
             <w:vAlign w:val="center"/>
           </w:tcPr>
           <w:p>
@@ -901,7 +1575,7 @@
                 <w:color w:val="FFFFFF"/>
                 <w:sz w:val="17"/>
               </w:rPr>
-              <w:t xml:space="preserve">What to enter</w:t>
+              <w:t>What to enter</w:t>
             </w:r>
           </w:p>
         </w:tc>
@@ -919,13 +1593,14 @@
             <w:pPr>
               <w:pStyle w:val="TableCell"/>
             </w:pPr>
-            <w:r>
-              <w:rPr>
-                <w:sz w:val="18"/>
+            <w:proofErr w:type="spellStart"/>
+            <w:r>
+              <w:rPr>
                 <w:b/>
               </w:rPr>
-              <w:t xml:space="preserve">adGroupDn</w:t>
-            </w:r>
+              <w:t>adGroupDn</w:t>
+            </w:r>
+            <w:proofErr w:type="spellEnd"/>
           </w:p>
         </w:tc>
         <w:tc>
@@ -938,32 +1613,77 @@
               <w:pStyle w:val="TableCell"/>
             </w:pPr>
             <w:r>
-              <w:rPr>
-                <w:sz w:val="18"/>
-              </w:rPr>
               <w:t xml:space="preserve">The target group's full distinguished name, e.g. </w:t>
             </w:r>
             <w:r>
               <w:rPr>
-                <w:sz w:val="18"/>
                 <w:rFonts w:ascii="Consolas" w:hAnsi="Consolas"/>
-                <w:sz w:val="18"/>
-                <w:shd w:val="clear" w:fill="EEF1F4"/>
-              </w:rPr>
-              <w:t xml:space="preserve">CN=Security-Reboot-Servers,OU=Groups,DC=vcf,DC=lab</w:t>
-            </w:r>
-            <w:r>
-              <w:rPr>
-                <w:sz w:val="18"/>
-              </w:rPr>
+                <w:shd w:val="clear" w:color="auto" w:fill="EEF1F4"/>
+              </w:rPr>
+              <w:t>CN=Security-Reboot-</w:t>
+            </w:r>
+            <w:proofErr w:type="spellStart"/>
+            <w:proofErr w:type="gramStart"/>
+            <w:r>
+              <w:rPr>
+                <w:rFonts w:ascii="Consolas" w:hAnsi="Consolas"/>
+                <w:shd w:val="clear" w:color="auto" w:fill="EEF1F4"/>
+              </w:rPr>
+              <w:t>Servers,OU</w:t>
+            </w:r>
+            <w:proofErr w:type="spellEnd"/>
+            <w:proofErr w:type="gramEnd"/>
+            <w:r>
+              <w:rPr>
+                <w:rFonts w:ascii="Consolas" w:hAnsi="Consolas"/>
+                <w:shd w:val="clear" w:color="auto" w:fill="EEF1F4"/>
+              </w:rPr>
+              <w:t>=</w:t>
+            </w:r>
+            <w:proofErr w:type="spellStart"/>
+            <w:proofErr w:type="gramStart"/>
+            <w:r>
+              <w:rPr>
+                <w:rFonts w:ascii="Consolas" w:hAnsi="Consolas"/>
+                <w:shd w:val="clear" w:color="auto" w:fill="EEF1F4"/>
+              </w:rPr>
+              <w:t>Groups,DC</w:t>
+            </w:r>
+            <w:proofErr w:type="spellEnd"/>
+            <w:proofErr w:type="gramEnd"/>
+            <w:r>
+              <w:rPr>
+                <w:rFonts w:ascii="Consolas" w:hAnsi="Consolas"/>
+                <w:shd w:val="clear" w:color="auto" w:fill="EEF1F4"/>
+              </w:rPr>
+              <w:t>=</w:t>
+            </w:r>
+            <w:proofErr w:type="spellStart"/>
+            <w:proofErr w:type="gramStart"/>
+            <w:r>
+              <w:rPr>
+                <w:rFonts w:ascii="Consolas" w:hAnsi="Consolas"/>
+                <w:shd w:val="clear" w:color="auto" w:fill="EEF1F4"/>
+              </w:rPr>
+              <w:t>vcf,DC</w:t>
+            </w:r>
+            <w:proofErr w:type="spellEnd"/>
+            <w:proofErr w:type="gramEnd"/>
+            <w:r>
+              <w:rPr>
+                <w:rFonts w:ascii="Consolas" w:hAnsi="Consolas"/>
+                <w:shd w:val="clear" w:color="auto" w:fill="EEF1F4"/>
+              </w:rPr>
+              <w:t>=lab</w:t>
+            </w:r>
+            <w:r>
               <w:t xml:space="preserve">. The domain is taken from this, so there is no separate domain field. </w:t>
             </w:r>
             <w:r>
               <w:rPr>
-                <w:sz w:val="18"/>
                 <w:b/>
               </w:rPr>
-              <w:t xml:space="preserve">Required</w:t>
+              <w:t>Required</w:t>
             </w:r>
           </w:p>
         </w:tc>
@@ -975,64 +1695,54 @@
         <w:tc>
           <w:tcPr>
             <w:tcW w:w="3276" w:type="dxa"/>
-            <w:shd w:val="clear" w:fill="F2F4F6"/>
-            <w:vAlign w:val="center"/>
-          </w:tcPr>
-          <w:p>
-            <w:pPr>
-              <w:pStyle w:val="TableCell"/>
-            </w:pPr>
-            <w:r>
-              <w:rPr>
-                <w:sz w:val="18"/>
+            <w:shd w:val="clear" w:color="auto" w:fill="F2F4F6"/>
+            <w:vAlign w:val="center"/>
+          </w:tcPr>
+          <w:p>
+            <w:pPr>
+              <w:pStyle w:val="TableCell"/>
+            </w:pPr>
+            <w:r>
+              <w:rPr>
                 <w:b/>
               </w:rPr>
-              <w:t xml:space="preserve">Reboot or Report Only</w:t>
+              <w:t>Reboot or Report Only</w:t>
             </w:r>
           </w:p>
         </w:tc>
         <w:tc>
           <w:tcPr>
             <w:tcW w:w="6084" w:type="dxa"/>
-            <w:shd w:val="clear" w:fill="F2F4F6"/>
-            <w:vAlign w:val="center"/>
-          </w:tcPr>
-          <w:p>
-            <w:pPr>
-              <w:pStyle w:val="TableCell"/>
-            </w:pPr>
-            <w:r>
-              <w:rPr>
-                <w:sz w:val="18"/>
+            <w:shd w:val="clear" w:color="auto" w:fill="F2F4F6"/>
+            <w:vAlign w:val="center"/>
+          </w:tcPr>
+          <w:p>
+            <w:pPr>
+              <w:pStyle w:val="TableCell"/>
+            </w:pPr>
+            <w:r>
+              <w:rPr>
                 <w:b/>
               </w:rPr>
-              <w:t xml:space="preserve">Reboot</w:t>
-            </w:r>
-            <w:r>
-              <w:rPr>
-                <w:sz w:val="18"/>
-              </w:rPr>
+              <w:t>Reboot</w:t>
+            </w:r>
+            <w:r>
               <w:t xml:space="preserve"> to reboot pending servers; </w:t>
             </w:r>
             <w:r>
               <w:rPr>
-                <w:sz w:val="18"/>
                 <w:b/>
               </w:rPr>
-              <w:t xml:space="preserve">Report Only</w:t>
-            </w:r>
-            <w:r>
-              <w:rPr>
-                <w:sz w:val="18"/>
-              </w:rPr>
+              <w:t>Report Only</w:t>
+            </w:r>
+            <w:r>
               <w:t xml:space="preserve"> for a dry run. </w:t>
             </w:r>
             <w:r>
               <w:rPr>
-                <w:sz w:val="18"/>
                 <w:b/>
               </w:rPr>
-              <w:t xml:space="preserve">Required</w:t>
+              <w:t>Required</w:t>
             </w:r>
           </w:p>
         </w:tc>
@@ -1052,10 +1762,9 @@
             </w:pPr>
             <w:r>
               <w:rPr>
-                <w:sz w:val="18"/>
                 <w:b/>
               </w:rPr>
-              <w:t xml:space="preserve">Run Allow USB and Make TermSrv.dll Editable Script?</w:t>
+              <w:t>Run Allow USB and Make TermSrv.dll Editable Script?</w:t>
             </w:r>
           </w:p>
         </w:tc>
@@ -1070,15 +1779,11 @@
             </w:pPr>
             <w:r>
               <w:rPr>
-                <w:sz w:val="18"/>
                 <w:b/>
               </w:rPr>
-              <w:t xml:space="preserve">Leave unchecked.</w:t>
-            </w:r>
-            <w:r>
-              <w:rPr>
-                <w:sz w:val="18"/>
-              </w:rPr>
+              <w:t>Leave unchecked.</w:t>
+            </w:r>
+            <w:r>
               <w:t xml:space="preserve"> Runs a security-sensitive step before each reboot — see §6</w:t>
             </w:r>
           </w:p>
@@ -1091,37 +1796,35 @@
         <w:tc>
           <w:tcPr>
             <w:tcW w:w="3276" w:type="dxa"/>
-            <w:shd w:val="clear" w:fill="F2F4F6"/>
-            <w:vAlign w:val="center"/>
-          </w:tcPr>
-          <w:p>
-            <w:pPr>
-              <w:pStyle w:val="TableCell"/>
-            </w:pPr>
-            <w:r>
-              <w:rPr>
-                <w:sz w:val="18"/>
+            <w:shd w:val="clear" w:color="auto" w:fill="F2F4F6"/>
+            <w:vAlign w:val="center"/>
+          </w:tcPr>
+          <w:p>
+            <w:pPr>
+              <w:pStyle w:val="TableCell"/>
+            </w:pPr>
+            <w:proofErr w:type="spellStart"/>
+            <w:r>
+              <w:rPr>
                 <w:b/>
               </w:rPr>
-              <w:t xml:space="preserve">emailReport</w:t>
-            </w:r>
+              <w:t>emailReport</w:t>
+            </w:r>
+            <w:proofErr w:type="spellEnd"/>
           </w:p>
         </w:tc>
         <w:tc>
           <w:tcPr>
             <w:tcW w:w="6084" w:type="dxa"/>
-            <w:shd w:val="clear" w:fill="F2F4F6"/>
-            <w:vAlign w:val="center"/>
-          </w:tcPr>
-          <w:p>
-            <w:pPr>
-              <w:pStyle w:val="TableCell"/>
-            </w:pPr>
-            <w:r>
-              <w:rPr>
-                <w:sz w:val="18"/>
-              </w:rPr>
-              <w:t xml:space="preserve">Tick to email the HTML report</w:t>
+            <w:shd w:val="clear" w:color="auto" w:fill="F2F4F6"/>
+            <w:vAlign w:val="center"/>
+          </w:tcPr>
+          <w:p>
+            <w:pPr>
+              <w:pStyle w:val="TableCell"/>
+            </w:pPr>
+            <w:r>
+              <w:t>Tick to email the HTML report</w:t>
             </w:r>
           </w:p>
         </w:tc>
@@ -1139,13 +1842,14 @@
             <w:pPr>
               <w:pStyle w:val="TableCell"/>
             </w:pPr>
-            <w:r>
-              <w:rPr>
-                <w:sz w:val="18"/>
+            <w:proofErr w:type="spellStart"/>
+            <w:r>
+              <w:rPr>
                 <w:b/>
               </w:rPr>
-              <w:t xml:space="preserve">mailTo</w:t>
-            </w:r>
+              <w:t>mailTo</w:t>
+            </w:r>
+            <w:proofErr w:type="spellEnd"/>
           </w:p>
         </w:tc>
         <w:tc>
@@ -1158,10 +1862,7 @@
               <w:pStyle w:val="TableCell"/>
             </w:pPr>
             <w:r>
-              <w:rPr>
-                <w:sz w:val="18"/>
-              </w:rPr>
-              <w:t xml:space="preserve">Recipients, one address per entry. Required when emailing</w:t>
+              <w:t>Recipients, one address per entry. Required when emailing</w:t>
             </w:r>
           </w:p>
         </w:tc>
@@ -1173,37 +1874,35 @@
         <w:tc>
           <w:tcPr>
             <w:tcW w:w="3276" w:type="dxa"/>
-            <w:shd w:val="clear" w:fill="F2F4F6"/>
-            <w:vAlign w:val="center"/>
-          </w:tcPr>
-          <w:p>
-            <w:pPr>
-              <w:pStyle w:val="TableCell"/>
-            </w:pPr>
-            <w:r>
-              <w:rPr>
-                <w:sz w:val="18"/>
+            <w:shd w:val="clear" w:color="auto" w:fill="F2F4F6"/>
+            <w:vAlign w:val="center"/>
+          </w:tcPr>
+          <w:p>
+            <w:pPr>
+              <w:pStyle w:val="TableCell"/>
+            </w:pPr>
+            <w:proofErr w:type="spellStart"/>
+            <w:r>
+              <w:rPr>
                 <w:b/>
               </w:rPr>
-              <w:t xml:space="preserve">mailCc</w:t>
-            </w:r>
+              <w:t>mailCc</w:t>
+            </w:r>
+            <w:proofErr w:type="spellEnd"/>
           </w:p>
         </w:tc>
         <w:tc>
           <w:tcPr>
             <w:tcW w:w="6084" w:type="dxa"/>
-            <w:shd w:val="clear" w:fill="F2F4F6"/>
-            <w:vAlign w:val="center"/>
-          </w:tcPr>
-          <w:p>
-            <w:pPr>
-              <w:pStyle w:val="TableCell"/>
-            </w:pPr>
-            <w:r>
-              <w:rPr>
-                <w:sz w:val="18"/>
-              </w:rPr>
-              <w:t xml:space="preserve">Optional CC recipients</w:t>
+            <w:shd w:val="clear" w:color="auto" w:fill="F2F4F6"/>
+            <w:vAlign w:val="center"/>
+          </w:tcPr>
+          <w:p>
+            <w:pPr>
+              <w:pStyle w:val="TableCell"/>
+            </w:pPr>
+            <w:r>
+              <w:t>Optional CC recipients</w:t>
             </w:r>
           </w:p>
         </w:tc>
@@ -1221,13 +1920,14 @@
             <w:pPr>
               <w:pStyle w:val="TableCell"/>
             </w:pPr>
-            <w:r>
-              <w:rPr>
-                <w:sz w:val="18"/>
+            <w:proofErr w:type="spellStart"/>
+            <w:r>
+              <w:rPr>
                 <w:b/>
               </w:rPr>
-              <w:t xml:space="preserve">mailSubject</w:t>
-            </w:r>
+              <w:t>mailSubject</w:t>
+            </w:r>
+            <w:proofErr w:type="spellEnd"/>
           </w:p>
         </w:tc>
         <w:tc>
@@ -1240,10 +1940,7 @@
               <w:pStyle w:val="TableCell"/>
             </w:pPr>
             <w:r>
-              <w:rPr>
-                <w:sz w:val="18"/>
-              </w:rPr>
-              <w:t xml:space="preserve">Subject line; the count of servers rebooted is appended to it</w:t>
+              <w:t>Subject line; the count of servers rebooted is appended to it</w:t>
             </w:r>
           </w:p>
         </w:tc>
@@ -1255,37 +1952,35 @@
         <w:tc>
           <w:tcPr>
             <w:tcW w:w="3276" w:type="dxa"/>
-            <w:shd w:val="clear" w:fill="F2F4F6"/>
-            <w:vAlign w:val="center"/>
-          </w:tcPr>
-          <w:p>
-            <w:pPr>
-              <w:pStyle w:val="TableCell"/>
-            </w:pPr>
-            <w:r>
-              <w:rPr>
-                <w:sz w:val="18"/>
+            <w:shd w:val="clear" w:color="auto" w:fill="F2F4F6"/>
+            <w:vAlign w:val="center"/>
+          </w:tcPr>
+          <w:p>
+            <w:pPr>
+              <w:pStyle w:val="TableCell"/>
+            </w:pPr>
+            <w:proofErr w:type="spellStart"/>
+            <w:r>
+              <w:rPr>
                 <w:b/>
               </w:rPr>
-              <w:t xml:space="preserve">smtpServer</w:t>
-            </w:r>
+              <w:t>smtpServer</w:t>
+            </w:r>
+            <w:proofErr w:type="spellEnd"/>
           </w:p>
         </w:tc>
         <w:tc>
           <w:tcPr>
             <w:tcW w:w="6084" w:type="dxa"/>
-            <w:shd w:val="clear" w:fill="F2F4F6"/>
-            <w:vAlign w:val="center"/>
-          </w:tcPr>
-          <w:p>
-            <w:pPr>
-              <w:pStyle w:val="TableCell"/>
-            </w:pPr>
-            <w:r>
-              <w:rPr>
-                <w:sz w:val="18"/>
-              </w:rPr>
-              <w:t xml:space="preserve">Your mail relay. Required when emailing</w:t>
+            <w:shd w:val="clear" w:color="auto" w:fill="F2F4F6"/>
+            <w:vAlign w:val="center"/>
+          </w:tcPr>
+          <w:p>
+            <w:pPr>
+              <w:pStyle w:val="TableCell"/>
+            </w:pPr>
+            <w:r>
+              <w:t>Your mail relay. Required when emailing</w:t>
             </w:r>
           </w:p>
         </w:tc>
@@ -1301,99 +1996,105 @@
         <w:pStyle w:val="BodyText"/>
       </w:pPr>
       <w:r>
-        <w:rPr/>
-        <w:t xml:space="preserve">The delay between reboots (10s), the time each server has to come back (600s) and how often it is re-checked (30s) are set on the workflow by the administrator and are the same for every run.</w:t>
+        <w:t xml:space="preserve">The delay between reboots (10s), the time each server </w:t>
+      </w:r>
+      <w:proofErr w:type="gramStart"/>
+      <w:r>
+        <w:t>has to</w:t>
+      </w:r>
+      <w:proofErr w:type="gramEnd"/>
+      <w:r>
+        <w:t xml:space="preserve"> come back (600s) and how often it is re-checked (30s) are set on the workflow by the administrator and are the same for every run.</w:t>
       </w:r>
     </w:p>
     <w:p>
       <w:pPr>
         <w:pStyle w:val="Heading2"/>
       </w:pPr>
-      <w:r>
-        <w:rPr/>
-        <w:t xml:space="preserve">Running from a schedule or the API</w:t>
-      </w:r>
+      <w:bookmarkStart w:id="5" w:name="_Toc241479034"/>
+      <w:r>
+        <w:t>Running from a schedule or the API</w:t>
+      </w:r>
+      <w:bookmarkEnd w:id="5"/>
     </w:p>
     <w:p>
       <w:pPr>
         <w:pStyle w:val="BodyText"/>
       </w:pPr>
       <w:r>
-        <w:rPr/>
         <w:t xml:space="preserve">Pass the same inputs. </w:t>
       </w:r>
+      <w:proofErr w:type="spellStart"/>
       <w:r>
         <w:rPr>
           <w:rFonts w:ascii="Consolas" w:hAnsi="Consolas"/>
           <w:sz w:val="18"/>
-          <w:shd w:val="clear" w:fill="EEF1F4"/>
-        </w:rPr>
-        <w:t xml:space="preserve">rebootMode</w:t>
-      </w:r>
-      <w:r>
-        <w:rPr/>
+          <w:shd w:val="clear" w:color="auto" w:fill="EEF1F4"/>
+        </w:rPr>
+        <w:t>rebootMode</w:t>
+      </w:r>
+      <w:proofErr w:type="spellEnd"/>
+      <w:r>
         <w:t xml:space="preserve"> must be exactly </w:t>
       </w:r>
       <w:r>
         <w:rPr>
+          <w:rFonts w:ascii="Consolas" w:hAnsi="Consolas"/>
           <w:b/>
+          <w:sz w:val="18"/>
+          <w:shd w:val="clear" w:color="auto" w:fill="EEF1F4"/>
+        </w:rPr>
+        <w:t>reboot</w:t>
+      </w:r>
+      <w:r>
+        <w:t xml:space="preserve"> (lower case) to reboot; any other value, including </w:t>
+      </w:r>
+      <w:r>
+        <w:rPr>
           <w:rFonts w:ascii="Consolas" w:hAnsi="Consolas"/>
           <w:sz w:val="18"/>
-          <w:shd w:val="clear" w:fill="EEF1F4"/>
-        </w:rPr>
-        <w:t xml:space="preserve">reboot</w:t>
-      </w:r>
-      <w:r>
-        <w:rPr/>
-        <w:t xml:space="preserve"> (lower case) to reboot; any other value, including </w:t>
-      </w:r>
-      <w:r>
-        <w:rPr>
-          <w:rFonts w:ascii="Consolas" w:hAnsi="Consolas"/>
-          <w:sz w:val="18"/>
-          <w:shd w:val="clear" w:fill="EEF1F4"/>
-        </w:rPr>
-        <w:t xml:space="preserve">report-only</w:t>
-      </w:r>
-      <w:r>
-        <w:rPr/>
-        <w:t xml:space="preserve">, is a report-only run.</w:t>
+          <w:shd w:val="clear" w:color="auto" w:fill="EEF1F4"/>
+        </w:rPr>
+        <w:t>report-only</w:t>
+      </w:r>
+      <w:r>
+        <w:t>, is a report-only run.</w:t>
       </w:r>
     </w:p>
     <w:p>
       <w:pPr>
         <w:pStyle w:val="Heading1"/>
       </w:pPr>
-      <w:r>
-        <w:rPr/>
-        <w:t xml:space="preserve">4. Reading the results</w:t>
-      </w:r>
+      <w:bookmarkStart w:id="6" w:name="_Toc241479035"/>
+      <w:r>
+        <w:t>4. Reading the results</w:t>
+      </w:r>
+      <w:bookmarkEnd w:id="6"/>
     </w:p>
     <w:p>
       <w:pPr>
         <w:pStyle w:val="Heading2"/>
       </w:pPr>
-      <w:r>
-        <w:rPr/>
-        <w:t xml:space="preserve">Per-server status</w:t>
-      </w:r>
+      <w:bookmarkStart w:id="7" w:name="_Toc241479036"/>
+      <w:r>
+        <w:t>Per-server status</w:t>
+      </w:r>
+      <w:bookmarkEnd w:id="7"/>
     </w:p>
     <w:p>
       <w:pPr>
         <w:pStyle w:val="BodyText"/>
       </w:pPr>
       <w:r>
-        <w:rPr/>
         <w:t xml:space="preserve">Each server appears in the log's </w:t>
       </w:r>
       <w:r>
         <w:rPr>
           <w:i/>
         </w:rPr>
-        <w:t xml:space="preserve">per-server outcome</w:t>
-      </w:r>
-      <w:r>
-        <w:rPr/>
+        <w:t>per-server outcome</w:t>
+      </w:r>
+      <w:r>
         <w:t xml:space="preserve"> table and in the emailed report with one of:</w:t>
       </w:r>
     </w:p>
@@ -1401,20 +2102,13 @@
       <w:tblPr>
         <w:tblStyle w:val="TableGrid"/>
         <w:tblW w:w="5000" w:type="pct"/>
+        <w:tblInd w:w="0" w:type="dxa"/>
         <w:tblBorders>
           <w:top w:val="single" w:sz="4" w:space="0" w:color="B2BDC7"/>
           <w:bottom w:val="single" w:sz="4" w:space="0" w:color="B2BDC7"/>
-          <w:left w:val="none" w:sz="0" w:space="0" w:color="auto"/>
-          <w:right w:val="none" w:sz="0" w:space="0" w:color="auto"/>
           <w:insideH w:val="single" w:sz="2" w:space="0" w:color="D4DAE1"/>
-          <w:insideV w:val="none" w:sz="0" w:space="0" w:color="auto"/>
         </w:tblBorders>
-        <w:tblCellMar>
-          <w:top w:w="80" w:type="dxa"/>
-          <w:left w:w="110" w:type="dxa"/>
-          <w:bottom w:w="80" w:type="dxa"/>
-          <w:right w:w="110" w:type="dxa"/>
-        </w:tblCellMar>
+        <w:tblLook w:val="04A0" w:firstRow="1" w:lastRow="0" w:firstColumn="1" w:lastColumn="0" w:noHBand="0" w:noVBand="1"/>
       </w:tblPr>
       <w:tblGrid>
         <w:gridCol w:w="3089"/>
@@ -1422,13 +2116,13 @@
       </w:tblGrid>
       <w:tr>
         <w:trPr>
+          <w:cantSplit/>
           <w:tblHeader/>
-          <w:cantSplit/>
         </w:trPr>
         <w:tc>
           <w:tcPr>
             <w:tcW w:w="3089" w:type="dxa"/>
-            <w:shd w:val="clear" w:fill="1F5C8B"/>
+            <w:shd w:val="clear" w:color="auto" w:fill="1F5C8B"/>
             <w:vAlign w:val="center"/>
           </w:tcPr>
           <w:p>
@@ -1441,14 +2135,14 @@
                 <w:color w:val="FFFFFF"/>
                 <w:sz w:val="17"/>
               </w:rPr>
-              <w:t xml:space="preserve">Status</w:t>
+              <w:t>Status</w:t>
             </w:r>
           </w:p>
         </w:tc>
         <w:tc>
           <w:tcPr>
             <w:tcW w:w="6271" w:type="dxa"/>
-            <w:shd w:val="clear" w:fill="1F5C8B"/>
+            <w:shd w:val="clear" w:color="auto" w:fill="1F5C8B"/>
             <w:vAlign w:val="center"/>
           </w:tcPr>
           <w:p>
@@ -1461,7 +2155,7 @@
                 <w:color w:val="FFFFFF"/>
                 <w:sz w:val="17"/>
               </w:rPr>
-              <w:t xml:space="preserve">Meaning</w:t>
+              <w:t>Meaning</w:t>
             </w:r>
           </w:p>
         </w:tc>
@@ -1481,10 +2175,9 @@
             </w:pPr>
             <w:r>
               <w:rPr>
-                <w:sz w:val="18"/>
                 <w:b/>
               </w:rPr>
-              <w:t xml:space="preserve">Rebooted</w:t>
+              <w:t>Rebooted</w:t>
             </w:r>
           </w:p>
         </w:tc>
@@ -1498,10 +2191,7 @@
               <w:pStyle w:val="TableCell"/>
             </w:pPr>
             <w:r>
-              <w:rPr>
-                <w:sz w:val="18"/>
-              </w:rPr>
-              <w:t xml:space="preserve">Reboot issued and the server confirmed back online (its boot time advanced)</w:t>
+              <w:t>Reboot issued and the server confirmed back online (its boot time advanced)</w:t>
             </w:r>
           </w:p>
         </w:tc>
@@ -1513,44 +2203,41 @@
         <w:tc>
           <w:tcPr>
             <w:tcW w:w="3089" w:type="dxa"/>
-            <w:shd w:val="clear" w:fill="F2F4F6"/>
-            <w:vAlign w:val="center"/>
-          </w:tcPr>
-          <w:p>
-            <w:pPr>
-              <w:pStyle w:val="TableCell"/>
-            </w:pPr>
-            <w:r>
-              <w:rPr>
-                <w:sz w:val="18"/>
+            <w:shd w:val="clear" w:color="auto" w:fill="F2F4F6"/>
+            <w:vAlign w:val="center"/>
+          </w:tcPr>
+          <w:p>
+            <w:pPr>
+              <w:pStyle w:val="TableCell"/>
+            </w:pPr>
+            <w:proofErr w:type="spellStart"/>
+            <w:r>
+              <w:rPr>
                 <w:b/>
               </w:rPr>
-              <w:t xml:space="preserve">NotReturned</w:t>
-            </w:r>
+              <w:t>NotReturned</w:t>
+            </w:r>
+            <w:proofErr w:type="spellEnd"/>
           </w:p>
         </w:tc>
         <w:tc>
           <w:tcPr>
             <w:tcW w:w="6271" w:type="dxa"/>
-            <w:shd w:val="clear" w:fill="F2F4F6"/>
-            <w:vAlign w:val="center"/>
-          </w:tcPr>
-          <w:p>
-            <w:pPr>
-              <w:pStyle w:val="TableCell"/>
-            </w:pPr>
-            <w:r>
-              <w:rPr>
-                <w:sz w:val="18"/>
-              </w:rPr>
+            <w:shd w:val="clear" w:color="auto" w:fill="F2F4F6"/>
+            <w:vAlign w:val="center"/>
+          </w:tcPr>
+          <w:p>
+            <w:pPr>
+              <w:pStyle w:val="TableCell"/>
+            </w:pPr>
+            <w:r>
               <w:t xml:space="preserve">Reboot issued but the server did not come back within the timeout — </w:t>
             </w:r>
             <w:r>
               <w:rPr>
-                <w:sz w:val="18"/>
                 <w:b/>
               </w:rPr>
-              <w:t xml:space="preserve">investigate now</w:t>
+              <w:t>investigate now</w:t>
             </w:r>
           </w:p>
         </w:tc>
@@ -1568,13 +2255,14 @@
             <w:pPr>
               <w:pStyle w:val="TableCell"/>
             </w:pPr>
-            <w:r>
-              <w:rPr>
-                <w:sz w:val="18"/>
+            <w:proofErr w:type="spellStart"/>
+            <w:r>
+              <w:rPr>
                 <w:b/>
               </w:rPr>
-              <w:t xml:space="preserve">RebootFailed</w:t>
-            </w:r>
+              <w:t>RebootFailed</w:t>
+            </w:r>
+            <w:proofErr w:type="spellEnd"/>
           </w:p>
         </w:tc>
         <w:tc>
@@ -1586,11 +2274,21 @@
             <w:pPr>
               <w:pStyle w:val="TableCell"/>
             </w:pPr>
-            <w:r>
-              <w:rPr>
-                <w:sz w:val="18"/>
-              </w:rPr>
-              <w:t xml:space="preserve">The reboot command was rejected (e.g. access denied, RPC unavailable). The server is still up and still needs a reboot</w:t>
+            <w:proofErr w:type="gramStart"/>
+            <w:r>
+              <w:t>The reboot</w:t>
+            </w:r>
+            <w:proofErr w:type="gramEnd"/>
+            <w:r>
+              <w:t xml:space="preserve"> command was rejected (e.g. access denied, RPC unavailable). The server </w:t>
+            </w:r>
+            <w:proofErr w:type="gramStart"/>
+            <w:r>
+              <w:t>is still up and still needs</w:t>
+            </w:r>
+            <w:proofErr w:type="gramEnd"/>
+            <w:r>
+              <w:t xml:space="preserve"> a reboot</w:t>
             </w:r>
           </w:p>
         </w:tc>
@@ -1602,37 +2300,49 @@
         <w:tc>
           <w:tcPr>
             <w:tcW w:w="3089" w:type="dxa"/>
-            <w:shd w:val="clear" w:fill="F2F4F6"/>
-            <w:vAlign w:val="center"/>
-          </w:tcPr>
-          <w:p>
-            <w:pPr>
-              <w:pStyle w:val="TableCell"/>
-            </w:pPr>
-            <w:r>
-              <w:rPr>
-                <w:sz w:val="18"/>
+            <w:shd w:val="clear" w:color="auto" w:fill="F2F4F6"/>
+            <w:vAlign w:val="center"/>
+          </w:tcPr>
+          <w:p>
+            <w:pPr>
+              <w:pStyle w:val="TableCell"/>
+            </w:pPr>
+            <w:r>
+              <w:rPr>
                 <w:b/>
               </w:rPr>
-              <w:t xml:space="preserve">Skipped-NoRebootRequired</w:t>
-            </w:r>
+              <w:t>Skipped-</w:t>
+            </w:r>
+            <w:proofErr w:type="spellStart"/>
+            <w:r>
+              <w:rPr>
+                <w:b/>
+              </w:rPr>
+              <w:t>NoRebootRequired</w:t>
+            </w:r>
+            <w:proofErr w:type="spellEnd"/>
           </w:p>
         </w:tc>
         <w:tc>
           <w:tcPr>
             <w:tcW w:w="6271" w:type="dxa"/>
-            <w:shd w:val="clear" w:fill="F2F4F6"/>
-            <w:vAlign w:val="center"/>
-          </w:tcPr>
-          <w:p>
-            <w:pPr>
-              <w:pStyle w:val="TableCell"/>
-            </w:pPr>
-            <w:r>
-              <w:rPr>
-                <w:sz w:val="18"/>
-              </w:rPr>
-              <w:t xml:space="preserve">No pending reboot — nothing to do</w:t>
+            <w:shd w:val="clear" w:color="auto" w:fill="F2F4F6"/>
+            <w:vAlign w:val="center"/>
+          </w:tcPr>
+          <w:p>
+            <w:pPr>
+              <w:pStyle w:val="TableCell"/>
+            </w:pPr>
+            <w:r>
+              <w:t xml:space="preserve">No pending </w:t>
+            </w:r>
+            <w:proofErr w:type="gramStart"/>
+            <w:r>
+              <w:t>reboot — nothing</w:t>
+            </w:r>
+            <w:proofErr w:type="gramEnd"/>
+            <w:r>
+              <w:t xml:space="preserve"> to do</w:t>
             </w:r>
           </w:p>
         </w:tc>
@@ -1652,11 +2362,19 @@
             </w:pPr>
             <w:r>
               <w:rPr>
-                <w:sz w:val="18"/>
                 <w:b/>
               </w:rPr>
-              <w:t xml:space="preserve">Skipped-StatusUnknown</w:t>
-            </w:r>
+              <w:lastRenderedPageBreak/>
+              <w:t>Skipped-</w:t>
+            </w:r>
+            <w:proofErr w:type="spellStart"/>
+            <w:r>
+              <w:rPr>
+                <w:b/>
+              </w:rPr>
+              <w:t>StatusUnknown</w:t>
+            </w:r>
+            <w:proofErr w:type="spellEnd"/>
           </w:p>
         </w:tc>
         <w:tc>
@@ -1669,23 +2387,16 @@
               <w:pStyle w:val="TableCell"/>
             </w:pPr>
             <w:r>
-              <w:rPr>
-                <w:sz w:val="18"/>
-              </w:rPr>
               <w:t xml:space="preserve">Pending state could not be read — </w:t>
             </w:r>
             <w:r>
               <w:rPr>
-                <w:sz w:val="18"/>
                 <w:b/>
               </w:rPr>
-              <w:t xml:space="preserve">not rebooted</w:t>
-            </w:r>
-            <w:r>
-              <w:rPr>
-                <w:sz w:val="18"/>
-              </w:rPr>
-              <w:t xml:space="preserve">; check it is up and reachable</w:t>
+              <w:t>not rebooted</w:t>
+            </w:r>
+            <w:r>
+              <w:t>; check it is up and reachable</w:t>
             </w:r>
           </w:p>
         </w:tc>
@@ -1697,37 +2408,41 @@
         <w:tc>
           <w:tcPr>
             <w:tcW w:w="3089" w:type="dxa"/>
-            <w:shd w:val="clear" w:fill="F2F4F6"/>
-            <w:vAlign w:val="center"/>
-          </w:tcPr>
-          <w:p>
-            <w:pPr>
-              <w:pStyle w:val="TableCell"/>
-            </w:pPr>
-            <w:r>
-              <w:rPr>
-                <w:sz w:val="18"/>
+            <w:shd w:val="clear" w:color="auto" w:fill="F2F4F6"/>
+            <w:vAlign w:val="center"/>
+          </w:tcPr>
+          <w:p>
+            <w:pPr>
+              <w:pStyle w:val="TableCell"/>
+            </w:pPr>
+            <w:r>
+              <w:rPr>
                 <w:b/>
               </w:rPr>
-              <w:t xml:space="preserve">Skipped-ReportOnly</w:t>
-            </w:r>
+              <w:t>Skipped-</w:t>
+            </w:r>
+            <w:proofErr w:type="spellStart"/>
+            <w:r>
+              <w:rPr>
+                <w:b/>
+              </w:rPr>
+              <w:t>ReportOnly</w:t>
+            </w:r>
+            <w:proofErr w:type="spellEnd"/>
           </w:p>
         </w:tc>
         <w:tc>
           <w:tcPr>
             <w:tcW w:w="6271" w:type="dxa"/>
-            <w:shd w:val="clear" w:fill="F2F4F6"/>
-            <w:vAlign w:val="center"/>
-          </w:tcPr>
-          <w:p>
-            <w:pPr>
-              <w:pStyle w:val="TableCell"/>
-            </w:pPr>
-            <w:r>
-              <w:rPr>
-                <w:sz w:val="18"/>
-              </w:rPr>
-              <w:t xml:space="preserve">Had a pending reboot but the run was Report Only</w:t>
+            <w:shd w:val="clear" w:color="auto" w:fill="F2F4F6"/>
+            <w:vAlign w:val="center"/>
+          </w:tcPr>
+          <w:p>
+            <w:pPr>
+              <w:pStyle w:val="TableCell"/>
+            </w:pPr>
+            <w:r>
+              <w:t>Had a pending reboot but the run was Report Only</w:t>
             </w:r>
           </w:p>
         </w:tc>
@@ -1743,17 +2458,15 @@
         <w:pStyle w:val="BodyText"/>
       </w:pPr>
       <w:r>
-        <w:rPr/>
         <w:t xml:space="preserve">The report also shows each server's boot time before the reboot and its </w:t>
       </w:r>
       <w:r>
         <w:rPr>
           <w:b/>
         </w:rPr>
-        <w:t xml:space="preserve">return time</w:t>
-      </w:r>
-      <w:r>
-        <w:rPr/>
+        <w:t>return time</w:t>
+      </w:r>
+      <w:r>
         <w:t xml:space="preserve"> — seconds from the reboot being issued to the server's new boot time.</w:t>
       </w:r>
     </w:p>
@@ -1761,29 +2474,23 @@
       <w:pPr>
         <w:pStyle w:val="Heading2"/>
       </w:pPr>
-      <w:r>
-        <w:rPr/>
-        <w:t xml:space="preserve">Overall outcome</w:t>
-      </w:r>
+      <w:bookmarkStart w:id="8" w:name="_Toc241479037"/>
+      <w:r>
+        <w:t>Overall outcome</w:t>
+      </w:r>
+      <w:bookmarkEnd w:id="8"/>
     </w:p>
     <w:tbl>
       <w:tblPr>
         <w:tblStyle w:val="TableGrid"/>
         <w:tblW w:w="5000" w:type="pct"/>
+        <w:tblInd w:w="0" w:type="dxa"/>
         <w:tblBorders>
           <w:top w:val="single" w:sz="4" w:space="0" w:color="B2BDC7"/>
           <w:bottom w:val="single" w:sz="4" w:space="0" w:color="B2BDC7"/>
-          <w:left w:val="none" w:sz="0" w:space="0" w:color="auto"/>
-          <w:right w:val="none" w:sz="0" w:space="0" w:color="auto"/>
           <w:insideH w:val="single" w:sz="2" w:space="0" w:color="D4DAE1"/>
-          <w:insideV w:val="none" w:sz="0" w:space="0" w:color="auto"/>
         </w:tblBorders>
-        <w:tblCellMar>
-          <w:top w:w="80" w:type="dxa"/>
-          <w:left w:w="110" w:type="dxa"/>
-          <w:bottom w:w="80" w:type="dxa"/>
-          <w:right w:w="110" w:type="dxa"/>
-        </w:tblCellMar>
+        <w:tblLook w:val="04A0" w:firstRow="1" w:lastRow="0" w:firstColumn="1" w:lastColumn="0" w:noHBand="0" w:noVBand="1"/>
       </w:tblPr>
       <w:tblGrid>
         <w:gridCol w:w="3089"/>
@@ -1791,13 +2498,13 @@
       </w:tblGrid>
       <w:tr>
         <w:trPr>
+          <w:cantSplit/>
           <w:tblHeader/>
-          <w:cantSplit/>
         </w:trPr>
         <w:tc>
           <w:tcPr>
             <w:tcW w:w="3089" w:type="dxa"/>
-            <w:shd w:val="clear" w:fill="1F5C8B"/>
+            <w:shd w:val="clear" w:color="auto" w:fill="1F5C8B"/>
             <w:vAlign w:val="center"/>
           </w:tcPr>
           <w:p>
@@ -1810,14 +2517,14 @@
                 <w:color w:val="FFFFFF"/>
                 <w:sz w:val="17"/>
               </w:rPr>
-              <w:t xml:space="preserve">What you see</w:t>
+              <w:t>What you see</w:t>
             </w:r>
           </w:p>
         </w:tc>
         <w:tc>
           <w:tcPr>
             <w:tcW w:w="6271" w:type="dxa"/>
-            <w:shd w:val="clear" w:fill="1F5C8B"/>
+            <w:shd w:val="clear" w:color="auto" w:fill="1F5C8B"/>
             <w:vAlign w:val="center"/>
           </w:tcPr>
           <w:p>
@@ -1830,7 +2537,7 @@
                 <w:color w:val="FFFFFF"/>
                 <w:sz w:val="17"/>
               </w:rPr>
-              <w:t xml:space="preserve">Meaning</w:t>
+              <w:t>Meaning</w:t>
             </w:r>
           </w:p>
         </w:tc>
@@ -1849,23 +2556,16 @@
               <w:pStyle w:val="TableCell"/>
             </w:pPr>
             <w:r>
-              <w:rPr>
-                <w:sz w:val="18"/>
-              </w:rPr>
               <w:t xml:space="preserve">Run </w:t>
             </w:r>
             <w:r>
               <w:rPr>
-                <w:sz w:val="18"/>
                 <w:b/>
               </w:rPr>
-              <w:t xml:space="preserve">Completed</w:t>
-            </w:r>
-            <w:r>
-              <w:rPr>
-                <w:sz w:val="18"/>
-              </w:rPr>
-              <w:t xml:space="preserve">, last line without warnings</w:t>
+              <w:t>Completed</w:t>
+            </w:r>
+            <w:r>
+              <w:t>, last line without warnings</w:t>
             </w:r>
           </w:p>
         </w:tc>
@@ -1879,19 +2579,23 @@
               <w:pStyle w:val="TableCell"/>
             </w:pPr>
             <w:r>
-              <w:rPr>
-                <w:sz w:val="18"/>
-              </w:rPr>
               <w:t xml:space="preserve">Every server was handled cleanly. </w:t>
             </w:r>
-            <w:r>
-              <w:rPr>
-                <w:sz w:val="18"/>
+            <w:proofErr w:type="spellStart"/>
+            <w:r>
+              <w:rPr>
                 <w:rFonts w:ascii="Consolas" w:hAnsi="Consolas"/>
-                <w:sz w:val="18"/>
-                <w:shd w:val="clear" w:fill="EEF1F4"/>
-              </w:rPr>
-              <w:t xml:space="preserve">executionSuccess = true</w:t>
+                <w:shd w:val="clear" w:color="auto" w:fill="EEF1F4"/>
+              </w:rPr>
+              <w:t>executionSuccess</w:t>
+            </w:r>
+            <w:proofErr w:type="spellEnd"/>
+            <w:r>
+              <w:rPr>
+                <w:rFonts w:ascii="Consolas" w:hAnsi="Consolas"/>
+                <w:shd w:val="clear" w:color="auto" w:fill="EEF1F4"/>
+              </w:rPr>
+              <w:t xml:space="preserve"> = true</w:t>
             </w:r>
           </w:p>
         </w:tc>
@@ -1903,78 +2607,70 @@
         <w:tc>
           <w:tcPr>
             <w:tcW w:w="3089" w:type="dxa"/>
-            <w:shd w:val="clear" w:fill="F2F4F6"/>
-            <w:vAlign w:val="center"/>
-          </w:tcPr>
-          <w:p>
-            <w:pPr>
-              <w:pStyle w:val="TableCell"/>
-            </w:pPr>
-            <w:r>
-              <w:rPr>
-                <w:sz w:val="18"/>
-              </w:rPr>
+            <w:shd w:val="clear" w:color="auto" w:fill="F2F4F6"/>
+            <w:vAlign w:val="center"/>
+          </w:tcPr>
+          <w:p>
+            <w:pPr>
+              <w:pStyle w:val="TableCell"/>
+            </w:pPr>
+            <w:r>
               <w:t xml:space="preserve">Run </w:t>
             </w:r>
             <w:r>
               <w:rPr>
-                <w:sz w:val="18"/>
                 <w:b/>
               </w:rPr>
-              <w:t xml:space="preserve">Completed</w:t>
-            </w:r>
-            <w:r>
-              <w:rPr>
-                <w:sz w:val="18"/>
-              </w:rPr>
+              <w:t>Completed</w:t>
+            </w:r>
+            <w:r>
               <w:t xml:space="preserve">, warnings ending </w:t>
             </w:r>
             <w:r>
               <w:rPr>
-                <w:sz w:val="18"/>
                 <w:i/>
               </w:rPr>
-              <w:t xml:space="preserve">"Completed WITH ERRORS"</w:t>
+              <w:t>"Completed WITH ERRORS"</w:t>
             </w:r>
           </w:p>
         </w:tc>
         <w:tc>
           <w:tcPr>
             <w:tcW w:w="6271" w:type="dxa"/>
-            <w:shd w:val="clear" w:fill="F2F4F6"/>
-            <w:vAlign w:val="center"/>
-          </w:tcPr>
-          <w:p>
-            <w:pPr>
-              <w:pStyle w:val="TableCell"/>
-            </w:pPr>
-            <w:r>
-              <w:rPr>
-                <w:sz w:val="18"/>
-              </w:rPr>
+            <w:shd w:val="clear" w:color="auto" w:fill="F2F4F6"/>
+            <w:vAlign w:val="center"/>
+          </w:tcPr>
+          <w:p>
+            <w:pPr>
+              <w:pStyle w:val="TableCell"/>
+            </w:pPr>
+            <w:r>
               <w:t xml:space="preserve">At least one server had a problem. The others were still processed and the report still produced. The warnings say which kind: skipped (unreadable), shutdown rejected, or </w:t>
             </w:r>
             <w:r>
               <w:rPr>
-                <w:sz w:val="18"/>
                 <w:b/>
               </w:rPr>
-              <w:t xml:space="preserve">did not come back</w:t>
-            </w:r>
-            <w:r>
-              <w:rPr>
-                <w:sz w:val="18"/>
-              </w:rPr>
+              <w:t>did not come back</w:t>
+            </w:r>
+            <w:r>
               <w:t xml:space="preserve">, followed by the error lines. </w:t>
             </w:r>
-            <w:r>
-              <w:rPr>
-                <w:sz w:val="18"/>
+            <w:proofErr w:type="spellStart"/>
+            <w:r>
+              <w:rPr>
                 <w:rFonts w:ascii="Consolas" w:hAnsi="Consolas"/>
-                <w:sz w:val="18"/>
-                <w:shd w:val="clear" w:fill="EEF1F4"/>
-              </w:rPr>
-              <w:t xml:space="preserve">executionSuccess = false</w:t>
+                <w:shd w:val="clear" w:color="auto" w:fill="EEF1F4"/>
+              </w:rPr>
+              <w:t>executionSuccess</w:t>
+            </w:r>
+            <w:proofErr w:type="spellEnd"/>
+            <w:r>
+              <w:rPr>
+                <w:rFonts w:ascii="Consolas" w:hAnsi="Consolas"/>
+                <w:shd w:val="clear" w:color="auto" w:fill="EEF1F4"/>
+              </w:rPr>
+              <w:t xml:space="preserve"> = false</w:t>
             </w:r>
           </w:p>
         </w:tc>
@@ -1993,17 +2689,13 @@
               <w:pStyle w:val="TableCell"/>
             </w:pPr>
             <w:r>
-              <w:rPr>
-                <w:sz w:val="18"/>
-              </w:rPr>
               <w:t xml:space="preserve">Run </w:t>
             </w:r>
             <w:r>
               <w:rPr>
-                <w:sz w:val="18"/>
                 <w:b/>
               </w:rPr>
-              <w:t xml:space="preserve">Failed</w:t>
+              <w:t>Failed</w:t>
             </w:r>
           </w:p>
         </w:tc>
@@ -2017,10 +2709,7 @@
               <w:pStyle w:val="TableCell"/>
             </w:pPr>
             <w:r>
-              <w:rPr>
-                <w:sz w:val="18"/>
-              </w:rPr>
-              <w:t xml:space="preserve">Nothing was rebooted, or the script did not finish. The error message says why — see §8</w:t>
+              <w:t>Nothing was rebooted, or the script did not finish. The error message says why — see §8</w:t>
             </w:r>
           </w:p>
         </w:tc>
@@ -2036,67 +2725,69 @@
         <w:pStyle w:val="BodyText"/>
       </w:pPr>
       <w:r>
-        <w:rPr/>
         <w:t xml:space="preserve">The workflow also returns </w:t>
       </w:r>
+      <w:proofErr w:type="spellStart"/>
       <w:r>
         <w:rPr>
           <w:rFonts w:ascii="Consolas" w:hAnsi="Consolas"/>
           <w:sz w:val="18"/>
-          <w:shd w:val="clear" w:fill="EEF1F4"/>
-        </w:rPr>
-        <w:t xml:space="preserve">serversChecked</w:t>
-      </w:r>
-      <w:r>
-        <w:rPr/>
+          <w:shd w:val="clear" w:color="auto" w:fill="EEF1F4"/>
+        </w:rPr>
+        <w:t>serversChecked</w:t>
+      </w:r>
+      <w:proofErr w:type="spellEnd"/>
+      <w:r>
         <w:t xml:space="preserve">, </w:t>
       </w:r>
+      <w:proofErr w:type="spellStart"/>
       <w:r>
         <w:rPr>
           <w:rFonts w:ascii="Consolas" w:hAnsi="Consolas"/>
           <w:sz w:val="18"/>
-          <w:shd w:val="clear" w:fill="EEF1F4"/>
-        </w:rPr>
-        <w:t xml:space="preserve">serversPending</w:t>
-      </w:r>
-      <w:r>
-        <w:rPr/>
+          <w:shd w:val="clear" w:color="auto" w:fill="EEF1F4"/>
+        </w:rPr>
+        <w:t>serversPending</w:t>
+      </w:r>
+      <w:proofErr w:type="spellEnd"/>
+      <w:r>
         <w:t xml:space="preserve">, </w:t>
       </w:r>
+      <w:proofErr w:type="spellStart"/>
       <w:r>
         <w:rPr>
           <w:rFonts w:ascii="Consolas" w:hAnsi="Consolas"/>
           <w:sz w:val="18"/>
-          <w:shd w:val="clear" w:fill="EEF1F4"/>
-        </w:rPr>
-        <w:t xml:space="preserve">serversRebooted</w:t>
-      </w:r>
-      <w:r>
-        <w:rPr/>
+          <w:shd w:val="clear" w:color="auto" w:fill="EEF1F4"/>
+        </w:rPr>
+        <w:t>serversRebooted</w:t>
+      </w:r>
+      <w:proofErr w:type="spellEnd"/>
+      <w:r>
         <w:t xml:space="preserve">, </w:t>
       </w:r>
+      <w:proofErr w:type="spellStart"/>
       <w:r>
         <w:rPr>
           <w:rFonts w:ascii="Consolas" w:hAnsi="Consolas"/>
           <w:sz w:val="18"/>
-          <w:shd w:val="clear" w:fill="EEF1F4"/>
-        </w:rPr>
-        <w:t xml:space="preserve">executionOutput</w:t>
-      </w:r>
-      <w:r>
-        <w:rPr/>
+          <w:shd w:val="clear" w:color="auto" w:fill="EEF1F4"/>
+        </w:rPr>
+        <w:t>executionOutput</w:t>
+      </w:r>
+      <w:proofErr w:type="spellEnd"/>
+      <w:r>
         <w:t xml:space="preserve"> (one-line summary) and </w:t>
       </w:r>
       <w:r>
         <w:rPr>
           <w:rFonts w:ascii="Consolas" w:hAnsi="Consolas"/>
           <w:sz w:val="18"/>
-          <w:shd w:val="clear" w:fill="EEF1F4"/>
-        </w:rPr>
-        <w:t xml:space="preserve">transcript</w:t>
-      </w:r>
-      <w:r>
-        <w:rPr/>
+          <w:shd w:val="clear" w:color="auto" w:fill="EEF1F4"/>
+        </w:rPr>
+        <w:t>transcript</w:t>
+      </w:r>
+      <w:r>
         <w:t xml:space="preserve"> (full script log) for schedules and parent workflows.</w:t>
       </w:r>
     </w:p>
@@ -2104,38 +2795,36 @@
       <w:pPr>
         <w:pStyle w:val="Heading1"/>
       </w:pPr>
-      <w:r>
-        <w:rPr/>
-        <w:t xml:space="preserve">5. Scheduled operation</w:t>
-      </w:r>
+      <w:bookmarkStart w:id="9" w:name="_Toc241479038"/>
+      <w:r>
+        <w:t>5. Scheduled operation</w:t>
+      </w:r>
+      <w:bookmarkEnd w:id="9"/>
     </w:p>
     <w:p>
       <w:pPr>
         <w:pStyle w:val="BodyText"/>
       </w:pPr>
       <w:r>
-        <w:rPr/>
         <w:t xml:space="preserve">In production the workflow runs on a </w:t>
       </w:r>
       <w:r>
         <w:rPr>
           <w:b/>
         </w:rPr>
-        <w:t xml:space="preserve">schedule set to Reboot mode</w:t>
-      </w:r>
-      <w:r>
-        <w:rPr/>
+        <w:t>schedule set to Reboot mode</w:t>
+      </w:r>
+      <w:r>
         <w:t xml:space="preserve">, so on each run </w:t>
       </w:r>
       <w:r>
         <w:rPr>
           <w:b/>
         </w:rPr>
-        <w:t xml:space="preserve">every eligible server with a pending reboot is rebooted automatically</w:t>
-      </w:r>
-      <w:r>
-        <w:rPr/>
-        <w:t xml:space="preserve">. There is no approval step.</w:t>
+        <w:t>every eligible server with a pending reboot is rebooted automatically</w:t>
+      </w:r>
+      <w:r>
+        <w:t>. There is no approval step.</w:t>
       </w:r>
     </w:p>
     <w:p>
@@ -2143,18 +2832,16 @@
         <w:pStyle w:val="BodyText"/>
       </w:pPr>
       <w:r>
-        <w:rPr/>
         <w:t xml:space="preserve">The </w:t>
       </w:r>
       <w:r>
         <w:rPr>
           <w:b/>
         </w:rPr>
-        <w:t xml:space="preserve">control surface is the AD group's direct membership</w:t>
-      </w:r>
-      <w:r>
-        <w:rPr/>
-        <w:t xml:space="preserve">:</w:t>
+        <w:t>control surface is the AD group's direct membership</w:t>
+      </w:r>
+      <w:r>
+        <w:t>:</w:t>
       </w:r>
     </w:p>
     <w:p>
@@ -2169,20 +2856,18 @@
         <w:rPr>
           <w:b/>
         </w:rPr>
-        <w:t xml:space="preserve">To include a server:</w:t>
-      </w:r>
-      <w:r>
-        <w:rPr/>
+        <w:t>To include a server:</w:t>
+      </w:r>
+      <w:r>
         <w:t xml:space="preserve"> add its enabled computer account </w:t>
       </w:r>
       <w:r>
         <w:rPr>
           <w:b/>
         </w:rPr>
-        <w:t xml:space="preserve">directly</w:t>
-      </w:r>
-      <w:r>
-        <w:rPr/>
+        <w:t>directly</w:t>
+      </w:r>
+      <w:r>
         <w:t xml:space="preserve"> to the group.</w:t>
       </w:r>
     </w:p>
@@ -2198,11 +2883,18 @@
         <w:rPr>
           <w:b/>
         </w:rPr>
-        <w:t xml:space="preserve">To exclude a server:</w:t>
-      </w:r>
-      <w:r>
-        <w:rPr/>
-        <w:t xml:space="preserve"> remove it from the group, or disable its account.</w:t>
+        <w:t>To exclude a server:</w:t>
+      </w:r>
+      <w:r>
+        <w:t xml:space="preserve"> remove it from the </w:t>
+      </w:r>
+      <w:proofErr w:type="gramStart"/>
+      <w:r>
+        <w:t>group, or</w:t>
+      </w:r>
+      <w:proofErr w:type="gramEnd"/>
+      <w:r>
+        <w:t xml:space="preserve"> disable its account.</w:t>
       </w:r>
     </w:p>
     <w:p>
@@ -2217,10 +2909,23 @@
         <w:rPr>
           <w:b/>
         </w:rPr>
-        <w:t xml:space="preserve">Nesting a group inside the reboot group does not enrol its servers.</w:t>
-      </w:r>
-      <w:r>
-        <w:rPr/>
+        <w:t xml:space="preserve">Nesting a group inside the reboot group does not </w:t>
+      </w:r>
+      <w:proofErr w:type="spellStart"/>
+      <w:r>
+        <w:rPr>
+          <w:b/>
+        </w:rPr>
+        <w:t>enrol</w:t>
+      </w:r>
+      <w:proofErr w:type="spellEnd"/>
+      <w:r>
+        <w:rPr>
+          <w:b/>
+        </w:rPr>
+        <w:t xml:space="preserve"> its servers.</w:t>
+      </w:r>
+      <w:r>
         <w:t xml:space="preserve"> They are skipped and the run log names the nested group.</w:t>
       </w:r>
     </w:p>
@@ -2234,8 +2939,7 @@
         <w:pStyle w:val="BodyText"/>
       </w:pPr>
       <w:r>
-        <w:rPr/>
-        <w:t xml:space="preserve">A server added to the group is rebooted on the next scheduled run if it has a pending reboot.</w:t>
+        <w:t>A server added to the group is rebooted on the next scheduled run if it has a pending reboot.</w:t>
       </w:r>
     </w:p>
     <w:p>
@@ -2243,47 +2947,45 @@
         <w:pStyle w:val="BodyText"/>
       </w:pPr>
       <w:r>
-        <w:rPr/>
         <w:t xml:space="preserve">Plan the schedule window around the run time — roughly </w:t>
       </w:r>
       <w:r>
         <w:rPr>
           <w:rFonts w:ascii="Consolas" w:hAnsi="Consolas"/>
           <w:sz w:val="18"/>
-          <w:shd w:val="clear" w:fill="EEF1F4"/>
-        </w:rPr>
-        <w:t xml:space="preserve">40s + (pending servers − 1) × 10s + up to 600s</w:t>
-      </w:r>
-      <w:r>
-        <w:rPr/>
-        <w:t xml:space="preserve">. Twenty pending servers take about 14 minutes.</w:t>
+          <w:shd w:val="clear" w:color="auto" w:fill="EEF1F4"/>
+        </w:rPr>
+        <w:t>40s + (pending servers − 1) × 10s + up to 600s</w:t>
+      </w:r>
+      <w:r>
+        <w:t>. Twenty pending servers take about 14 minutes.</w:t>
       </w:r>
     </w:p>
     <w:p>
       <w:pPr>
         <w:pStyle w:val="Heading1"/>
       </w:pPr>
-      <w:r>
-        <w:rPr/>
-        <w:t xml:space="preserve">6. The pre-reboot script option (security note)</w:t>
-      </w:r>
+      <w:bookmarkStart w:id="10" w:name="_Toc241479039"/>
+      <w:r>
+        <w:lastRenderedPageBreak/>
+        <w:t>6. The pre-reboot script option (security note)</w:t>
+      </w:r>
+      <w:bookmarkEnd w:id="10"/>
     </w:p>
     <w:p>
       <w:pPr>
         <w:pStyle w:val="BodyText"/>
       </w:pPr>
       <w:r>
-        <w:rPr/>
         <w:t xml:space="preserve">The checkbox </w:t>
       </w:r>
       <w:r>
         <w:rPr>
           <w:b/>
         </w:rPr>
-        <w:t xml:space="preserve">"Run Allow USB and Make TermSrv.dll Editable Script?"</w:t>
-      </w:r>
-      <w:r>
-        <w:rPr/>
+        <w:t>"Run Allow USB and Make TermSrv.dll Editable Script?"</w:t>
+      </w:r>
+      <w:r>
         <w:t xml:space="preserve"> turns on an optional step that runs on each server immediately before it is rebooted. It:</w:t>
       </w:r>
     </w:p>
@@ -2296,30 +2998,27 @@
         </w:numPr>
       </w:pPr>
       <w:r>
-        <w:rPr/>
         <w:t xml:space="preserve">takes ownership of </w:t>
       </w:r>
       <w:r>
         <w:rPr>
           <w:rFonts w:ascii="Consolas" w:hAnsi="Consolas"/>
           <w:sz w:val="18"/>
-          <w:shd w:val="clear" w:fill="EEF1F4"/>
-        </w:rPr>
-        <w:t xml:space="preserve">usbstor.inf</w:t>
-      </w:r>
-      <w:r>
-        <w:rPr/>
+          <w:shd w:val="clear" w:color="auto" w:fill="EEF1F4"/>
+        </w:rPr>
+        <w:t>usbstor.inf</w:t>
+      </w:r>
+      <w:r>
         <w:t xml:space="preserve"> and grants access to it — which </w:t>
       </w:r>
       <w:r>
         <w:rPr>
           <w:b/>
         </w:rPr>
-        <w:t xml:space="preserve">reverses a standard control used to block USB storage devices</w:t>
-      </w:r>
-      <w:r>
-        <w:rPr/>
-        <w:t xml:space="preserve">, and</w:t>
+        <w:t>reverses a standard control used to block USB storage devices</w:t>
+      </w:r>
+      <w:r>
+        <w:t>, and</w:t>
       </w:r>
     </w:p>
     <w:p>
@@ -2331,20 +3030,26 @@
         </w:numPr>
       </w:pPr>
       <w:r>
-        <w:rPr/>
         <w:t xml:space="preserve">takes ownership of </w:t>
       </w:r>
       <w:r>
         <w:rPr>
           <w:rFonts w:ascii="Consolas" w:hAnsi="Consolas"/>
           <w:sz w:val="18"/>
-          <w:shd w:val="clear" w:fill="EEF1F4"/>
-        </w:rPr>
-        <w:t xml:space="preserve">termsrv.dll</w:t>
-      </w:r>
-      <w:r>
-        <w:rPr/>
-        <w:t xml:space="preserve"> and grants full control — the Terminal Services file; loosening it is the precursor to unsupported concurrent-RDP modifications, which violate the Windows licence.</w:t>
+          <w:shd w:val="clear" w:color="auto" w:fill="EEF1F4"/>
+        </w:rPr>
+        <w:t>termsrv.dll</w:t>
+      </w:r>
+      <w:r>
+        <w:t xml:space="preserve"> and grants full control — the Terminal Services file; loosening it is the precursor to unsupported concurrent-RDP modifications, which violate the Windows </w:t>
+      </w:r>
+      <w:proofErr w:type="spellStart"/>
+      <w:r>
+        <w:t>licence</w:t>
+      </w:r>
+      <w:proofErr w:type="spellEnd"/>
+      <w:r>
+        <w:t>.</w:t>
       </w:r>
     </w:p>
     <w:p>
@@ -2360,50 +3065,47 @@
         <w:rPr>
           <w:b/>
         </w:rPr>
-        <w:t xml:space="preserve">Leave this unchecked</w:t>
-      </w:r>
-      <w:r>
-        <w:rPr/>
+        <w:t>Leave this unchecked</w:t>
+      </w:r>
+      <w:r>
         <w:t xml:space="preserve"> unless your security team has explicitly approved it. It is off by default. When it is on, the log carries a prominent warning, and if the step fails on a server the failure is logged as an error and that server is </w:t>
       </w:r>
       <w:r>
         <w:rPr>
           <w:b/>
         </w:rPr>
-        <w:t xml:space="preserve">still rebooted</w:t>
-      </w:r>
-      <w:r>
-        <w:rPr/>
-        <w:t xml:space="preserve">.</w:t>
+        <w:t>still rebooted</w:t>
+      </w:r>
+      <w:r>
+        <w:t>.</w:t>
       </w:r>
     </w:p>
     <w:p>
       <w:pPr>
         <w:pStyle w:val="Heading1"/>
       </w:pPr>
-      <w:r>
-        <w:rPr/>
-        <w:t xml:space="preserve">7. Testing / simulating a pending reboot (lab)</w:t>
-      </w:r>
+      <w:bookmarkStart w:id="11" w:name="_Toc241479040"/>
+      <w:r>
+        <w:t>7. Testing / simulating a pending reboot (lab)</w:t>
+      </w:r>
+      <w:bookmarkEnd w:id="11"/>
     </w:p>
     <w:p>
       <w:pPr>
         <w:pStyle w:val="BodyText"/>
       </w:pPr>
       <w:r>
-        <w:rPr/>
         <w:t xml:space="preserve">Use </w:t>
       </w:r>
       <w:r>
         <w:rPr>
           <w:rFonts w:ascii="Consolas" w:hAnsi="Consolas"/>
           <w:sz w:val="18"/>
-          <w:shd w:val="clear" w:fill="EEF1F4"/>
-        </w:rPr>
-        <w:t xml:space="preserve">lab/Set-PendingRebootFlag.ps1</w:t>
-      </w:r>
-      <w:r>
-        <w:rPr/>
+          <w:shd w:val="clear" w:color="auto" w:fill="EEF1F4"/>
+        </w:rPr>
+        <w:t>lab/Set-PendingRebootFlag.ps1</w:t>
+      </w:r>
+      <w:r>
         <w:t xml:space="preserve"> to simulate a pending reboot on a test server:</w:t>
       </w:r>
     </w:p>
@@ -2411,17 +3113,13 @@
       <w:pPr>
         <w:pStyle w:val="CodeBlock"/>
         <w:pBdr>
+          <w:top w:val="single" w:sz="2" w:space="4" w:color="D4DAE1"/>
           <w:left w:val="single" w:sz="18" w:space="6" w:color="1F5C8B"/>
-          <w:top w:val="single" w:sz="2" w:space="4" w:color="D4DAE1"/>
         </w:pBdr>
-        <w:spacing w:before="120" w:after="0"/>
-      </w:pPr>
-      <w:r>
-        <w:rPr>
-          <w:rFonts w:ascii="Consolas" w:hAnsi="Consolas"/>
-          <w:sz w:val="17"/>
-        </w:rPr>
-        <w:t xml:space="preserve"># Arm one server (or every direct computer member of a group)</w:t>
+        <w:spacing w:before="120"/>
+      </w:pPr>
+      <w:r>
+        <w:t># Arm one server (or every direct computer member of a group)</w:t>
       </w:r>
     </w:p>
     <w:p>
@@ -2430,14 +3128,17 @@
         <w:pBdr>
           <w:left w:val="single" w:sz="18" w:space="6" w:color="1F5C8B"/>
         </w:pBdr>
-        <w:spacing w:before="0" w:after="0"/>
-      </w:pPr>
-      <w:r>
-        <w:rPr>
-          <w:rFonts w:ascii="Consolas" w:hAnsi="Consolas"/>
-          <w:sz w:val="17"/>
-        </w:rPr>
-        <w:t xml:space="preserve">.\Set-PendingRebootFlag.ps1 -ComputerName testsrv01 -Action Set</w:t>
+      </w:pPr>
+      <w:r>
+        <w:t>.\Set-PendingRebootFlag.ps1 -</w:t>
+      </w:r>
+      <w:proofErr w:type="spellStart"/>
+      <w:r>
+        <w:t>ComputerName</w:t>
+      </w:r>
+      <w:proofErr w:type="spellEnd"/>
+      <w:r>
+        <w:t xml:space="preserve"> testsrv01 -Action Set</w:t>
       </w:r>
     </w:p>
     <w:p>
@@ -2446,14 +3147,33 @@
         <w:pBdr>
           <w:left w:val="single" w:sz="18" w:space="6" w:color="1F5C8B"/>
         </w:pBdr>
-        <w:spacing w:before="0" w:after="0"/>
-      </w:pPr>
-      <w:r>
-        <w:rPr>
-          <w:rFonts w:ascii="Consolas" w:hAnsi="Consolas"/>
-          <w:sz w:val="17"/>
-        </w:rPr>
-        <w:t xml:space="preserve">.\Set-PendingRebootFlag.ps1 -AdGroup 'Security-Reboot-Servers' -DomainName vcf.lab -Action Set</w:t>
+      </w:pPr>
+      <w:r>
+        <w:t>.\Set-PendingRebootFlag.ps1 -</w:t>
+      </w:r>
+      <w:proofErr w:type="spellStart"/>
+      <w:r>
+        <w:t>AdGroup</w:t>
+      </w:r>
+      <w:proofErr w:type="spellEnd"/>
+      <w:r>
+        <w:t xml:space="preserve"> 'Security-Reboot-Servers' -</w:t>
+      </w:r>
+      <w:proofErr w:type="spellStart"/>
+      <w:r>
+        <w:t>DomainName</w:t>
+      </w:r>
+      <w:proofErr w:type="spellEnd"/>
+      <w:r>
+        <w:t xml:space="preserve"> </w:t>
+      </w:r>
+      <w:proofErr w:type="spellStart"/>
+      <w:r>
+        <w:t>vcf.lab</w:t>
+      </w:r>
+      <w:proofErr w:type="spellEnd"/>
+      <w:r>
+        <w:t xml:space="preserve"> -Action Set</w:t>
       </w:r>
     </w:p>
     <w:p>
@@ -2462,13 +3182,8 @@
         <w:pBdr>
           <w:left w:val="single" w:sz="18" w:space="6" w:color="1F5C8B"/>
         </w:pBdr>
-        <w:spacing w:before="0" w:after="0"/>
-      </w:pPr>
-      <w:r>
-        <w:rPr>
-          <w:rFonts w:ascii="Consolas" w:hAnsi="Consolas"/>
-          <w:sz w:val="17"/>
-        </w:rPr>
+      </w:pPr>
+      <w:r>
         <w:t xml:space="preserve"> </w:t>
       </w:r>
     </w:p>
@@ -2478,14 +3193,9 @@
         <w:pBdr>
           <w:left w:val="single" w:sz="18" w:space="6" w:color="1F5C8B"/>
         </w:pBdr>
-        <w:spacing w:before="0" w:after="0"/>
-      </w:pPr>
-      <w:r>
-        <w:rPr>
-          <w:rFonts w:ascii="Consolas" w:hAnsi="Consolas"/>
-          <w:sz w:val="17"/>
-        </w:rPr>
-        <w:t xml:space="preserve"># See what the workflow will see</w:t>
+      </w:pPr>
+      <w:r>
+        <w:t># See what the workflow will see</w:t>
       </w:r>
     </w:p>
     <w:p>
@@ -2494,14 +3204,17 @@
         <w:pBdr>
           <w:left w:val="single" w:sz="18" w:space="6" w:color="1F5C8B"/>
         </w:pBdr>
-        <w:spacing w:before="0" w:after="0"/>
-      </w:pPr>
-      <w:r>
-        <w:rPr>
-          <w:rFonts w:ascii="Consolas" w:hAnsi="Consolas"/>
-          <w:sz w:val="17"/>
-        </w:rPr>
-        <w:t xml:space="preserve">.\Set-PendingRebootFlag.ps1 -AdGroup 'Security-Reboot-Servers' -Action Check</w:t>
+      </w:pPr>
+      <w:r>
+        <w:t>.\Set-PendingRebootFlag.ps1 -</w:t>
+      </w:r>
+      <w:proofErr w:type="spellStart"/>
+      <w:r>
+        <w:t>AdGroup</w:t>
+      </w:r>
+      <w:proofErr w:type="spellEnd"/>
+      <w:r>
+        <w:t xml:space="preserve"> 'Security-Reboot-Servers' -Action Check</w:t>
       </w:r>
     </w:p>
     <w:p>
@@ -2510,13 +3223,8 @@
         <w:pBdr>
           <w:left w:val="single" w:sz="18" w:space="6" w:color="1F5C8B"/>
         </w:pBdr>
-        <w:spacing w:before="0" w:after="0"/>
-      </w:pPr>
-      <w:r>
-        <w:rPr>
-          <w:rFonts w:ascii="Consolas" w:hAnsi="Consolas"/>
-          <w:sz w:val="17"/>
-        </w:rPr>
+      </w:pPr>
+      <w:r>
         <w:t xml:space="preserve"> </w:t>
       </w:r>
     </w:p>
@@ -2526,14 +3234,9 @@
         <w:pBdr>
           <w:left w:val="single" w:sz="18" w:space="6" w:color="1F5C8B"/>
         </w:pBdr>
-        <w:spacing w:before="0" w:after="0"/>
-      </w:pPr>
-      <w:r>
-        <w:rPr>
-          <w:rFonts w:ascii="Consolas" w:hAnsi="Consolas"/>
-          <w:sz w:val="17"/>
-        </w:rPr>
-        <w:t xml:space="preserve"># Always clean up afterwards</w:t>
+      </w:pPr>
+      <w:r>
+        <w:t># Always clean up afterwards</w:t>
       </w:r>
     </w:p>
     <w:p>
@@ -2543,14 +3246,18 @@
           <w:left w:val="single" w:sz="18" w:space="6" w:color="1F5C8B"/>
           <w:bottom w:val="single" w:sz="2" w:space="4" w:color="D4DAE1"/>
         </w:pBdr>
-        <w:spacing w:before="0" w:after="160"/>
-      </w:pPr>
-      <w:r>
-        <w:rPr>
-          <w:rFonts w:ascii="Consolas" w:hAnsi="Consolas"/>
-          <w:sz w:val="17"/>
-        </w:rPr>
-        <w:t xml:space="preserve">.\Set-PendingRebootFlag.ps1 -ComputerName testsrv01 -Action Clear</w:t>
+        <w:spacing w:after="160"/>
+      </w:pPr>
+      <w:r>
+        <w:t>.\Set-PendingRebootFlag.ps1 -</w:t>
+      </w:r>
+      <w:proofErr w:type="spellStart"/>
+      <w:r>
+        <w:t>ComputerName</w:t>
+      </w:r>
+      <w:proofErr w:type="spellEnd"/>
+      <w:r>
+        <w:t xml:space="preserve"> testsrv01 -Action Clear</w:t>
       </w:r>
     </w:p>
     <w:p>
@@ -2566,112 +3273,119 @@
         <w:rPr>
           <w:rFonts w:ascii="Consolas" w:hAnsi="Consolas"/>
           <w:sz w:val="18"/>
-          <w:shd w:val="clear" w:fill="EEF1F4"/>
-        </w:rPr>
-        <w:t xml:space="preserve">-Flag</w:t>
-      </w:r>
-      <w:r>
-        <w:rPr/>
+          <w:shd w:val="clear" w:color="auto" w:fill="EEF1F4"/>
+        </w:rPr>
+        <w:t>-Flag</w:t>
+      </w:r>
+      <w:r>
         <w:t xml:space="preserve"> chooses which signal to simulate (</w:t>
       </w:r>
+      <w:proofErr w:type="spellStart"/>
       <w:r>
         <w:rPr>
           <w:rFonts w:ascii="Consolas" w:hAnsi="Consolas"/>
           <w:sz w:val="18"/>
-          <w:shd w:val="clear" w:fill="EEF1F4"/>
-        </w:rPr>
-        <w:t xml:space="preserve">WindowsUpdate</w:t>
-      </w:r>
-      <w:r>
-        <w:rPr/>
+          <w:shd w:val="clear" w:color="auto" w:fill="EEF1F4"/>
+        </w:rPr>
+        <w:t>WindowsUpdate</w:t>
+      </w:r>
+      <w:proofErr w:type="spellEnd"/>
+      <w:r>
         <w:t xml:space="preserve"> — the default — </w:t>
       </w:r>
       <w:r>
         <w:rPr>
           <w:rFonts w:ascii="Consolas" w:hAnsi="Consolas"/>
           <w:sz w:val="18"/>
-          <w:shd w:val="clear" w:fill="EEF1F4"/>
-        </w:rPr>
-        <w:t xml:space="preserve">CBS</w:t>
-      </w:r>
-      <w:r>
-        <w:rPr/>
+          <w:shd w:val="clear" w:color="auto" w:fill="EEF1F4"/>
+        </w:rPr>
+        <w:t>CBS</w:t>
+      </w:r>
+      <w:r>
         <w:t xml:space="preserve">, or </w:t>
       </w:r>
       <w:r>
         <w:rPr>
           <w:rFonts w:ascii="Consolas" w:hAnsi="Consolas"/>
           <w:sz w:val="18"/>
-          <w:shd w:val="clear" w:fill="EEF1F4"/>
-        </w:rPr>
-        <w:t xml:space="preserve">Both</w:t>
-      </w:r>
-      <w:r>
-        <w:rPr/>
+          <w:shd w:val="clear" w:color="auto" w:fill="EEF1F4"/>
+        </w:rPr>
+        <w:t>Both</w:t>
+      </w:r>
+      <w:r>
         <w:t xml:space="preserve">). A simulated flag does </w:t>
       </w:r>
       <w:r>
         <w:rPr>
           <w:b/>
         </w:rPr>
-        <w:t xml:space="preserve">not</w:t>
-      </w:r>
-      <w:r>
-        <w:rPr/>
+        <w:t>not</w:t>
+      </w:r>
+      <w:r>
         <w:t xml:space="preserve"> clear itself on reboot, so always run </w:t>
       </w:r>
       <w:r>
         <w:rPr>
           <w:rFonts w:ascii="Consolas" w:hAnsi="Consolas"/>
           <w:sz w:val="18"/>
-          <w:shd w:val="clear" w:fill="EEF1F4"/>
-        </w:rPr>
-        <w:t xml:space="preserve">-Action Clear</w:t>
-      </w:r>
-      <w:r>
-        <w:rPr/>
+          <w:shd w:val="clear" w:color="auto" w:fill="EEF1F4"/>
+        </w:rPr>
+        <w:t>-Action Clear</w:t>
+      </w:r>
+      <w:r>
         <w:t xml:space="preserve"> when finished. The </w:t>
       </w:r>
       <w:r>
         <w:rPr>
           <w:rFonts w:ascii="Consolas" w:hAnsi="Consolas"/>
           <w:sz w:val="18"/>
-          <w:shd w:val="clear" w:fill="EEF1F4"/>
-        </w:rPr>
-        <w:t xml:space="preserve">-AdGroup</w:t>
-      </w:r>
-      <w:r>
-        <w:rPr/>
-        <w:t xml:space="preserve"> option needs the ActiveDirectory module on the machine you run it from.</w:t>
+          <w:shd w:val="clear" w:color="auto" w:fill="EEF1F4"/>
+        </w:rPr>
+        <w:t>-</w:t>
+      </w:r>
+      <w:proofErr w:type="spellStart"/>
+      <w:r>
+        <w:rPr>
+          <w:rFonts w:ascii="Consolas" w:hAnsi="Consolas"/>
+          <w:sz w:val="18"/>
+          <w:shd w:val="clear" w:color="auto" w:fill="EEF1F4"/>
+        </w:rPr>
+        <w:t>AdGroup</w:t>
+      </w:r>
+      <w:proofErr w:type="spellEnd"/>
+      <w:r>
+        <w:t xml:space="preserve"> option needs the </w:t>
+      </w:r>
+      <w:proofErr w:type="spellStart"/>
+      <w:r>
+        <w:t>ActiveDirectory</w:t>
+      </w:r>
+      <w:proofErr w:type="spellEnd"/>
+      <w:r>
+        <w:t xml:space="preserve"> module on the machine you run it from.</w:t>
       </w:r>
     </w:p>
     <w:p>
       <w:pPr>
         <w:pStyle w:val="Heading1"/>
       </w:pPr>
-      <w:r>
-        <w:rPr/>
-        <w:t xml:space="preserve">8. Troubleshooting</w:t>
-      </w:r>
+      <w:bookmarkStart w:id="12" w:name="_Toc241479041"/>
+      <w:r>
+        <w:t>8. Troubleshooting</w:t>
+      </w:r>
+      <w:bookmarkEnd w:id="12"/>
     </w:p>
     <w:tbl>
       <w:tblPr>
         <w:tblStyle w:val="TableGrid"/>
         <w:tblW w:w="5000" w:type="pct"/>
+        <w:tblInd w:w="0" w:type="dxa"/>
         <w:tblBorders>
           <w:top w:val="single" w:sz="4" w:space="0" w:color="B2BDC7"/>
           <w:bottom w:val="single" w:sz="4" w:space="0" w:color="B2BDC7"/>
-          <w:left w:val="none" w:sz="0" w:space="0" w:color="auto"/>
-          <w:right w:val="none" w:sz="0" w:space="0" w:color="auto"/>
           <w:insideH w:val="single" w:sz="2" w:space="0" w:color="D4DAE1"/>
-          <w:insideV w:val="none" w:sz="0" w:space="0" w:color="auto"/>
         </w:tblBorders>
-        <w:tblCellMar>
-          <w:top w:w="80" w:type="dxa"/>
-          <w:left w:w="110" w:type="dxa"/>
-          <w:bottom w:w="80" w:type="dxa"/>
-          <w:right w:w="110" w:type="dxa"/>
-        </w:tblCellMar>
+        <w:tblLook w:val="04A0" w:firstRow="1" w:lastRow="0" w:firstColumn="1" w:lastColumn="0" w:noHBand="0" w:noVBand="1"/>
       </w:tblPr>
       <w:tblGrid>
         <w:gridCol w:w="3838"/>
@@ -2679,13 +3393,13 @@
       </w:tblGrid>
       <w:tr>
         <w:trPr>
+          <w:cantSplit/>
           <w:tblHeader/>
-          <w:cantSplit/>
         </w:trPr>
         <w:tc>
           <w:tcPr>
             <w:tcW w:w="3838" w:type="dxa"/>
-            <w:shd w:val="clear" w:fill="1F5C8B"/>
+            <w:shd w:val="clear" w:color="auto" w:fill="1F5C8B"/>
             <w:vAlign w:val="center"/>
           </w:tcPr>
           <w:p>
@@ -2698,14 +3412,14 @@
                 <w:color w:val="FFFFFF"/>
                 <w:sz w:val="17"/>
               </w:rPr>
-              <w:t xml:space="preserve">Symptom</w:t>
+              <w:t>Symptom</w:t>
             </w:r>
           </w:p>
         </w:tc>
         <w:tc>
           <w:tcPr>
             <w:tcW w:w="5522" w:type="dxa"/>
-            <w:shd w:val="clear" w:fill="1F5C8B"/>
+            <w:shd w:val="clear" w:color="auto" w:fill="1F5C8B"/>
             <w:vAlign w:val="center"/>
           </w:tcPr>
           <w:p>
@@ -2718,7 +3432,7 @@
                 <w:color w:val="FFFFFF"/>
                 <w:sz w:val="17"/>
               </w:rPr>
-              <w:t xml:space="preserve">Likely cause / fix</w:t>
+              <w:t>Likely cause / fix</w:t>
             </w:r>
           </w:p>
         </w:tc>
@@ -2737,30 +3451,50 @@
               <w:pStyle w:val="TableCell"/>
             </w:pPr>
             <w:r>
-              <w:rPr>
-                <w:sz w:val="18"/>
-              </w:rPr>
               <w:t xml:space="preserve">Failed: </w:t>
             </w:r>
             <w:r>
               <w:rPr>
-                <w:sz w:val="18"/>
                 <w:i/>
               </w:rPr>
-              <w:t xml:space="preserve">"findAdHostForDn: '…' is not a distinguishedName"</w:t>
-            </w:r>
-            <w:r>
-              <w:rPr>
-                <w:sz w:val="18"/>
-              </w:rPr>
+              <w:t>"</w:t>
+            </w:r>
+            <w:proofErr w:type="spellStart"/>
+            <w:r>
+              <w:rPr>
+                <w:i/>
+              </w:rPr>
+              <w:t>findAdHostForDn</w:t>
+            </w:r>
+            <w:proofErr w:type="spellEnd"/>
+            <w:r>
+              <w:rPr>
+                <w:i/>
+              </w:rPr>
+              <w:t xml:space="preserve">: '…' is not a </w:t>
+            </w:r>
+            <w:proofErr w:type="spellStart"/>
+            <w:r>
+              <w:rPr>
+                <w:i/>
+              </w:rPr>
+              <w:t>distinguishedName</w:t>
+            </w:r>
+            <w:proofErr w:type="spellEnd"/>
+            <w:r>
+              <w:rPr>
+                <w:i/>
+              </w:rPr>
+              <w:t>"</w:t>
+            </w:r>
+            <w:r>
               <w:t xml:space="preserve"> or </w:t>
             </w:r>
             <w:r>
               <w:rPr>
-                <w:sz w:val="18"/>
                 <w:i/>
               </w:rPr>
-              <w:t xml:space="preserve">"has no DC= parts"</w:t>
+              <w:t>"has no DC= parts"</w:t>
             </w:r>
           </w:p>
         </w:tc>
@@ -2773,19 +3507,16 @@
             <w:pPr>
               <w:pStyle w:val="TableCell"/>
             </w:pPr>
-            <w:r>
-              <w:rPr>
-                <w:sz w:val="18"/>
+            <w:proofErr w:type="spellStart"/>
+            <w:r>
+              <w:rPr>
                 <w:rFonts w:ascii="Consolas" w:hAnsi="Consolas"/>
-                <w:sz w:val="18"/>
-                <w:shd w:val="clear" w:fill="EEF1F4"/>
-              </w:rPr>
-              <w:t xml:space="preserve">adGroupDn</w:t>
-            </w:r>
-            <w:r>
-              <w:rPr>
-                <w:sz w:val="18"/>
-              </w:rPr>
+                <w:shd w:val="clear" w:color="auto" w:fill="EEF1F4"/>
+              </w:rPr>
+              <w:t>adGroupDn</w:t>
+            </w:r>
+            <w:proofErr w:type="spellEnd"/>
+            <w:r>
               <w:t xml:space="preserve"> was blank or a plain name. Enter the full DN</w:t>
             </w:r>
           </w:p>
@@ -2798,43 +3529,36 @@
         <w:tc>
           <w:tcPr>
             <w:tcW w:w="3838" w:type="dxa"/>
-            <w:shd w:val="clear" w:fill="F2F4F6"/>
-            <w:vAlign w:val="center"/>
-          </w:tcPr>
-          <w:p>
-            <w:pPr>
-              <w:pStyle w:val="TableCell"/>
-            </w:pPr>
-            <w:r>
-              <w:rPr>
-                <w:sz w:val="18"/>
-              </w:rPr>
+            <w:shd w:val="clear" w:color="auto" w:fill="F2F4F6"/>
+            <w:vAlign w:val="center"/>
+          </w:tcPr>
+          <w:p>
+            <w:pPr>
+              <w:pStyle w:val="TableCell"/>
+            </w:pPr>
+            <w:r>
               <w:t xml:space="preserve">Failed: </w:t>
             </w:r>
             <w:r>
               <w:rPr>
-                <w:sz w:val="18"/>
                 <w:i/>
               </w:rPr>
-              <w:t xml:space="preserve">"none of the registered Active Directory hosts serve the domain '…'"</w:t>
+              <w:t>"none of the registered Active Directory hosts serve the domain '…'"</w:t>
             </w:r>
           </w:p>
         </w:tc>
         <w:tc>
           <w:tcPr>
             <w:tcW w:w="5522" w:type="dxa"/>
-            <w:shd w:val="clear" w:fill="F2F4F6"/>
-            <w:vAlign w:val="center"/>
-          </w:tcPr>
-          <w:p>
-            <w:pPr>
-              <w:pStyle w:val="TableCell"/>
-            </w:pPr>
-            <w:r>
-              <w:rPr>
-                <w:sz w:val="18"/>
-              </w:rPr>
-              <w:t xml:space="preserve">No Orchestrator AD endpoint for that domain. Ask the administrator to add one</w:t>
+            <w:shd w:val="clear" w:color="auto" w:fill="F2F4F6"/>
+            <w:vAlign w:val="center"/>
+          </w:tcPr>
+          <w:p>
+            <w:pPr>
+              <w:pStyle w:val="TableCell"/>
+            </w:pPr>
+            <w:r>
+              <w:t>No Orchestrator AD endpoint for that domain. Ask the administrator to add one</w:t>
             </w:r>
           </w:p>
         </w:tc>
@@ -2853,17 +3577,27 @@
               <w:pStyle w:val="TableCell"/>
             </w:pPr>
             <w:r>
-              <w:rPr>
-                <w:sz w:val="18"/>
-              </w:rPr>
               <w:t xml:space="preserve">Failed: </w:t>
             </w:r>
             <w:r>
               <w:rPr>
-                <w:sz w:val="18"/>
                 <w:i/>
               </w:rPr>
-              <w:t xml:space="preserve">"resolveAdGroup: no group named '…' exists on endpoint '…'"</w:t>
+              <w:t>"</w:t>
+            </w:r>
+            <w:proofErr w:type="spellStart"/>
+            <w:r>
+              <w:rPr>
+                <w:i/>
+              </w:rPr>
+              <w:t>resolveAdGroup</w:t>
+            </w:r>
+            <w:proofErr w:type="spellEnd"/>
+            <w:r>
+              <w:rPr>
+                <w:i/>
+              </w:rPr>
+              <w:t>: no group named '…' exists on endpoint '…'"</w:t>
             </w:r>
           </w:p>
         </w:tc>
@@ -2877,10 +3611,7 @@
               <w:pStyle w:val="TableCell"/>
             </w:pPr>
             <w:r>
-              <w:rPr>
-                <w:sz w:val="18"/>
-              </w:rPr>
-              <w:t xml:space="preserve">DN misspelled, or the group is in a different OU. Copy the DN from the group's Attribute Editor</w:t>
+              <w:t>DN misspelled, or the group is in a different OU. Copy the DN from the group's Attribute Editor</w:t>
             </w:r>
           </w:p>
         </w:tc>
@@ -2892,68 +3623,54 @@
         <w:tc>
           <w:tcPr>
             <w:tcW w:w="3838" w:type="dxa"/>
-            <w:shd w:val="clear" w:fill="F2F4F6"/>
-            <w:vAlign w:val="center"/>
-          </w:tcPr>
-          <w:p>
-            <w:pPr>
-              <w:pStyle w:val="TableCell"/>
-            </w:pPr>
-            <w:r>
-              <w:rPr>
-                <w:sz w:val="18"/>
-              </w:rPr>
+            <w:shd w:val="clear" w:color="auto" w:fill="F2F4F6"/>
+            <w:vAlign w:val="center"/>
+          </w:tcPr>
+          <w:p>
+            <w:pPr>
+              <w:pStyle w:val="TableCell"/>
+            </w:pPr>
+            <w:r>
+              <w:lastRenderedPageBreak/>
               <w:t xml:space="preserve">Failed: </w:t>
             </w:r>
             <w:r>
               <w:rPr>
-                <w:sz w:val="18"/>
                 <w:i/>
               </w:rPr>
-              <w:t xml:space="preserve">"no servers were resolved"</w:t>
+              <w:t>"no servers were resolved"</w:t>
             </w:r>
           </w:p>
         </w:tc>
         <w:tc>
           <w:tcPr>
             <w:tcW w:w="5522" w:type="dxa"/>
-            <w:shd w:val="clear" w:fill="F2F4F6"/>
-            <w:vAlign w:val="center"/>
-          </w:tcPr>
-          <w:p>
-            <w:pPr>
-              <w:pStyle w:val="TableCell"/>
-            </w:pPr>
-            <w:r>
-              <w:rPr>
-                <w:sz w:val="18"/>
-              </w:rPr>
+            <w:shd w:val="clear" w:color="auto" w:fill="F2F4F6"/>
+            <w:vAlign w:val="center"/>
+          </w:tcPr>
+          <w:p>
+            <w:pPr>
+              <w:pStyle w:val="TableCell"/>
+            </w:pPr>
+            <w:r>
               <w:t xml:space="preserve">The group has no enabled computer accounts as </w:t>
             </w:r>
             <w:r>
               <w:rPr>
-                <w:sz w:val="18"/>
                 <w:b/>
               </w:rPr>
-              <w:t xml:space="preserve">direct</w:t>
-            </w:r>
-            <w:r>
-              <w:rPr>
-                <w:sz w:val="18"/>
-              </w:rPr>
+              <w:t>direct</w:t>
+            </w:r>
+            <w:r>
               <w:t xml:space="preserve"> members. Check the </w:t>
             </w:r>
             <w:r>
               <w:rPr>
-                <w:sz w:val="18"/>
                 <w:i/>
               </w:rPr>
-              <w:t xml:space="preserve">Get Computers in AD Group</w:t>
-            </w:r>
-            <w:r>
-              <w:rPr>
-                <w:sz w:val="18"/>
-              </w:rPr>
+              <w:t>Get Computers in AD Group</w:t>
+            </w:r>
+            <w:r>
               <w:t xml:space="preserve"> log — if it lists nested groups, that is where the servers are</w:t>
             </w:r>
           </w:p>
@@ -2973,17 +3690,27 @@
               <w:pStyle w:val="TableCell"/>
             </w:pPr>
             <w:r>
-              <w:rPr>
-                <w:sz w:val="18"/>
-              </w:rPr>
               <w:t xml:space="preserve">Failed: </w:t>
             </w:r>
             <w:r>
               <w:rPr>
-                <w:sz w:val="18"/>
                 <w:i/>
               </w:rPr>
-              <w:t xml:space="preserve">"rebootMode is empty"</w:t>
+              <w:t>"</w:t>
+            </w:r>
+            <w:proofErr w:type="spellStart"/>
+            <w:r>
+              <w:rPr>
+                <w:i/>
+              </w:rPr>
+              <w:t>rebootMode</w:t>
+            </w:r>
+            <w:proofErr w:type="spellEnd"/>
+            <w:r>
+              <w:rPr>
+                <w:i/>
+              </w:rPr>
+              <w:t xml:space="preserve"> is empty"</w:t>
             </w:r>
           </w:p>
         </w:tc>
@@ -2997,10 +3724,7 @@
               <w:pStyle w:val="TableCell"/>
             </w:pPr>
             <w:r>
-              <w:rPr>
-                <w:sz w:val="18"/>
-              </w:rPr>
-              <w:t xml:space="preserve">Choose Reboot or Report Only</w:t>
+              <w:t>Choose Reboot or Report Only</w:t>
             </w:r>
           </w:p>
         </w:tc>
@@ -3012,56 +3736,73 @@
         <w:tc>
           <w:tcPr>
             <w:tcW w:w="3838" w:type="dxa"/>
-            <w:shd w:val="clear" w:fill="F2F4F6"/>
-            <w:vAlign w:val="center"/>
-          </w:tcPr>
-          <w:p>
-            <w:pPr>
-              <w:pStyle w:val="TableCell"/>
-            </w:pPr>
-            <w:r>
-              <w:rPr>
-                <w:sz w:val="18"/>
-              </w:rPr>
+            <w:shd w:val="clear" w:color="auto" w:fill="F2F4F6"/>
+            <w:vAlign w:val="center"/>
+          </w:tcPr>
+          <w:p>
+            <w:pPr>
+              <w:pStyle w:val="TableCell"/>
+            </w:pPr>
+            <w:r>
               <w:t xml:space="preserve">Failed: </w:t>
             </w:r>
             <w:r>
               <w:rPr>
-                <w:sz w:val="18"/>
                 <w:i/>
               </w:rPr>
-              <w:t xml:space="preserve">"smtpServer is required…"</w:t>
-            </w:r>
-            <w:r>
-              <w:rPr>
-                <w:sz w:val="18"/>
-              </w:rPr>
+              <w:t>"</w:t>
+            </w:r>
+            <w:proofErr w:type="spellStart"/>
+            <w:r>
+              <w:rPr>
+                <w:i/>
+              </w:rPr>
+              <w:t>smtpServer</w:t>
+            </w:r>
+            <w:proofErr w:type="spellEnd"/>
+            <w:r>
+              <w:rPr>
+                <w:i/>
+              </w:rPr>
+              <w:t xml:space="preserve"> is required…"</w:t>
+            </w:r>
+            <w:r>
               <w:t xml:space="preserve"> / </w:t>
             </w:r>
             <w:r>
               <w:rPr>
-                <w:sz w:val="18"/>
                 <w:i/>
               </w:rPr>
-              <w:t xml:space="preserve">"mailTo must hold at least one recipient…"</w:t>
+              <w:t>"</w:t>
+            </w:r>
+            <w:proofErr w:type="spellStart"/>
+            <w:r>
+              <w:rPr>
+                <w:i/>
+              </w:rPr>
+              <w:t>mailTo</w:t>
+            </w:r>
+            <w:proofErr w:type="spellEnd"/>
+            <w:r>
+              <w:rPr>
+                <w:i/>
+              </w:rPr>
+              <w:t xml:space="preserve"> must hold at least one recipient…"</w:t>
             </w:r>
           </w:p>
         </w:tc>
         <w:tc>
           <w:tcPr>
             <w:tcW w:w="5522" w:type="dxa"/>
-            <w:shd w:val="clear" w:fill="F2F4F6"/>
-            <w:vAlign w:val="center"/>
-          </w:tcPr>
-          <w:p>
-            <w:pPr>
-              <w:pStyle w:val="TableCell"/>
-            </w:pPr>
-            <w:r>
-              <w:rPr>
-                <w:sz w:val="18"/>
-              </w:rPr>
-              <w:t xml:space="preserve">Email was ticked without a relay or recipient</w:t>
+            <w:shd w:val="clear" w:color="auto" w:fill="F2F4F6"/>
+            <w:vAlign w:val="center"/>
+          </w:tcPr>
+          <w:p>
+            <w:pPr>
+              <w:pStyle w:val="TableCell"/>
+            </w:pPr>
+            <w:r>
+              <w:t>Email was ticked without a relay or recipient</w:t>
             </w:r>
           </w:p>
         </w:tc>
@@ -3080,17 +3821,13 @@
               <w:pStyle w:val="TableCell"/>
             </w:pPr>
             <w:r>
-              <w:rPr>
-                <w:sz w:val="18"/>
-              </w:rPr>
               <w:t xml:space="preserve">Failed: </w:t>
             </w:r>
             <w:r>
               <w:rPr>
-                <w:sz w:val="18"/>
                 <w:i/>
               </w:rPr>
-              <w:t xml:space="preserve">"… did not report a result"</w:t>
+              <w:t>"… did not report a result"</w:t>
             </w:r>
           </w:p>
         </w:tc>
@@ -3104,22 +3841,15 @@
               <w:pStyle w:val="TableCell"/>
             </w:pPr>
             <w:r>
-              <w:rPr>
-                <w:sz w:val="18"/>
-              </w:rPr>
               <w:t xml:space="preserve">The script did not finish — the PowerShell session was cut off (see </w:t>
             </w:r>
             <w:r>
               <w:rPr>
-                <w:sz w:val="18"/>
                 <w:i/>
               </w:rPr>
-              <w:t xml:space="preserve">timeout</w:t>
-            </w:r>
-            <w:r>
-              <w:rPr>
-                <w:sz w:val="18"/>
-              </w:rPr>
+              <w:t>timeout</w:t>
+            </w:r>
+            <w:r>
               <w:t xml:space="preserve"> below) or the host could not start it. The error includes whatever output there was</w:t>
             </w:r>
           </w:p>
@@ -3132,59 +3862,54 @@
         <w:tc>
           <w:tcPr>
             <w:tcW w:w="3838" w:type="dxa"/>
-            <w:shd w:val="clear" w:fill="F2F4F6"/>
-            <w:vAlign w:val="center"/>
-          </w:tcPr>
-          <w:p>
-            <w:pPr>
-              <w:pStyle w:val="TableCell"/>
-            </w:pPr>
-            <w:r>
-              <w:rPr>
-                <w:sz w:val="18"/>
-              </w:rPr>
+            <w:shd w:val="clear" w:color="auto" w:fill="F2F4F6"/>
+            <w:vAlign w:val="center"/>
+          </w:tcPr>
+          <w:p>
+            <w:pPr>
+              <w:pStyle w:val="TableCell"/>
+            </w:pPr>
+            <w:r>
               <w:t xml:space="preserve">Failed connecting to the PowerShell host, or </w:t>
             </w:r>
             <w:r>
               <w:rPr>
-                <w:sz w:val="18"/>
                 <w:rFonts w:ascii="Consolas" w:hAnsi="Consolas"/>
-                <w:sz w:val="18"/>
-                <w:shd w:val="clear" w:fill="EEF1F4"/>
-              </w:rPr>
-              <w:t xml:space="preserve">document out [EMPTY]</w:t>
+                <w:shd w:val="clear" w:color="auto" w:fill="EEF1F4"/>
+              </w:rPr>
+              <w:t>document out [EMPTY]</w:t>
             </w:r>
           </w:p>
         </w:tc>
         <w:tc>
           <w:tcPr>
             <w:tcW w:w="5522" w:type="dxa"/>
-            <w:shd w:val="clear" w:fill="F2F4F6"/>
-            <w:vAlign w:val="center"/>
-          </w:tcPr>
-          <w:p>
-            <w:pPr>
-              <w:pStyle w:val="TableCell"/>
-            </w:pPr>
-            <w:r>
-              <w:rPr>
-                <w:sz w:val="18"/>
-              </w:rPr>
-              <w:t xml:space="preserve">PS host unreachable, WinRM down, or its certificate is SHA-1. Run </w:t>
-            </w:r>
-            <w:r>
-              <w:rPr>
-                <w:sz w:val="18"/>
+            <w:shd w:val="clear" w:color="auto" w:fill="F2F4F6"/>
+            <w:vAlign w:val="center"/>
+          </w:tcPr>
+          <w:p>
+            <w:pPr>
+              <w:pStyle w:val="TableCell"/>
+            </w:pPr>
+            <w:r>
+              <w:t xml:space="preserve">PS host unreachable, </w:t>
+            </w:r>
+            <w:proofErr w:type="spellStart"/>
+            <w:r>
+              <w:t>WinRM</w:t>
+            </w:r>
+            <w:proofErr w:type="spellEnd"/>
+            <w:r>
+              <w:t xml:space="preserve"> down, or its certificate is SHA-1. Run </w:t>
+            </w:r>
+            <w:r>
+              <w:rPr>
                 <w:rFonts w:ascii="Consolas" w:hAnsi="Consolas"/>
-                <w:sz w:val="18"/>
-                <w:shd w:val="clear" w:fill="EEF1F4"/>
-              </w:rPr>
-              <w:t xml:space="preserve">Code/Test-PSHostWinRM.ps1</w:t>
-            </w:r>
-            <w:r>
-              <w:rPr>
-                <w:sz w:val="18"/>
-              </w:rPr>
+                <w:shd w:val="clear" w:color="auto" w:fill="EEF1F4"/>
+              </w:rPr>
+              <w:t>Code/Test-PSHostWinRM.ps1</w:t>
+            </w:r>
+            <w:r>
               <w:t xml:space="preserve"> on the PS host</w:t>
             </w:r>
           </w:p>
@@ -3204,10 +3929,7 @@
               <w:pStyle w:val="TableCell"/>
             </w:pPr>
             <w:r>
-              <w:rPr>
-                <w:sz w:val="18"/>
-              </w:rPr>
-              <w:t xml:space="preserve">Run cut off partway, servers were rebooting</w:t>
+              <w:t>Run cut off partway, servers were rebooting</w:t>
             </w:r>
           </w:p>
         </w:tc>
@@ -3221,22 +3943,23 @@
               <w:pStyle w:val="TableCell"/>
             </w:pPr>
             <w:r>
-              <w:rPr>
-                <w:sz w:val="18"/>
-              </w:rPr>
-              <w:t xml:space="preserve">The run outlasted the WinRM/plug-in timeout. Ask the administrator to raise it (Implementation Guide §7); do </w:t>
-            </w:r>
-            <w:r>
-              <w:rPr>
-                <w:sz w:val="18"/>
+              <w:t xml:space="preserve">The run outlasted the </w:t>
+            </w:r>
+            <w:proofErr w:type="spellStart"/>
+            <w:r>
+              <w:t>WinRM</w:t>
+            </w:r>
+            <w:proofErr w:type="spellEnd"/>
+            <w:r>
+              <w:t xml:space="preserve">/plug-in timeout. Ask the administrator to raise it (Implementation Guide §7); do </w:t>
+            </w:r>
+            <w:r>
+              <w:rPr>
                 <w:b/>
               </w:rPr>
-              <w:t xml:space="preserve">not</w:t>
-            </w:r>
-            <w:r>
-              <w:rPr>
-                <w:sz w:val="18"/>
-              </w:rPr>
+              <w:t>not</w:t>
+            </w:r>
+            <w:r>
               <w:t xml:space="preserve"> shorten the verify timeout</w:t>
             </w:r>
           </w:p>
@@ -3249,43 +3972,55 @@
         <w:tc>
           <w:tcPr>
             <w:tcW w:w="3838" w:type="dxa"/>
-            <w:shd w:val="clear" w:fill="F2F4F6"/>
-            <w:vAlign w:val="center"/>
-          </w:tcPr>
-          <w:p>
-            <w:pPr>
-              <w:pStyle w:val="TableCell"/>
-            </w:pPr>
-            <w:r>
-              <w:rPr>
-                <w:sz w:val="18"/>
-              </w:rPr>
+            <w:shd w:val="clear" w:color="auto" w:fill="F2F4F6"/>
+            <w:vAlign w:val="center"/>
+          </w:tcPr>
+          <w:p>
+            <w:pPr>
+              <w:pStyle w:val="TableCell"/>
+            </w:pPr>
+            <w:r>
               <w:t xml:space="preserve">Report Only run logs </w:t>
             </w:r>
             <w:r>
               <w:rPr>
-                <w:sz w:val="18"/>
                 <w:i/>
               </w:rPr>
-              <w:t xml:space="preserve">"rebootMode='report-only' is neither 'reboot' nor 'no'"</w:t>
+              <w:t>"</w:t>
+            </w:r>
+            <w:proofErr w:type="spellStart"/>
+            <w:r>
+              <w:rPr>
+                <w:i/>
+              </w:rPr>
+              <w:t>rebootMode</w:t>
+            </w:r>
+            <w:proofErr w:type="spellEnd"/>
+            <w:r>
+              <w:rPr>
+                <w:i/>
+              </w:rPr>
+              <w:t>='report-only' is neither 'reboot' nor 'no'"</w:t>
             </w:r>
           </w:p>
         </w:tc>
         <w:tc>
           <w:tcPr>
             <w:tcW w:w="5522" w:type="dxa"/>
-            <w:shd w:val="clear" w:fill="F2F4F6"/>
-            <w:vAlign w:val="center"/>
-          </w:tcPr>
-          <w:p>
-            <w:pPr>
-              <w:pStyle w:val="TableCell"/>
-            </w:pPr>
-            <w:r>
-              <w:rPr>
-                <w:sz w:val="18"/>
-              </w:rPr>
-              <w:t xml:space="preserve">Expected on Report Only runs; the run is report-only and nothing is rebooted</w:t>
+            <w:shd w:val="clear" w:color="auto" w:fill="F2F4F6"/>
+            <w:vAlign w:val="center"/>
+          </w:tcPr>
+          <w:p>
+            <w:pPr>
+              <w:pStyle w:val="TableCell"/>
+            </w:pPr>
+            <w:proofErr w:type="gramStart"/>
+            <w:r>
+              <w:t>Expected on</w:t>
+            </w:r>
+            <w:proofErr w:type="gramEnd"/>
+            <w:r>
+              <w:t xml:space="preserve"> Report Only runs; the run is report-only and nothing is rebooted</w:t>
             </w:r>
           </w:p>
         </w:tc>
@@ -3304,17 +4039,27 @@
               <w:pStyle w:val="TableCell"/>
             </w:pPr>
             <w:r>
-              <w:rPr>
-                <w:sz w:val="18"/>
-              </w:rPr>
               <w:t xml:space="preserve">Log suggests re-running with </w:t>
             </w:r>
             <w:r>
               <w:rPr>
-                <w:sz w:val="18"/>
                 <w:i/>
               </w:rPr>
-              <w:t xml:space="preserve">'simpleMode'</w:t>
+              <w:t>'</w:t>
+            </w:r>
+            <w:proofErr w:type="spellStart"/>
+            <w:r>
+              <w:rPr>
+                <w:i/>
+              </w:rPr>
+              <w:t>simpleMode</w:t>
+            </w:r>
+            <w:proofErr w:type="spellEnd"/>
+            <w:r>
+              <w:rPr>
+                <w:i/>
+              </w:rPr>
+              <w:t>'</w:t>
             </w:r>
           </w:p>
         </w:tc>
@@ -3328,37 +4073,25 @@
               <w:pStyle w:val="TableCell"/>
             </w:pPr>
             <w:r>
-              <w:rPr>
-                <w:sz w:val="18"/>
-              </w:rPr>
               <w:t xml:space="preserve">Use </w:t>
             </w:r>
             <w:r>
               <w:rPr>
-                <w:sz w:val="18"/>
                 <w:b/>
               </w:rPr>
-              <w:t xml:space="preserve">Reboot</w:t>
-            </w:r>
-            <w:r>
-              <w:rPr>
-                <w:sz w:val="18"/>
-              </w:rPr>
+              <w:t>Reboot</w:t>
+            </w:r>
+            <w:r>
               <w:t xml:space="preserve"> on the form, or </w:t>
             </w:r>
             <w:r>
               <w:rPr>
-                <w:sz w:val="18"/>
                 <w:rFonts w:ascii="Consolas" w:hAnsi="Consolas"/>
-                <w:sz w:val="18"/>
-                <w:shd w:val="clear" w:fill="EEF1F4"/>
-              </w:rPr>
-              <w:t xml:space="preserve">reboot</w:t>
-            </w:r>
-            <w:r>
-              <w:rPr>
-                <w:sz w:val="18"/>
-              </w:rPr>
+                <w:shd w:val="clear" w:color="auto" w:fill="EEF1F4"/>
+              </w:rPr>
+              <w:t>reboot</w:t>
+            </w:r>
+            <w:r>
               <w:t xml:space="preserve"> from a schedule/API</w:t>
             </w:r>
           </w:p>
@@ -3371,56 +4104,61 @@
         <w:tc>
           <w:tcPr>
             <w:tcW w:w="3838" w:type="dxa"/>
-            <w:shd w:val="clear" w:fill="F2F4F6"/>
-            <w:vAlign w:val="center"/>
-          </w:tcPr>
-          <w:p>
-            <w:pPr>
-              <w:pStyle w:val="TableCell"/>
-            </w:pPr>
-            <w:r>
-              <w:rPr>
-                <w:sz w:val="18"/>
-              </w:rPr>
+            <w:shd w:val="clear" w:color="auto" w:fill="F2F4F6"/>
+            <w:vAlign w:val="center"/>
+          </w:tcPr>
+          <w:p>
+            <w:pPr>
+              <w:pStyle w:val="TableCell"/>
+            </w:pPr>
+            <w:r>
               <w:t xml:space="preserve">A server shows </w:t>
             </w:r>
             <w:r>
               <w:rPr>
-                <w:sz w:val="18"/>
                 <w:b/>
               </w:rPr>
-              <w:t xml:space="preserve">Skipped-StatusUnknown</w:t>
-            </w:r>
+              <w:t>Skipped-</w:t>
+            </w:r>
+            <w:proofErr w:type="spellStart"/>
+            <w:r>
+              <w:rPr>
+                <w:b/>
+              </w:rPr>
+              <w:t>StatusUnknown</w:t>
+            </w:r>
+            <w:proofErr w:type="spellEnd"/>
           </w:p>
         </w:tc>
         <w:tc>
           <w:tcPr>
             <w:tcW w:w="5522" w:type="dxa"/>
-            <w:shd w:val="clear" w:fill="F2F4F6"/>
-            <w:vAlign w:val="center"/>
-          </w:tcPr>
-          <w:p>
-            <w:pPr>
-              <w:pStyle w:val="TableCell"/>
-            </w:pPr>
-            <w:r>
-              <w:rPr>
-                <w:sz w:val="18"/>
-              </w:rPr>
+            <w:shd w:val="clear" w:color="auto" w:fill="F2F4F6"/>
+            <w:vAlign w:val="center"/>
+          </w:tcPr>
+          <w:p>
+            <w:pPr>
+              <w:pStyle w:val="TableCell"/>
+            </w:pPr>
+            <w:r>
               <w:t xml:space="preserve">Unreachable over WMI/RPC from the PS host. It was </w:t>
             </w:r>
             <w:r>
               <w:rPr>
-                <w:sz w:val="18"/>
                 <w:b/>
               </w:rPr>
-              <w:t xml:space="preserve">not</w:t>
-            </w:r>
-            <w:r>
-              <w:rPr>
-                <w:sz w:val="18"/>
-              </w:rPr>
-              <w:t xml:space="preserve"> rebooted. Check it is on and the firewall allows RPC/WMI</w:t>
+              <w:t>not</w:t>
+            </w:r>
+            <w:r>
+              <w:t xml:space="preserve"> rebooted. Check </w:t>
+            </w:r>
+            <w:proofErr w:type="gramStart"/>
+            <w:r>
+              <w:t>it is</w:t>
+            </w:r>
+            <w:proofErr w:type="gramEnd"/>
+            <w:r>
+              <w:t xml:space="preserve"> on and the firewall allows RPC/WMI</w:t>
             </w:r>
           </w:p>
         </w:tc>
@@ -3439,18 +4177,16 @@
               <w:pStyle w:val="TableCell"/>
             </w:pPr>
             <w:r>
-              <w:rPr>
-                <w:sz w:val="18"/>
-              </w:rPr>
               <w:t xml:space="preserve">A server shows </w:t>
             </w:r>
-            <w:r>
-              <w:rPr>
-                <w:sz w:val="18"/>
+            <w:proofErr w:type="spellStart"/>
+            <w:r>
+              <w:rPr>
                 <w:b/>
               </w:rPr>
-              <w:t xml:space="preserve">RebootFailed</w:t>
-            </w:r>
+              <w:t>RebootFailed</w:t>
+            </w:r>
+            <w:proofErr w:type="spellEnd"/>
           </w:p>
         </w:tc>
         <w:tc>
@@ -3463,10 +4199,7 @@
               <w:pStyle w:val="TableCell"/>
             </w:pPr>
             <w:r>
-              <w:rPr>
-                <w:sz w:val="18"/>
-              </w:rPr>
-              <w:t xml:space="preserve">The PS host's account lacks shutdown rights on it, or RPC is blocked</w:t>
+              <w:t>The PS host's account lacks shutdown rights on it, or RPC is blocked</w:t>
             </w:r>
           </w:p>
         </w:tc>
@@ -3478,57 +4211,49 @@
         <w:tc>
           <w:tcPr>
             <w:tcW w:w="3838" w:type="dxa"/>
-            <w:shd w:val="clear" w:fill="F2F4F6"/>
-            <w:vAlign w:val="center"/>
-          </w:tcPr>
-          <w:p>
-            <w:pPr>
-              <w:pStyle w:val="TableCell"/>
-            </w:pPr>
-            <w:r>
-              <w:rPr>
-                <w:sz w:val="18"/>
-              </w:rPr>
+            <w:shd w:val="clear" w:color="auto" w:fill="F2F4F6"/>
+            <w:vAlign w:val="center"/>
+          </w:tcPr>
+          <w:p>
+            <w:pPr>
+              <w:pStyle w:val="TableCell"/>
+            </w:pPr>
+            <w:r>
               <w:t xml:space="preserve">A server shows </w:t>
             </w:r>
-            <w:r>
-              <w:rPr>
-                <w:sz w:val="18"/>
+            <w:proofErr w:type="spellStart"/>
+            <w:r>
+              <w:rPr>
                 <w:b/>
               </w:rPr>
-              <w:t xml:space="preserve">NotReturned</w:t>
-            </w:r>
+              <w:t>NotReturned</w:t>
+            </w:r>
+            <w:proofErr w:type="spellEnd"/>
           </w:p>
         </w:tc>
         <w:tc>
           <w:tcPr>
             <w:tcW w:w="5522" w:type="dxa"/>
-            <w:shd w:val="clear" w:fill="F2F4F6"/>
-            <w:vAlign w:val="center"/>
-          </w:tcPr>
-          <w:p>
-            <w:pPr>
-              <w:pStyle w:val="TableCell"/>
-            </w:pPr>
-            <w:r>
-              <w:rPr>
-                <w:sz w:val="18"/>
-              </w:rPr>
+            <w:shd w:val="clear" w:color="auto" w:fill="F2F4F6"/>
+            <w:vAlign w:val="center"/>
+          </w:tcPr>
+          <w:p>
+            <w:pPr>
+              <w:pStyle w:val="TableCell"/>
+            </w:pPr>
+            <w:r>
               <w:t xml:space="preserve">It was rebooted but did not report a new boot time within 600s. Check the console. Raise </w:t>
             </w:r>
-            <w:r>
-              <w:rPr>
-                <w:sz w:val="18"/>
+            <w:proofErr w:type="spellStart"/>
+            <w:r>
+              <w:rPr>
                 <w:rFonts w:ascii="Consolas" w:hAnsi="Consolas"/>
-                <w:sz w:val="18"/>
-                <w:shd w:val="clear" w:fill="EEF1F4"/>
-              </w:rPr>
-              <w:t xml:space="preserve">verifyTimeoutSec</w:t>
-            </w:r>
-            <w:r>
-              <w:rPr>
-                <w:sz w:val="18"/>
-              </w:rPr>
+                <w:shd w:val="clear" w:color="auto" w:fill="EEF1F4"/>
+              </w:rPr>
+              <w:t>verifyTimeoutSec</w:t>
+            </w:r>
+            <w:proofErr w:type="spellEnd"/>
+            <w:r>
               <w:t xml:space="preserve"> only if boots legitimately take longer</w:t>
             </w:r>
           </w:p>
@@ -3548,10 +4273,7 @@
               <w:pStyle w:val="TableCell"/>
             </w:pPr>
             <w:r>
-              <w:rPr>
-                <w:sz w:val="18"/>
-              </w:rPr>
-              <w:t xml:space="preserve">No servers were rebooted</w:t>
+              <w:t>No servers were rebooted</w:t>
             </w:r>
           </w:p>
         </w:tc>
@@ -3565,10 +4287,15 @@
               <w:pStyle w:val="TableCell"/>
             </w:pPr>
             <w:r>
-              <w:rPr>
-                <w:sz w:val="18"/>
-              </w:rPr>
-              <w:t xml:space="preserve">The run was Report Only, or no server had a pending reboot. Check the per-server outcome table</w:t>
+              <w:t xml:space="preserve">The run was Report Only, </w:t>
+            </w:r>
+            <w:proofErr w:type="gramStart"/>
+            <w:r>
+              <w:t>or</w:t>
+            </w:r>
+            <w:proofErr w:type="gramEnd"/>
+            <w:r>
+              <w:t xml:space="preserve"> no server had a pending reboot. Check the per-server outcome table</w:t>
             </w:r>
           </w:p>
         </w:tc>
@@ -3580,60 +4307,51 @@
         <w:tc>
           <w:tcPr>
             <w:tcW w:w="3838" w:type="dxa"/>
-            <w:shd w:val="clear" w:fill="F2F4F6"/>
-            <w:vAlign w:val="center"/>
-          </w:tcPr>
-          <w:p>
-            <w:pPr>
-              <w:pStyle w:val="TableCell"/>
-            </w:pPr>
-            <w:r>
-              <w:rPr>
-                <w:sz w:val="18"/>
-              </w:rPr>
-              <w:t xml:space="preserve">Report email not received</w:t>
+            <w:shd w:val="clear" w:color="auto" w:fill="F2F4F6"/>
+            <w:vAlign w:val="center"/>
+          </w:tcPr>
+          <w:p>
+            <w:pPr>
+              <w:pStyle w:val="TableCell"/>
+            </w:pPr>
+            <w:r>
+              <w:t>Report email not received</w:t>
             </w:r>
           </w:p>
         </w:tc>
         <w:tc>
           <w:tcPr>
             <w:tcW w:w="5522" w:type="dxa"/>
-            <w:shd w:val="clear" w:fill="F2F4F6"/>
-            <w:vAlign w:val="center"/>
-          </w:tcPr>
-          <w:p>
-            <w:pPr>
-              <w:pStyle w:val="TableCell"/>
-            </w:pPr>
-            <w:r>
-              <w:rPr>
-                <w:sz w:val="18"/>
+            <w:shd w:val="clear" w:color="auto" w:fill="F2F4F6"/>
+            <w:vAlign w:val="center"/>
+          </w:tcPr>
+          <w:p>
+            <w:pPr>
+              <w:pStyle w:val="TableCell"/>
+            </w:pPr>
+            <w:proofErr w:type="spellStart"/>
+            <w:r>
+              <w:rPr>
                 <w:rFonts w:ascii="Consolas" w:hAnsi="Consolas"/>
-                <w:sz w:val="18"/>
-                <w:shd w:val="clear" w:fill="EEF1F4"/>
-              </w:rPr>
-              <w:t xml:space="preserve">emailReport</w:t>
-            </w:r>
-            <w:r>
-              <w:rPr>
-                <w:sz w:val="18"/>
-              </w:rPr>
+                <w:shd w:val="clear" w:color="auto" w:fill="EEF1F4"/>
+              </w:rPr>
+              <w:t>emailReport</w:t>
+            </w:r>
+            <w:proofErr w:type="spellEnd"/>
+            <w:r>
               <w:t xml:space="preserve"> unticked, wrong </w:t>
             </w:r>
-            <w:r>
-              <w:rPr>
-                <w:sz w:val="18"/>
+            <w:proofErr w:type="spellStart"/>
+            <w:r>
+              <w:rPr>
                 <w:rFonts w:ascii="Consolas" w:hAnsi="Consolas"/>
-                <w:sz w:val="18"/>
-                <w:shd w:val="clear" w:fill="EEF1F4"/>
-              </w:rPr>
-              <w:t xml:space="preserve">smtpServer</w:t>
-            </w:r>
-            <w:r>
-              <w:rPr>
-                <w:sz w:val="18"/>
-              </w:rPr>
-              <w:t xml:space="preserve">, or the relay rejected mail from the PS host. A send failure appears as an error in the log</w:t>
+                <w:shd w:val="clear" w:color="auto" w:fill="EEF1F4"/>
+              </w:rPr>
+              <w:t>smtpServer</w:t>
+            </w:r>
+            <w:proofErr w:type="spellEnd"/>
+            <w:r>
+              <w:t>, or the relay rejected mail from the PS host. A send failure appears as an error in the log</w:t>
             </w:r>
           </w:p>
         </w:tc>
@@ -3652,10 +4370,7 @@
               <w:pStyle w:val="TableCell"/>
             </w:pPr>
             <w:r>
-              <w:rPr>
-                <w:sz w:val="18"/>
-              </w:rPr>
-              <w:t xml:space="preserve">Warning naming nested groups</w:t>
+              <w:t>Warning naming nested groups</w:t>
             </w:r>
           </w:p>
         </w:tc>
@@ -3669,22 +4384,15 @@
               <w:pStyle w:val="TableCell"/>
             </w:pPr>
             <w:r>
-              <w:rPr>
-                <w:sz w:val="18"/>
-              </w:rPr>
               <w:t xml:space="preserve">Those groups' members were </w:t>
             </w:r>
             <w:r>
               <w:rPr>
-                <w:sz w:val="18"/>
                 <w:b/>
               </w:rPr>
-              <w:t xml:space="preserve">not</w:t>
-            </w:r>
-            <w:r>
-              <w:rPr>
-                <w:sz w:val="18"/>
-              </w:rPr>
+              <w:t>not</w:t>
+            </w:r>
+            <w:r>
               <w:t xml:space="preserve"> rebooted. Add the computer accounts directly, or run the workflow against each nested group</w:t>
             </w:r>
           </w:p>
@@ -3697,7 +4405,7 @@
       </w:pPr>
     </w:p>
     <w:sectPr>
-      <w:footerReference w:type="default" r:id="rId4"/>
+      <w:footerReference w:type="default" r:id="rId7"/>
       <w:pgSz w:w="12240" w:h="15840"/>
       <w:pgMar w:top="1440" w:right="1440" w:bottom="1440" w:left="1440" w:header="720" w:footer="600" w:gutter="0"/>
       <w:cols w:space="720"/>
@@ -3707,8 +4415,33 @@
 </w:document>
 </file>
 
+<file path=word/endnotes.xml><?xml version="1.0" encoding="utf-8"?>
+<w:endnotes xmlns:wpc="http://schemas.microsoft.com/office/word/2010/wordprocessingCanvas" xmlns:cx="http://schemas.microsoft.com/office/drawing/2014/chartex" xmlns:cx1="http://schemas.microsoft.com/office/drawing/2015/9/8/chartex" xmlns:cx2="http://schemas.microsoft.com/office/drawing/2015/10/21/chartex" xmlns:cx3="http://schemas.microsoft.com/office/drawing/2016/5/9/chartex" xmlns:cx4="http://schemas.microsoft.com/office/drawing/2016/5/10/chartex" xmlns:cx5="http://schemas.microsoft.com/office/drawing/2016/5/11/chartex" xmlns:cx6="http://schemas.microsoft.com/office/drawing/2016/5/12/chartex" xmlns:cx7="http://schemas.microsoft.com/office/drawing/2016/5/13/chartex" xmlns:cx8="http://schemas.microsoft.com/office/drawing/2016/5/14/chartex" xmlns:mc="http://schemas.openxmlformats.org/markup-compatibility/2006" xmlns:aink="http://schemas.microsoft.com/office/drawing/2016/ink" xmlns:am3d="http://schemas.microsoft.com/office/drawing/2017/model3d" xmlns:o="urn:schemas-microsoft-com:office:office" xmlns:oel="http://schemas.microsoft.com/office/2019/extlst" xmlns:r="http://schemas.openxmlformats.org/officeDocument/2006/relationships" xmlns:m="http://schemas.openxmlformats.org/officeDocument/2006/math" xmlns:v="urn:schemas-microsoft-com:vml" xmlns:wp14="http://schemas.microsoft.com/office/word/2010/wordprocessingDrawing" xmlns:wp="http://schemas.openxmlformats.org/drawingml/2006/wordprocessingDrawing" xmlns:w10="urn:schemas-microsoft-com:office:word" xmlns:w="http://schemas.openxmlformats.org/wordprocessingml/2006/main" xmlns:w14="http://schemas.microsoft.com/office/word/2010/wordml" xmlns:w15="http://schemas.microsoft.com/office/word/2012/wordml" xmlns:w16cex="http://schemas.microsoft.com/office/word/2018/wordml/cex" xmlns:w16cid="http://schemas.microsoft.com/office/word/2016/wordml/cid" xmlns:w16="http://schemas.microsoft.com/office/word/2018/wordml" xmlns:w16du="http://schemas.microsoft.com/office/word/2023/wordml/word16du" xmlns:w16sdtdh="http://schemas.microsoft.com/office/word/2020/wordml/sdtdatahash" xmlns:w16sdtfl="http://schemas.microsoft.com/office/word/2024/wordml/sdtformatlock" xmlns:w16se="http://schemas.microsoft.com/office/word/2015/wordml/symex" xmlns:wpg="http://schemas.microsoft.com/office/word/2010/wordprocessingGroup" xmlns:wpi="http://schemas.microsoft.com/office/word/2010/wordprocessingInk" xmlns:wne="http://schemas.microsoft.com/office/word/2006/wordml" xmlns:wps="http://schemas.microsoft.com/office/word/2010/wordprocessingShape" mc:Ignorable="w14 w15 w16se w16cid w16 w16cex w16sdtdh w16sdtfl w16du wp14">
+  <w:endnote w:type="separator" w:id="-1">
+    <w:p>
+      <w:pPr>
+        <w:spacing w:after="0" w:line="240" w:lineRule="auto"/>
+      </w:pPr>
+      <w:r>
+        <w:separator/>
+      </w:r>
+    </w:p>
+  </w:endnote>
+  <w:endnote w:type="continuationSeparator" w:id="0">
+    <w:p>
+      <w:pPr>
+        <w:spacing w:after="0" w:line="240" w:lineRule="auto"/>
+      </w:pPr>
+      <w:r>
+        <w:continuationSeparator/>
+      </w:r>
+    </w:p>
+  </w:endnote>
+</w:endnotes>
+</file>
+
 <file path=word/footer1.xml><?xml version="1.0" encoding="utf-8"?>
-<w:ftr xmlns:w="http://schemas.openxmlformats.org/wordprocessingml/2006/main">
+<w:ftr xmlns:wpc="http://schemas.microsoft.com/office/word/2010/wordprocessingCanvas" xmlns:cx="http://schemas.microsoft.com/office/drawing/2014/chartex" xmlns:cx1="http://schemas.microsoft.com/office/drawing/2015/9/8/chartex" xmlns:cx2="http://schemas.microsoft.com/office/drawing/2015/10/21/chartex" xmlns:cx3="http://schemas.microsoft.com/office/drawing/2016/5/9/chartex" xmlns:cx4="http://schemas.microsoft.com/office/drawing/2016/5/10/chartex" xmlns:cx5="http://schemas.microsoft.com/office/drawing/2016/5/11/chartex" xmlns:cx6="http://schemas.microsoft.com/office/drawing/2016/5/12/chartex" xmlns:cx7="http://schemas.microsoft.com/office/drawing/2016/5/13/chartex" xmlns:cx8="http://schemas.microsoft.com/office/drawing/2016/5/14/chartex" xmlns:mc="http://schemas.openxmlformats.org/markup-compatibility/2006" xmlns:aink="http://schemas.microsoft.com/office/drawing/2016/ink" xmlns:am3d="http://schemas.microsoft.com/office/drawing/2017/model3d" xmlns:o="urn:schemas-microsoft-com:office:office" xmlns:oel="http://schemas.microsoft.com/office/2019/extlst" xmlns:r="http://schemas.openxmlformats.org/officeDocument/2006/relationships" xmlns:m="http://schemas.openxmlformats.org/officeDocument/2006/math" xmlns:v="urn:schemas-microsoft-com:vml" xmlns:wp14="http://schemas.microsoft.com/office/word/2010/wordprocessingDrawing" xmlns:wp="http://schemas.openxmlformats.org/drawingml/2006/wordprocessingDrawing" xmlns:w10="urn:schemas-microsoft-com:office:word" xmlns:w="http://schemas.openxmlformats.org/wordprocessingml/2006/main" xmlns:w14="http://schemas.microsoft.com/office/word/2010/wordml" xmlns:w15="http://schemas.microsoft.com/office/word/2012/wordml" xmlns:w16cex="http://schemas.microsoft.com/office/word/2018/wordml/cex" xmlns:w16cid="http://schemas.microsoft.com/office/word/2016/wordml/cid" xmlns:w16="http://schemas.microsoft.com/office/word/2018/wordml" xmlns:w16du="http://schemas.microsoft.com/office/word/2023/wordml/word16du" xmlns:w16sdtdh="http://schemas.microsoft.com/office/word/2020/wordml/sdtdatahash" xmlns:w16sdtfl="http://schemas.microsoft.com/office/word/2024/wordml/sdtformatlock" xmlns:w16se="http://schemas.microsoft.com/office/word/2015/wordml/symex" xmlns:wpg="http://schemas.microsoft.com/office/word/2010/wordprocessingGroup" xmlns:wpi="http://schemas.microsoft.com/office/word/2010/wordprocessingInk" xmlns:wne="http://schemas.microsoft.com/office/word/2006/wordml" xmlns:wps="http://schemas.microsoft.com/office/word/2010/wordprocessingShape" mc:Ignorable="w14 w15 w16se w16cid w16 w16cex w16sdtdh w16sdtfl w16du wp14">
   <w:p>
     <w:pPr>
       <w:pBdr>
@@ -3721,18 +4454,34 @@
     </w:pPr>
     <w:r>
       <w:rPr>
+        <w:color w:val="8996A3"/>
         <w:sz w:val="15"/>
+      </w:rPr>
+      <w:t xml:space="preserve">User </w:t>
+    </w:r>
+    <w:proofErr w:type="gramStart"/>
+    <w:r>
+      <w:rPr>
         <w:color w:val="8996A3"/>
+        <w:sz w:val="15"/>
       </w:rPr>
-      <w:t xml:space="preserve">User Guide  |  Server Reboots</w:t>
+      <w:t>Guide  |</w:t>
+    </w:r>
+    <w:proofErr w:type="gramEnd"/>
+    <w:r>
+      <w:rPr>
+        <w:color w:val="8996A3"/>
+        <w:sz w:val="15"/>
+      </w:rPr>
+      <w:t xml:space="preserve">  Server Reboots</w:t>
     </w:r>
     <w:r>
       <w:tab/>
     </w:r>
     <w:r>
       <w:rPr>
+        <w:color w:val="8996A3"/>
         <w:sz w:val="15"/>
-        <w:color w:val="8996A3"/>
       </w:rPr>
       <w:t xml:space="preserve">Page </w:t>
     </w:r>
@@ -3747,8 +4496,8 @@
     </w:r>
     <w:r>
       <w:rPr>
+        <w:color w:val="8996A3"/>
         <w:sz w:val="15"/>
-        <w:color w:val="8996A3"/>
       </w:rPr>
       <w:t>1</w:t>
     </w:r>
@@ -3759,11 +4508,38 @@
 </w:ftr>
 </file>
 
+<file path=word/footnotes.xml><?xml version="1.0" encoding="utf-8"?>
+<w:footnotes xmlns:wpc="http://schemas.microsoft.com/office/word/2010/wordprocessingCanvas" xmlns:cx="http://schemas.microsoft.com/office/drawing/2014/chartex" xmlns:cx1="http://schemas.microsoft.com/office/drawing/2015/9/8/chartex" xmlns:cx2="http://schemas.microsoft.com/office/drawing/2015/10/21/chartex" xmlns:cx3="http://schemas.microsoft.com/office/drawing/2016/5/9/chartex" xmlns:cx4="http://schemas.microsoft.com/office/drawing/2016/5/10/chartex" xmlns:cx5="http://schemas.microsoft.com/office/drawing/2016/5/11/chartex" xmlns:cx6="http://schemas.microsoft.com/office/drawing/2016/5/12/chartex" xmlns:cx7="http://schemas.microsoft.com/office/drawing/2016/5/13/chartex" xmlns:cx8="http://schemas.microsoft.com/office/drawing/2016/5/14/chartex" xmlns:mc="http://schemas.openxmlformats.org/markup-compatibility/2006" xmlns:aink="http://schemas.microsoft.com/office/drawing/2016/ink" xmlns:am3d="http://schemas.microsoft.com/office/drawing/2017/model3d" xmlns:o="urn:schemas-microsoft-com:office:office" xmlns:oel="http://schemas.microsoft.com/office/2019/extlst" xmlns:r="http://schemas.openxmlformats.org/officeDocument/2006/relationships" xmlns:m="http://schemas.openxmlformats.org/officeDocument/2006/math" xmlns:v="urn:schemas-microsoft-com:vml" xmlns:wp14="http://schemas.microsoft.com/office/word/2010/wordprocessingDrawing" xmlns:wp="http://schemas.openxmlformats.org/drawingml/2006/wordprocessingDrawing" xmlns:w10="urn:schemas-microsoft-com:office:word" xmlns:w="http://schemas.openxmlformats.org/wordprocessingml/2006/main" xmlns:w14="http://schemas.microsoft.com/office/word/2010/wordml" xmlns:w15="http://schemas.microsoft.com/office/word/2012/wordml" xmlns:w16cex="http://schemas.microsoft.com/office/word/2018/wordml/cex" xmlns:w16cid="http://schemas.microsoft.com/office/word/2016/wordml/cid" xmlns:w16="http://schemas.microsoft.com/office/word/2018/wordml" xmlns:w16du="http://schemas.microsoft.com/office/word/2023/wordml/word16du" xmlns:w16sdtdh="http://schemas.microsoft.com/office/word/2020/wordml/sdtdatahash" xmlns:w16sdtfl="http://schemas.microsoft.com/office/word/2024/wordml/sdtformatlock" xmlns:w16se="http://schemas.microsoft.com/office/word/2015/wordml/symex" xmlns:wpg="http://schemas.microsoft.com/office/word/2010/wordprocessingGroup" xmlns:wpi="http://schemas.microsoft.com/office/word/2010/wordprocessingInk" xmlns:wne="http://schemas.microsoft.com/office/word/2006/wordml" xmlns:wps="http://schemas.microsoft.com/office/word/2010/wordprocessingShape" mc:Ignorable="w14 w15 w16se w16cid w16 w16cex w16sdtdh w16sdtfl w16du wp14">
+  <w:footnote w:type="separator" w:id="-1">
+    <w:p>
+      <w:pPr>
+        <w:spacing w:after="0" w:line="240" w:lineRule="auto"/>
+      </w:pPr>
+      <w:r>
+        <w:separator/>
+      </w:r>
+    </w:p>
+  </w:footnote>
+  <w:footnote w:type="continuationSeparator" w:id="0">
+    <w:p>
+      <w:pPr>
+        <w:spacing w:after="0" w:line="240" w:lineRule="auto"/>
+      </w:pPr>
+      <w:r>
+        <w:continuationSeparator/>
+      </w:r>
+    </w:p>
+  </w:footnote>
+</w:footnotes>
+</file>
+
 <file path=word/numbering.xml><?xml version="1.0" encoding="utf-8"?>
-<w:numbering xmlns:w="http://schemas.openxmlformats.org/wordprocessingml/2006/main">
-  <w:abstractNum w:abstractNumId="0">
+<w:numbering xmlns:wpc="http://schemas.microsoft.com/office/word/2010/wordprocessingCanvas" xmlns:cx="http://schemas.microsoft.com/office/drawing/2014/chartex" xmlns:cx1="http://schemas.microsoft.com/office/drawing/2015/9/8/chartex" xmlns:cx2="http://schemas.microsoft.com/office/drawing/2015/10/21/chartex" xmlns:cx3="http://schemas.microsoft.com/office/drawing/2016/5/9/chartex" xmlns:cx4="http://schemas.microsoft.com/office/drawing/2016/5/10/chartex" xmlns:cx5="http://schemas.microsoft.com/office/drawing/2016/5/11/chartex" xmlns:cx6="http://schemas.microsoft.com/office/drawing/2016/5/12/chartex" xmlns:cx7="http://schemas.microsoft.com/office/drawing/2016/5/13/chartex" xmlns:cx8="http://schemas.microsoft.com/office/drawing/2016/5/14/chartex" xmlns:mc="http://schemas.openxmlformats.org/markup-compatibility/2006" xmlns:aink="http://schemas.microsoft.com/office/drawing/2016/ink" xmlns:am3d="http://schemas.microsoft.com/office/drawing/2017/model3d" xmlns:o="urn:schemas-microsoft-com:office:office" xmlns:oel="http://schemas.microsoft.com/office/2019/extlst" xmlns:r="http://schemas.openxmlformats.org/officeDocument/2006/relationships" xmlns:m="http://schemas.openxmlformats.org/officeDocument/2006/math" xmlns:v="urn:schemas-microsoft-com:vml" xmlns:wp14="http://schemas.microsoft.com/office/word/2010/wordprocessingDrawing" xmlns:wp="http://schemas.openxmlformats.org/drawingml/2006/wordprocessingDrawing" xmlns:w10="urn:schemas-microsoft-com:office:word" xmlns:w="http://schemas.openxmlformats.org/wordprocessingml/2006/main" xmlns:w14="http://schemas.microsoft.com/office/word/2010/wordml" xmlns:w15="http://schemas.microsoft.com/office/word/2012/wordml" xmlns:w16cex="http://schemas.microsoft.com/office/word/2018/wordml/cex" xmlns:w16cid="http://schemas.microsoft.com/office/word/2016/wordml/cid" xmlns:w16="http://schemas.microsoft.com/office/word/2018/wordml" xmlns:w16du="http://schemas.microsoft.com/office/word/2023/wordml/word16du" xmlns:w16sdtdh="http://schemas.microsoft.com/office/word/2020/wordml/sdtdatahash" xmlns:w16sdtfl="http://schemas.microsoft.com/office/word/2024/wordml/sdtformatlock" xmlns:w16se="http://schemas.microsoft.com/office/word/2015/wordml/symex" xmlns:wpg="http://schemas.microsoft.com/office/word/2010/wordprocessingGroup" xmlns:wpi="http://schemas.microsoft.com/office/word/2010/wordprocessingInk" xmlns:wne="http://schemas.microsoft.com/office/word/2006/wordml" xmlns:wps="http://schemas.microsoft.com/office/word/2010/wordprocessingShape" mc:Ignorable="w14 w15 w16se w16cid w16 w16cex w16sdtdh w16sdtfl w16du wp14">
+  <w:abstractNum w:abstractNumId="0" w15:restartNumberingAfterBreak="0">
+    <w:nsid w:val="096D516F"/>
     <w:multiLevelType w:val="hybridMultilevel"/>
-    <w:lvl w:ilvl="0">
+    <w:tmpl w:val="B7BAE97A"/>
+    <w:lvl w:ilvl="0" w:tplc="A23E93DE">
       <w:start w:val="1"/>
       <w:numFmt w:val="bullet"/>
       <w:lvlText w:val="•"/>
@@ -3775,7 +4551,7 @@
         <w:rFonts w:ascii="Symbol" w:hAnsi="Symbol" w:hint="default"/>
       </w:rPr>
     </w:lvl>
-    <w:lvl w:ilvl="1">
+    <w:lvl w:ilvl="1" w:tplc="1AC8EA90">
       <w:start w:val="1"/>
       <w:numFmt w:val="bullet"/>
       <w:lvlText w:val="o"/>
@@ -3787,10 +4563,47 @@
         <w:rFonts w:ascii="Courier New" w:hAnsi="Courier New" w:hint="default"/>
       </w:rPr>
     </w:lvl>
+    <w:lvl w:ilvl="2" w:tplc="57665458">
+      <w:numFmt w:val="decimal"/>
+      <w:lvlText w:val=""/>
+      <w:lvlJc w:val="left"/>
+    </w:lvl>
+    <w:lvl w:ilvl="3" w:tplc="47D402C4">
+      <w:numFmt w:val="decimal"/>
+      <w:lvlText w:val=""/>
+      <w:lvlJc w:val="left"/>
+    </w:lvl>
+    <w:lvl w:ilvl="4" w:tplc="854AD744">
+      <w:numFmt w:val="decimal"/>
+      <w:lvlText w:val=""/>
+      <w:lvlJc w:val="left"/>
+    </w:lvl>
+    <w:lvl w:ilvl="5" w:tplc="FA5C66F6">
+      <w:numFmt w:val="decimal"/>
+      <w:lvlText w:val=""/>
+      <w:lvlJc w:val="left"/>
+    </w:lvl>
+    <w:lvl w:ilvl="6" w:tplc="67DE411E">
+      <w:numFmt w:val="decimal"/>
+      <w:lvlText w:val=""/>
+      <w:lvlJc w:val="left"/>
+    </w:lvl>
+    <w:lvl w:ilvl="7" w:tplc="A76EC0DA">
+      <w:numFmt w:val="decimal"/>
+      <w:lvlText w:val=""/>
+      <w:lvlJc w:val="left"/>
+    </w:lvl>
+    <w:lvl w:ilvl="8" w:tplc="E3340738">
+      <w:numFmt w:val="decimal"/>
+      <w:lvlText w:val=""/>
+      <w:lvlJc w:val="left"/>
+    </w:lvl>
   </w:abstractNum>
-  <w:abstractNum w:abstractNumId="1">
+  <w:abstractNum w:abstractNumId="1" w15:restartNumberingAfterBreak="0">
+    <w:nsid w:val="6C41562A"/>
     <w:multiLevelType w:val="hybridMultilevel"/>
-    <w:lvl w:ilvl="0">
+    <w:tmpl w:val="7E2CD0F6"/>
+    <w:lvl w:ilvl="0" w:tplc="1A080A34">
       <w:start w:val="1"/>
       <w:numFmt w:val="decimal"/>
       <w:lvlText w:val="%1."/>
@@ -3799,7 +4612,7 @@
         <w:ind w:left="360" w:hanging="270"/>
       </w:pPr>
     </w:lvl>
-    <w:lvl w:ilvl="1">
+    <w:lvl w:ilvl="1" w:tplc="D0BA035E">
       <w:start w:val="1"/>
       <w:numFmt w:val="lowerLetter"/>
       <w:lvlText w:val="%2."/>
@@ -3808,25 +4621,59 @@
         <w:ind w:left="720" w:hanging="270"/>
       </w:pPr>
     </w:lvl>
+    <w:lvl w:ilvl="2" w:tplc="6570EF36">
+      <w:numFmt w:val="decimal"/>
+      <w:lvlText w:val=""/>
+      <w:lvlJc w:val="left"/>
+    </w:lvl>
+    <w:lvl w:ilvl="3" w:tplc="7982EF3A">
+      <w:numFmt w:val="decimal"/>
+      <w:lvlText w:val=""/>
+      <w:lvlJc w:val="left"/>
+    </w:lvl>
+    <w:lvl w:ilvl="4" w:tplc="39A616CE">
+      <w:numFmt w:val="decimal"/>
+      <w:lvlText w:val=""/>
+      <w:lvlJc w:val="left"/>
+    </w:lvl>
+    <w:lvl w:ilvl="5" w:tplc="5DDC5E54">
+      <w:numFmt w:val="decimal"/>
+      <w:lvlText w:val=""/>
+      <w:lvlJc w:val="left"/>
+    </w:lvl>
+    <w:lvl w:ilvl="6" w:tplc="22184C04">
+      <w:numFmt w:val="decimal"/>
+      <w:lvlText w:val=""/>
+      <w:lvlJc w:val="left"/>
+    </w:lvl>
+    <w:lvl w:ilvl="7" w:tplc="844CD662">
+      <w:numFmt w:val="decimal"/>
+      <w:lvlText w:val=""/>
+      <w:lvlJc w:val="left"/>
+    </w:lvl>
+    <w:lvl w:ilvl="8" w:tplc="E6E4469C">
+      <w:numFmt w:val="decimal"/>
+      <w:lvlText w:val=""/>
+      <w:lvlJc w:val="left"/>
+    </w:lvl>
   </w:abstractNum>
-  <w:num w:numId="1">
+  <w:num w:numId="1" w16cid:durableId="340663675">
     <w:abstractNumId w:val="0"/>
   </w:num>
-  <w:num w:numId="2">
+  <w:num w:numId="2" w16cid:durableId="1286540885">
     <w:abstractNumId w:val="1"/>
   </w:num>
 </w:numbering>
 </file>
 
 <file path=word/styles.xml><?xml version="1.0" encoding="utf-8"?>
-<w:styles xmlns:w="http://schemas.openxmlformats.org/wordprocessingml/2006/main">
+<w:styles xmlns:mc="http://schemas.openxmlformats.org/markup-compatibility/2006" xmlns:r="http://schemas.openxmlformats.org/officeDocument/2006/relationships" xmlns:w="http://schemas.openxmlformats.org/wordprocessingml/2006/main" xmlns:w14="http://schemas.microsoft.com/office/word/2010/wordml" xmlns:w15="http://schemas.microsoft.com/office/word/2012/wordml" xmlns:w16cex="http://schemas.microsoft.com/office/word/2018/wordml/cex" xmlns:w16cid="http://schemas.microsoft.com/office/word/2016/wordml/cid" xmlns:w16="http://schemas.microsoft.com/office/word/2018/wordml" xmlns:w16du="http://schemas.microsoft.com/office/word/2023/wordml/word16du" xmlns:w16sdtdh="http://schemas.microsoft.com/office/word/2020/wordml/sdtdatahash" xmlns:w16sdtfl="http://schemas.microsoft.com/office/word/2024/wordml/sdtformatlock" xmlns:w16se="http://schemas.microsoft.com/office/word/2015/wordml/symex" mc:Ignorable="w14 w15 w16se w16cid w16 w16cex w16sdtdh w16sdtfl w16du">
   <w:docDefaults>
     <w:rPrDefault>
       <w:rPr>
-        <w:rFonts w:ascii="Segoe UI" w:hAnsi="Segoe UI" w:cs="Segoe UI"/>
-        <w:sz w:val="20"/>
-        <w:szCs w:val="20"/>
+        <w:rFonts w:ascii="Segoe UI" w:eastAsia="Times New Roman" w:hAnsi="Segoe UI" w:cs="Segoe UI"/>
         <w:color w:val="16202B"/>
+        <w:lang w:val="en-US" w:eastAsia="en-US" w:bidi="ar-SA"/>
       </w:rPr>
     </w:rPrDefault>
     <w:pPrDefault>
@@ -3835,8 +4682,469 @@
       </w:pPr>
     </w:pPrDefault>
   </w:docDefaults>
-  <w:style w:type="paragraph" w:styleId="Normal" w:default="1">
+  <w:latentStyles w:defLockedState="0" w:defUIPriority="99" w:defSemiHidden="0" w:defUnhideWhenUsed="0" w:defQFormat="0" w:count="376">
+    <w:lsdException w:name="Normal" w:uiPriority="0" w:qFormat="1"/>
+    <w:lsdException w:name="heading 1" w:uiPriority="9" w:qFormat="1"/>
+    <w:lsdException w:name="heading 2" w:semiHidden="1" w:uiPriority="9" w:unhideWhenUsed="1" w:qFormat="1"/>
+    <w:lsdException w:name="heading 3" w:semiHidden="1" w:uiPriority="9" w:unhideWhenUsed="1" w:qFormat="1"/>
+    <w:lsdException w:name="heading 4" w:semiHidden="1" w:uiPriority="9" w:unhideWhenUsed="1" w:qFormat="1"/>
+    <w:lsdException w:name="heading 5" w:semiHidden="1" w:uiPriority="9" w:unhideWhenUsed="1" w:qFormat="1"/>
+    <w:lsdException w:name="heading 6" w:semiHidden="1" w:uiPriority="9" w:unhideWhenUsed="1" w:qFormat="1"/>
+    <w:lsdException w:name="heading 7" w:semiHidden="1" w:uiPriority="9" w:unhideWhenUsed="1" w:qFormat="1"/>
+    <w:lsdException w:name="heading 8" w:semiHidden="1" w:uiPriority="9" w:unhideWhenUsed="1" w:qFormat="1"/>
+    <w:lsdException w:name="heading 9" w:semiHidden="1" w:uiPriority="9" w:unhideWhenUsed="1" w:qFormat="1"/>
+    <w:lsdException w:name="index 1" w:semiHidden="1" w:unhideWhenUsed="1"/>
+    <w:lsdException w:name="index 2" w:semiHidden="1" w:unhideWhenUsed="1"/>
+    <w:lsdException w:name="index 3" w:semiHidden="1" w:unhideWhenUsed="1"/>
+    <w:lsdException w:name="index 4" w:semiHidden="1" w:unhideWhenUsed="1"/>
+    <w:lsdException w:name="index 5" w:semiHidden="1" w:unhideWhenUsed="1"/>
+    <w:lsdException w:name="index 6" w:semiHidden="1" w:unhideWhenUsed="1"/>
+    <w:lsdException w:name="index 7" w:semiHidden="1" w:unhideWhenUsed="1"/>
+    <w:lsdException w:name="index 8" w:semiHidden="1" w:unhideWhenUsed="1"/>
+    <w:lsdException w:name="index 9" w:semiHidden="1" w:unhideWhenUsed="1"/>
+    <w:lsdException w:name="toc 1" w:semiHidden="1" w:uiPriority="39" w:unhideWhenUsed="1"/>
+    <w:lsdException w:name="toc 2" w:semiHidden="1" w:uiPriority="39" w:unhideWhenUsed="1"/>
+    <w:lsdException w:name="toc 3" w:semiHidden="1" w:uiPriority="39" w:unhideWhenUsed="1"/>
+    <w:lsdException w:name="toc 4" w:semiHidden="1" w:uiPriority="39" w:unhideWhenUsed="1"/>
+    <w:lsdException w:name="toc 5" w:semiHidden="1" w:uiPriority="39" w:unhideWhenUsed="1"/>
+    <w:lsdException w:name="toc 6" w:semiHidden="1" w:uiPriority="39" w:unhideWhenUsed="1"/>
+    <w:lsdException w:name="toc 7" w:semiHidden="1" w:uiPriority="39" w:unhideWhenUsed="1"/>
+    <w:lsdException w:name="toc 8" w:semiHidden="1" w:uiPriority="39" w:unhideWhenUsed="1"/>
+    <w:lsdException w:name="toc 9" w:semiHidden="1" w:uiPriority="39" w:unhideWhenUsed="1"/>
+    <w:lsdException w:name="Normal Indent" w:semiHidden="1" w:unhideWhenUsed="1"/>
+    <w:lsdException w:name="footnote text" w:semiHidden="1" w:unhideWhenUsed="1"/>
+    <w:lsdException w:name="annotation text" w:semiHidden="1" w:unhideWhenUsed="1"/>
+    <w:lsdException w:name="header" w:semiHidden="1" w:unhideWhenUsed="1"/>
+    <w:lsdException w:name="footer" w:semiHidden="1" w:unhideWhenUsed="1"/>
+    <w:lsdException w:name="index heading" w:semiHidden="1" w:unhideWhenUsed="1"/>
+    <w:lsdException w:name="caption" w:semiHidden="1" w:uiPriority="35" w:unhideWhenUsed="1" w:qFormat="1"/>
+    <w:lsdException w:name="table of figures" w:semiHidden="1" w:unhideWhenUsed="1"/>
+    <w:lsdException w:name="envelope address" w:semiHidden="1" w:unhideWhenUsed="1"/>
+    <w:lsdException w:name="envelope return" w:semiHidden="1" w:unhideWhenUsed="1"/>
+    <w:lsdException w:name="footnote reference" w:semiHidden="1" w:unhideWhenUsed="1"/>
+    <w:lsdException w:name="annotation reference" w:semiHidden="1" w:unhideWhenUsed="1"/>
+    <w:lsdException w:name="line number" w:semiHidden="1" w:unhideWhenUsed="1"/>
+    <w:lsdException w:name="page number" w:semiHidden="1" w:unhideWhenUsed="1"/>
+    <w:lsdException w:name="endnote reference" w:semiHidden="1" w:unhideWhenUsed="1"/>
+    <w:lsdException w:name="endnote text" w:semiHidden="1" w:unhideWhenUsed="1"/>
+    <w:lsdException w:name="table of authorities" w:semiHidden="1" w:unhideWhenUsed="1"/>
+    <w:lsdException w:name="macro" w:semiHidden="1" w:unhideWhenUsed="1"/>
+    <w:lsdException w:name="toa heading" w:semiHidden="1" w:unhideWhenUsed="1"/>
+    <w:lsdException w:name="List" w:semiHidden="1" w:unhideWhenUsed="1"/>
+    <w:lsdException w:name="List Bullet" w:semiHidden="1" w:unhideWhenUsed="1"/>
+    <w:lsdException w:name="List Number" w:semiHidden="1" w:unhideWhenUsed="1"/>
+    <w:lsdException w:name="List 2" w:semiHidden="1" w:unhideWhenUsed="1"/>
+    <w:lsdException w:name="List 3" w:semiHidden="1" w:unhideWhenUsed="1"/>
+    <w:lsdException w:name="List 4" w:semiHidden="1" w:unhideWhenUsed="1"/>
+    <w:lsdException w:name="List 5" w:semiHidden="1" w:unhideWhenUsed="1"/>
+    <w:lsdException w:name="List Bullet 2" w:semiHidden="1" w:unhideWhenUsed="1"/>
+    <w:lsdException w:name="List Bullet 3" w:semiHidden="1" w:unhideWhenUsed="1"/>
+    <w:lsdException w:name="List Bullet 4" w:semiHidden="1" w:unhideWhenUsed="1"/>
+    <w:lsdException w:name="List Bullet 5" w:semiHidden="1" w:unhideWhenUsed="1"/>
+    <w:lsdException w:name="List Number 2" w:semiHidden="1" w:unhideWhenUsed="1"/>
+    <w:lsdException w:name="List Number 3" w:semiHidden="1" w:unhideWhenUsed="1"/>
+    <w:lsdException w:name="List Number 4" w:semiHidden="1" w:unhideWhenUsed="1"/>
+    <w:lsdException w:name="List Number 5" w:semiHidden="1" w:unhideWhenUsed="1"/>
+    <w:lsdException w:name="Title" w:uiPriority="10" w:qFormat="1"/>
+    <w:lsdException w:name="Closing" w:semiHidden="1" w:unhideWhenUsed="1"/>
+    <w:lsdException w:name="Signature" w:semiHidden="1" w:unhideWhenUsed="1"/>
+    <w:lsdException w:name="Default Paragraph Font" w:semiHidden="1" w:uiPriority="1" w:unhideWhenUsed="1"/>
+    <w:lsdException w:name="Body Text" w:semiHidden="1" w:unhideWhenUsed="1"/>
+    <w:lsdException w:name="Body Text Indent" w:semiHidden="1" w:unhideWhenUsed="1"/>
+    <w:lsdException w:name="List Continue" w:semiHidden="1" w:unhideWhenUsed="1"/>
+    <w:lsdException w:name="List Continue 2" w:semiHidden="1" w:unhideWhenUsed="1"/>
+    <w:lsdException w:name="List Continue 3" w:semiHidden="1" w:unhideWhenUsed="1"/>
+    <w:lsdException w:name="List Continue 4" w:semiHidden="1" w:unhideWhenUsed="1"/>
+    <w:lsdException w:name="List Continue 5" w:semiHidden="1" w:unhideWhenUsed="1"/>
+    <w:lsdException w:name="Message Header" w:semiHidden="1" w:unhideWhenUsed="1"/>
+    <w:lsdException w:name="Subtitle" w:uiPriority="11" w:qFormat="1"/>
+    <w:lsdException w:name="Salutation" w:semiHidden="1" w:unhideWhenUsed="1"/>
+    <w:lsdException w:name="Date" w:semiHidden="1" w:unhideWhenUsed="1"/>
+    <w:lsdException w:name="Body Text First Indent" w:semiHidden="1" w:unhideWhenUsed="1"/>
+    <w:lsdException w:name="Body Text First Indent 2" w:semiHidden="1" w:unhideWhenUsed="1"/>
+    <w:lsdException w:name="Note Heading" w:semiHidden="1" w:unhideWhenUsed="1"/>
+    <w:lsdException w:name="Body Text 2" w:semiHidden="1" w:unhideWhenUsed="1"/>
+    <w:lsdException w:name="Body Text 3" w:semiHidden="1" w:unhideWhenUsed="1"/>
+    <w:lsdException w:name="Body Text Indent 2" w:semiHidden="1" w:unhideWhenUsed="1"/>
+    <w:lsdException w:name="Body Text Indent 3" w:semiHidden="1" w:unhideWhenUsed="1"/>
+    <w:lsdException w:name="Block Text" w:semiHidden="1" w:unhideWhenUsed="1"/>
+    <w:lsdException w:name="Hyperlink" w:semiHidden="1" w:unhideWhenUsed="1"/>
+    <w:lsdException w:name="FollowedHyperlink" w:semiHidden="1" w:unhideWhenUsed="1"/>
+    <w:lsdException w:name="Strong" w:uiPriority="22" w:qFormat="1"/>
+    <w:lsdException w:name="Emphasis" w:uiPriority="20" w:qFormat="1"/>
+    <w:lsdException w:name="Document Map" w:semiHidden="1" w:unhideWhenUsed="1"/>
+    <w:lsdException w:name="Plain Text" w:semiHidden="1" w:unhideWhenUsed="1"/>
+    <w:lsdException w:name="E-mail Signature" w:semiHidden="1" w:unhideWhenUsed="1"/>
+    <w:lsdException w:name="HTML Top of Form" w:semiHidden="1" w:unhideWhenUsed="1"/>
+    <w:lsdException w:name="HTML Bottom of Form" w:semiHidden="1" w:unhideWhenUsed="1"/>
+    <w:lsdException w:name="Normal (Web)" w:semiHidden="1" w:unhideWhenUsed="1"/>
+    <w:lsdException w:name="HTML Acronym" w:semiHidden="1" w:unhideWhenUsed="1"/>
+    <w:lsdException w:name="HTML Address" w:semiHidden="1" w:unhideWhenUsed="1"/>
+    <w:lsdException w:name="HTML Cite" w:semiHidden="1" w:unhideWhenUsed="1"/>
+    <w:lsdException w:name="HTML Code" w:semiHidden="1" w:unhideWhenUsed="1"/>
+    <w:lsdException w:name="HTML Definition" w:semiHidden="1" w:unhideWhenUsed="1"/>
+    <w:lsdException w:name="HTML Keyboard" w:semiHidden="1" w:unhideWhenUsed="1"/>
+    <w:lsdException w:name="HTML Preformatted" w:semiHidden="1" w:unhideWhenUsed="1"/>
+    <w:lsdException w:name="HTML Sample" w:semiHidden="1" w:unhideWhenUsed="1"/>
+    <w:lsdException w:name="HTML Typewriter" w:semiHidden="1" w:unhideWhenUsed="1"/>
+    <w:lsdException w:name="HTML Variable" w:semiHidden="1" w:unhideWhenUsed="1"/>
+    <w:lsdException w:name="Normal Table" w:semiHidden="1" w:unhideWhenUsed="1"/>
+    <w:lsdException w:name="annotation subject" w:semiHidden="1" w:unhideWhenUsed="1"/>
+    <w:lsdException w:name="No List" w:semiHidden="1" w:unhideWhenUsed="1"/>
+    <w:lsdException w:name="Outline List 1" w:semiHidden="1" w:unhideWhenUsed="1"/>
+    <w:lsdException w:name="Outline List 2" w:semiHidden="1" w:unhideWhenUsed="1"/>
+    <w:lsdException w:name="Outline List 3" w:semiHidden="1" w:unhideWhenUsed="1"/>
+    <w:lsdException w:name="Table Simple 1" w:semiHidden="1" w:unhideWhenUsed="1"/>
+    <w:lsdException w:name="Table Simple 2" w:semiHidden="1" w:unhideWhenUsed="1"/>
+    <w:lsdException w:name="Table Simple 3" w:semiHidden="1" w:unhideWhenUsed="1"/>
+    <w:lsdException w:name="Table Classic 1" w:semiHidden="1" w:unhideWhenUsed="1"/>
+    <w:lsdException w:name="Table Classic 2" w:semiHidden="1" w:unhideWhenUsed="1"/>
+    <w:lsdException w:name="Table Classic 3" w:semiHidden="1" w:unhideWhenUsed="1"/>
+    <w:lsdException w:name="Table Classic 4" w:semiHidden="1" w:unhideWhenUsed="1"/>
+    <w:lsdException w:name="Table Colorful 1" w:semiHidden="1" w:unhideWhenUsed="1"/>
+    <w:lsdException w:name="Table Colorful 2" w:semiHidden="1" w:unhideWhenUsed="1"/>
+    <w:lsdException w:name="Table Colorful 3" w:semiHidden="1" w:unhideWhenUsed="1"/>
+    <w:lsdException w:name="Table Columns 1" w:semiHidden="1" w:unhideWhenUsed="1"/>
+    <w:lsdException w:name="Table Columns 2" w:semiHidden="1" w:unhideWhenUsed="1"/>
+    <w:lsdException w:name="Table Columns 3" w:semiHidden="1" w:unhideWhenUsed="1"/>
+    <w:lsdException w:name="Table Columns 4" w:semiHidden="1" w:unhideWhenUsed="1"/>
+    <w:lsdException w:name="Table Columns 5" w:semiHidden="1" w:unhideWhenUsed="1"/>
+    <w:lsdException w:name="Table Grid 1" w:semiHidden="1" w:unhideWhenUsed="1"/>
+    <w:lsdException w:name="Table Grid 2" w:semiHidden="1" w:unhideWhenUsed="1"/>
+    <w:lsdException w:name="Table Grid 3" w:semiHidden="1" w:unhideWhenUsed="1"/>
+    <w:lsdException w:name="Table Grid 4" w:semiHidden="1" w:unhideWhenUsed="1"/>
+    <w:lsdException w:name="Table Grid 5" w:semiHidden="1" w:unhideWhenUsed="1"/>
+    <w:lsdException w:name="Table Grid 6" w:semiHidden="1" w:unhideWhenUsed="1"/>
+    <w:lsdException w:name="Table Grid 7" w:semiHidden="1" w:unhideWhenUsed="1"/>
+    <w:lsdException w:name="Table Grid 8" w:semiHidden="1" w:unhideWhenUsed="1"/>
+    <w:lsdException w:name="Table List 1" w:semiHidden="1" w:unhideWhenUsed="1"/>
+    <w:lsdException w:name="Table List 2" w:semiHidden="1" w:unhideWhenUsed="1"/>
+    <w:lsdException w:name="Table List 3" w:semiHidden="1" w:unhideWhenUsed="1"/>
+    <w:lsdException w:name="Table List 4" w:semiHidden="1" w:unhideWhenUsed="1"/>
+    <w:lsdException w:name="Table List 5" w:semiHidden="1" w:unhideWhenUsed="1"/>
+    <w:lsdException w:name="Table List 6" w:semiHidden="1" w:unhideWhenUsed="1"/>
+    <w:lsdException w:name="Table List 7" w:semiHidden="1" w:unhideWhenUsed="1"/>
+    <w:lsdException w:name="Table List 8" w:semiHidden="1" w:unhideWhenUsed="1"/>
+    <w:lsdException w:name="Table 3D effects 1" w:semiHidden="1" w:unhideWhenUsed="1"/>
+    <w:lsdException w:name="Table 3D effects 2" w:semiHidden="1" w:unhideWhenUsed="1"/>
+    <w:lsdException w:name="Table 3D effects 3" w:semiHidden="1" w:unhideWhenUsed="1"/>
+    <w:lsdException w:name="Table Contemporary" w:semiHidden="1" w:unhideWhenUsed="1"/>
+    <w:lsdException w:name="Table Elegant" w:semiHidden="1" w:unhideWhenUsed="1"/>
+    <w:lsdException w:name="Table Professional" w:semiHidden="1" w:unhideWhenUsed="1"/>
+    <w:lsdException w:name="Table Subtle 1" w:semiHidden="1" w:unhideWhenUsed="1"/>
+    <w:lsdException w:name="Table Subtle 2" w:semiHidden="1" w:unhideWhenUsed="1"/>
+    <w:lsdException w:name="Table Web 1" w:semiHidden="1" w:unhideWhenUsed="1"/>
+    <w:lsdException w:name="Table Web 2" w:semiHidden="1" w:unhideWhenUsed="1"/>
+    <w:lsdException w:name="Table Web 3" w:semiHidden="1" w:unhideWhenUsed="1"/>
+    <w:lsdException w:name="Balloon Text" w:semiHidden="1" w:unhideWhenUsed="1"/>
+    <w:lsdException w:name="Table Grid" w:uiPriority="39"/>
+    <w:lsdException w:name="Table Theme" w:semiHidden="1" w:unhideWhenUsed="1"/>
+    <w:lsdException w:name="Placeholder Text" w:semiHidden="1"/>
+    <w:lsdException w:name="No Spacing" w:uiPriority="1" w:qFormat="1"/>
+    <w:lsdException w:name="Light Shading" w:uiPriority="60"/>
+    <w:lsdException w:name="Light List" w:uiPriority="61"/>
+    <w:lsdException w:name="Light Grid" w:uiPriority="62"/>
+    <w:lsdException w:name="Medium Shading 1" w:uiPriority="63"/>
+    <w:lsdException w:name="Medium Shading 2" w:uiPriority="64"/>
+    <w:lsdException w:name="Medium List 1" w:uiPriority="65"/>
+    <w:lsdException w:name="Medium List 2" w:uiPriority="66"/>
+    <w:lsdException w:name="Medium Grid 1" w:uiPriority="67"/>
+    <w:lsdException w:name="Medium Grid 2" w:uiPriority="68"/>
+    <w:lsdException w:name="Medium Grid 3" w:uiPriority="69"/>
+    <w:lsdException w:name="Dark List" w:uiPriority="70"/>
+    <w:lsdException w:name="Colorful Shading" w:uiPriority="71"/>
+    <w:lsdException w:name="Colorful List" w:uiPriority="72"/>
+    <w:lsdException w:name="Colorful Grid" w:uiPriority="73"/>
+    <w:lsdException w:name="Light Shading Accent 1" w:uiPriority="60"/>
+    <w:lsdException w:name="Light List Accent 1" w:uiPriority="61"/>
+    <w:lsdException w:name="Light Grid Accent 1" w:uiPriority="62"/>
+    <w:lsdException w:name="Medium Shading 1 Accent 1" w:uiPriority="63"/>
+    <w:lsdException w:name="Medium Shading 2 Accent 1" w:uiPriority="64"/>
+    <w:lsdException w:name="Medium List 1 Accent 1" w:uiPriority="65"/>
+    <w:lsdException w:name="Revision" w:semiHidden="1"/>
+    <w:lsdException w:name="List Paragraph" w:uiPriority="34" w:qFormat="1"/>
+    <w:lsdException w:name="Quote" w:uiPriority="29" w:qFormat="1"/>
+    <w:lsdException w:name="Intense Quote" w:uiPriority="30" w:qFormat="1"/>
+    <w:lsdException w:name="Medium List 2 Accent 1" w:uiPriority="66"/>
+    <w:lsdException w:name="Medium Grid 1 Accent 1" w:uiPriority="67"/>
+    <w:lsdException w:name="Medium Grid 2 Accent 1" w:uiPriority="68"/>
+    <w:lsdException w:name="Medium Grid 3 Accent 1" w:uiPriority="69"/>
+    <w:lsdException w:name="Dark List Accent 1" w:uiPriority="70"/>
+    <w:lsdException w:name="Colorful Shading Accent 1" w:uiPriority="71"/>
+    <w:lsdException w:name="Colorful List Accent 1" w:uiPriority="72"/>
+    <w:lsdException w:name="Colorful Grid Accent 1" w:uiPriority="73"/>
+    <w:lsdException w:name="Light Shading Accent 2" w:uiPriority="60"/>
+    <w:lsdException w:name="Light List Accent 2" w:uiPriority="61"/>
+    <w:lsdException w:name="Light Grid Accent 2" w:uiPriority="62"/>
+    <w:lsdException w:name="Medium Shading 1 Accent 2" w:uiPriority="63"/>
+    <w:lsdException w:name="Medium Shading 2 Accent 2" w:uiPriority="64"/>
+    <w:lsdException w:name="Medium List 1 Accent 2" w:uiPriority="65"/>
+    <w:lsdException w:name="Medium List 2 Accent 2" w:uiPriority="66"/>
+    <w:lsdException w:name="Medium Grid 1 Accent 2" w:uiPriority="67"/>
+    <w:lsdException w:name="Medium Grid 2 Accent 2" w:uiPriority="68"/>
+    <w:lsdException w:name="Medium Grid 3 Accent 2" w:uiPriority="69"/>
+    <w:lsdException w:name="Dark List Accent 2" w:uiPriority="70"/>
+    <w:lsdException w:name="Colorful Shading Accent 2" w:uiPriority="71"/>
+    <w:lsdException w:name="Colorful List Accent 2" w:uiPriority="72"/>
+    <w:lsdException w:name="Colorful Grid Accent 2" w:uiPriority="73"/>
+    <w:lsdException w:name="Light Shading Accent 3" w:uiPriority="60"/>
+    <w:lsdException w:name="Light List Accent 3" w:uiPriority="61"/>
+    <w:lsdException w:name="Light Grid Accent 3" w:uiPriority="62"/>
+    <w:lsdException w:name="Medium Shading 1 Accent 3" w:uiPriority="63"/>
+    <w:lsdException w:name="Medium Shading 2 Accent 3" w:uiPriority="64"/>
+    <w:lsdException w:name="Medium List 1 Accent 3" w:uiPriority="65"/>
+    <w:lsdException w:name="Medium List 2 Accent 3" w:uiPriority="66"/>
+    <w:lsdException w:name="Medium Grid 1 Accent 3" w:uiPriority="67"/>
+    <w:lsdException w:name="Medium Grid 2 Accent 3" w:uiPriority="68"/>
+    <w:lsdException w:name="Medium Grid 3 Accent 3" w:uiPriority="69"/>
+    <w:lsdException w:name="Dark List Accent 3" w:uiPriority="70"/>
+    <w:lsdException w:name="Colorful Shading Accent 3" w:uiPriority="71"/>
+    <w:lsdException w:name="Colorful List Accent 3" w:uiPriority="72"/>
+    <w:lsdException w:name="Colorful Grid Accent 3" w:uiPriority="73"/>
+    <w:lsdException w:name="Light Shading Accent 4" w:uiPriority="60"/>
+    <w:lsdException w:name="Light List Accent 4" w:uiPriority="61"/>
+    <w:lsdException w:name="Light Grid Accent 4" w:uiPriority="62"/>
+    <w:lsdException w:name="Medium Shading 1 Accent 4" w:uiPriority="63"/>
+    <w:lsdException w:name="Medium Shading 2 Accent 4" w:uiPriority="64"/>
+    <w:lsdException w:name="Medium List 1 Accent 4" w:uiPriority="65"/>
+    <w:lsdException w:name="Medium List 2 Accent 4" w:uiPriority="66"/>
+    <w:lsdException w:name="Medium Grid 1 Accent 4" w:uiPriority="67"/>
+    <w:lsdException w:name="Medium Grid 2 Accent 4" w:uiPriority="68"/>
+    <w:lsdException w:name="Medium Grid 3 Accent 4" w:uiPriority="69"/>
+    <w:lsdException w:name="Dark List Accent 4" w:uiPriority="70"/>
+    <w:lsdException w:name="Colorful Shading Accent 4" w:uiPriority="71"/>
+    <w:lsdException w:name="Colorful List Accent 4" w:uiPriority="72"/>
+    <w:lsdException w:name="Colorful Grid Accent 4" w:uiPriority="73"/>
+    <w:lsdException w:name="Light Shading Accent 5" w:uiPriority="60"/>
+    <w:lsdException w:name="Light List Accent 5" w:uiPriority="61"/>
+    <w:lsdException w:name="Light Grid Accent 5" w:uiPriority="62"/>
+    <w:lsdException w:name="Medium Shading 1 Accent 5" w:uiPriority="63"/>
+    <w:lsdException w:name="Medium Shading 2 Accent 5" w:uiPriority="64"/>
+    <w:lsdException w:name="Medium List 1 Accent 5" w:uiPriority="65"/>
+    <w:lsdException w:name="Medium List 2 Accent 5" w:uiPriority="66"/>
+    <w:lsdException w:name="Medium Grid 1 Accent 5" w:uiPriority="67"/>
+    <w:lsdException w:name="Medium Grid 2 Accent 5" w:uiPriority="68"/>
+    <w:lsdException w:name="Medium Grid 3 Accent 5" w:uiPriority="69"/>
+    <w:lsdException w:name="Dark List Accent 5" w:uiPriority="70"/>
+    <w:lsdException w:name="Colorful Shading Accent 5" w:uiPriority="71"/>
+    <w:lsdException w:name="Colorful List Accent 5" w:uiPriority="72"/>
+    <w:lsdException w:name="Colorful Grid Accent 5" w:uiPriority="73"/>
+    <w:lsdException w:name="Light Shading Accent 6" w:uiPriority="60"/>
+    <w:lsdException w:name="Light List Accent 6" w:uiPriority="61"/>
+    <w:lsdException w:name="Light Grid Accent 6" w:uiPriority="62"/>
+    <w:lsdException w:name="Medium Shading 1 Accent 6" w:uiPriority="63"/>
+    <w:lsdException w:name="Medium Shading 2 Accent 6" w:uiPriority="64"/>
+    <w:lsdException w:name="Medium List 1 Accent 6" w:uiPriority="65"/>
+    <w:lsdException w:name="Medium List 2 Accent 6" w:uiPriority="66"/>
+    <w:lsdException w:name="Medium Grid 1 Accent 6" w:uiPriority="67"/>
+    <w:lsdException w:name="Medium Grid 2 Accent 6" w:uiPriority="68"/>
+    <w:lsdException w:name="Medium Grid 3 Accent 6" w:uiPriority="69"/>
+    <w:lsdException w:name="Dark List Accent 6" w:uiPriority="70"/>
+    <w:lsdException w:name="Colorful Shading Accent 6" w:uiPriority="71"/>
+    <w:lsdException w:name="Colorful List Accent 6" w:uiPriority="72"/>
+    <w:lsdException w:name="Colorful Grid Accent 6" w:uiPriority="73"/>
+    <w:lsdException w:name="Subtle Emphasis" w:uiPriority="19" w:qFormat="1"/>
+    <w:lsdException w:name="Intense Emphasis" w:uiPriority="21" w:qFormat="1"/>
+    <w:lsdException w:name="Subtle Reference" w:uiPriority="31" w:qFormat="1"/>
+    <w:lsdException w:name="Intense Reference" w:uiPriority="32" w:qFormat="1"/>
+    <w:lsdException w:name="Book Title" w:uiPriority="33" w:qFormat="1"/>
+    <w:lsdException w:name="Bibliography" w:semiHidden="1" w:uiPriority="37" w:unhideWhenUsed="1"/>
+    <w:lsdException w:name="TOC Heading" w:semiHidden="1" w:uiPriority="39" w:unhideWhenUsed="1" w:qFormat="1"/>
+    <w:lsdException w:name="Plain Table 1" w:uiPriority="41"/>
+    <w:lsdException w:name="Plain Table 2" w:uiPriority="42"/>
+    <w:lsdException w:name="Plain Table 3" w:uiPriority="43"/>
+    <w:lsdException w:name="Plain Table 4" w:uiPriority="44"/>
+    <w:lsdException w:name="Plain Table 5" w:uiPriority="45"/>
+    <w:lsdException w:name="Grid Table Light" w:uiPriority="40"/>
+    <w:lsdException w:name="Grid Table 1 Light" w:uiPriority="46"/>
+    <w:lsdException w:name="Grid Table 2" w:uiPriority="47"/>
+    <w:lsdException w:name="Grid Table 3" w:uiPriority="48"/>
+    <w:lsdException w:name="Grid Table 4" w:uiPriority="49"/>
+    <w:lsdException w:name="Grid Table 5 Dark" w:uiPriority="50"/>
+    <w:lsdException w:name="Grid Table 6 Colorful" w:uiPriority="51"/>
+    <w:lsdException w:name="Grid Table 7 Colorful" w:uiPriority="52"/>
+    <w:lsdException w:name="Grid Table 1 Light Accent 1" w:uiPriority="46"/>
+    <w:lsdException w:name="Grid Table 2 Accent 1" w:uiPriority="47"/>
+    <w:lsdException w:name="Grid Table 3 Accent 1" w:uiPriority="48"/>
+    <w:lsdException w:name="Grid Table 4 Accent 1" w:uiPriority="49"/>
+    <w:lsdException w:name="Grid Table 5 Dark Accent 1" w:uiPriority="50"/>
+    <w:lsdException w:name="Grid Table 6 Colorful Accent 1" w:uiPriority="51"/>
+    <w:lsdException w:name="Grid Table 7 Colorful Accent 1" w:uiPriority="52"/>
+    <w:lsdException w:name="Grid Table 1 Light Accent 2" w:uiPriority="46"/>
+    <w:lsdException w:name="Grid Table 2 Accent 2" w:uiPriority="47"/>
+    <w:lsdException w:name="Grid Table 3 Accent 2" w:uiPriority="48"/>
+    <w:lsdException w:name="Grid Table 4 Accent 2" w:uiPriority="49"/>
+    <w:lsdException w:name="Grid Table 5 Dark Accent 2" w:uiPriority="50"/>
+    <w:lsdException w:name="Grid Table 6 Colorful Accent 2" w:uiPriority="51"/>
+    <w:lsdException w:name="Grid Table 7 Colorful Accent 2" w:uiPriority="52"/>
+    <w:lsdException w:name="Grid Table 1 Light Accent 3" w:uiPriority="46"/>
+    <w:lsdException w:name="Grid Table 2 Accent 3" w:uiPriority="47"/>
+    <w:lsdException w:name="Grid Table 3 Accent 3" w:uiPriority="48"/>
+    <w:lsdException w:name="Grid Table 4 Accent 3" w:uiPriority="49"/>
+    <w:lsdException w:name="Grid Table 5 Dark Accent 3" w:uiPriority="50"/>
+    <w:lsdException w:name="Grid Table 6 Colorful Accent 3" w:uiPriority="51"/>
+    <w:lsdException w:name="Grid Table 7 Colorful Accent 3" w:uiPriority="52"/>
+    <w:lsdException w:name="Grid Table 1 Light Accent 4" w:uiPriority="46"/>
+    <w:lsdException w:name="Grid Table 2 Accent 4" w:uiPriority="47"/>
+    <w:lsdException w:name="Grid Table 3 Accent 4" w:uiPriority="48"/>
+    <w:lsdException w:name="Grid Table 4 Accent 4" w:uiPriority="49"/>
+    <w:lsdException w:name="Grid Table 5 Dark Accent 4" w:uiPriority="50"/>
+    <w:lsdException w:name="Grid Table 6 Colorful Accent 4" w:uiPriority="51"/>
+    <w:lsdException w:name="Grid Table 7 Colorful Accent 4" w:uiPriority="52"/>
+    <w:lsdException w:name="Grid Table 1 Light Accent 5" w:uiPriority="46"/>
+    <w:lsdException w:name="Grid Table 2 Accent 5" w:uiPriority="47"/>
+    <w:lsdException w:name="Grid Table 3 Accent 5" w:uiPriority="48"/>
+    <w:lsdException w:name="Grid Table 4 Accent 5" w:uiPriority="49"/>
+    <w:lsdException w:name="Grid Table 5 Dark Accent 5" w:uiPriority="50"/>
+    <w:lsdException w:name="Grid Table 6 Colorful Accent 5" w:uiPriority="51"/>
+    <w:lsdException w:name="Grid Table 7 Colorful Accent 5" w:uiPriority="52"/>
+    <w:lsdException w:name="Grid Table 1 Light Accent 6" w:uiPriority="46"/>
+    <w:lsdException w:name="Grid Table 2 Accent 6" w:uiPriority="47"/>
+    <w:lsdException w:name="Grid Table 3 Accent 6" w:uiPriority="48"/>
+    <w:lsdException w:name="Grid Table 4 Accent 6" w:uiPriority="49"/>
+    <w:lsdException w:name="Grid Table 5 Dark Accent 6" w:uiPriority="50"/>
+    <w:lsdException w:name="Grid Table 6 Colorful Accent 6" w:uiPriority="51"/>
+    <w:lsdException w:name="Grid Table 7 Colorful Accent 6" w:uiPriority="52"/>
+    <w:lsdException w:name="List Table 1 Light" w:uiPriority="46"/>
+    <w:lsdException w:name="List Table 2" w:uiPriority="47"/>
+    <w:lsdException w:name="List Table 3" w:uiPriority="48"/>
+    <w:lsdException w:name="List Table 4" w:uiPriority="49"/>
+    <w:lsdException w:name="List Table 5 Dark" w:uiPriority="50"/>
+    <w:lsdException w:name="List Table 6 Colorful" w:uiPriority="51"/>
+    <w:lsdException w:name="List Table 7 Colorful" w:uiPriority="52"/>
+    <w:lsdException w:name="List Table 1 Light Accent 1" w:uiPriority="46"/>
+    <w:lsdException w:name="List Table 2 Accent 1" w:uiPriority="47"/>
+    <w:lsdException w:name="List Table 3 Accent 1" w:uiPriority="48"/>
+    <w:lsdException w:name="List Table 4 Accent 1" w:uiPriority="49"/>
+    <w:lsdException w:name="List Table 5 Dark Accent 1" w:uiPriority="50"/>
+    <w:lsdException w:name="List Table 6 Colorful Accent 1" w:uiPriority="51"/>
+    <w:lsdException w:name="List Table 7 Colorful Accent 1" w:uiPriority="52"/>
+    <w:lsdException w:name="List Table 1 Light Accent 2" w:uiPriority="46"/>
+    <w:lsdException w:name="List Table 2 Accent 2" w:uiPriority="47"/>
+    <w:lsdException w:name="List Table 3 Accent 2" w:uiPriority="48"/>
+    <w:lsdException w:name="List Table 4 Accent 2" w:uiPriority="49"/>
+    <w:lsdException w:name="List Table 5 Dark Accent 2" w:uiPriority="50"/>
+    <w:lsdException w:name="List Table 6 Colorful Accent 2" w:uiPriority="51"/>
+    <w:lsdException w:name="List Table 7 Colorful Accent 2" w:uiPriority="52"/>
+    <w:lsdException w:name="List Table 1 Light Accent 3" w:uiPriority="46"/>
+    <w:lsdException w:name="List Table 2 Accent 3" w:uiPriority="47"/>
+    <w:lsdException w:name="List Table 3 Accent 3" w:uiPriority="48"/>
+    <w:lsdException w:name="List Table 4 Accent 3" w:uiPriority="49"/>
+    <w:lsdException w:name="List Table 5 Dark Accent 3" w:uiPriority="50"/>
+    <w:lsdException w:name="List Table 6 Colorful Accent 3" w:uiPriority="51"/>
+    <w:lsdException w:name="List Table 7 Colorful Accent 3" w:uiPriority="52"/>
+    <w:lsdException w:name="List Table 1 Light Accent 4" w:uiPriority="46"/>
+    <w:lsdException w:name="List Table 2 Accent 4" w:uiPriority="47"/>
+    <w:lsdException w:name="List Table 3 Accent 4" w:uiPriority="48"/>
+    <w:lsdException w:name="List Table 4 Accent 4" w:uiPriority="49"/>
+    <w:lsdException w:name="List Table 5 Dark Accent 4" w:uiPriority="50"/>
+    <w:lsdException w:name="List Table 6 Colorful Accent 4" w:uiPriority="51"/>
+    <w:lsdException w:name="List Table 7 Colorful Accent 4" w:uiPriority="52"/>
+    <w:lsdException w:name="List Table 1 Light Accent 5" w:uiPriority="46"/>
+    <w:lsdException w:name="List Table 2 Accent 5" w:uiPriority="47"/>
+    <w:lsdException w:name="List Table 3 Accent 5" w:uiPriority="48"/>
+    <w:lsdException w:name="List Table 4 Accent 5" w:uiPriority="49"/>
+    <w:lsdException w:name="List Table 5 Dark Accent 5" w:uiPriority="50"/>
+    <w:lsdException w:name="List Table 6 Colorful Accent 5" w:uiPriority="51"/>
+    <w:lsdException w:name="List Table 7 Colorful Accent 5" w:uiPriority="52"/>
+    <w:lsdException w:name="List Table 1 Light Accent 6" w:uiPriority="46"/>
+    <w:lsdException w:name="List Table 2 Accent 6" w:uiPriority="47"/>
+    <w:lsdException w:name="List Table 3 Accent 6" w:uiPriority="48"/>
+    <w:lsdException w:name="List Table 4 Accent 6" w:uiPriority="49"/>
+    <w:lsdException w:name="List Table 5 Dark Accent 6" w:uiPriority="50"/>
+    <w:lsdException w:name="List Table 6 Colorful Accent 6" w:uiPriority="51"/>
+    <w:lsdException w:name="List Table 7 Colorful Accent 6" w:uiPriority="52"/>
+    <w:lsdException w:name="Mention" w:semiHidden="1" w:unhideWhenUsed="1"/>
+    <w:lsdException w:name="Smart Hyperlink" w:semiHidden="1" w:unhideWhenUsed="1"/>
+    <w:lsdException w:name="Hashtag" w:semiHidden="1" w:unhideWhenUsed="1"/>
+    <w:lsdException w:name="Unresolved Mention" w:semiHidden="1" w:unhideWhenUsed="1"/>
+    <w:lsdException w:name="Smart Link" w:semiHidden="1" w:unhideWhenUsed="1"/>
+  </w:latentStyles>
+  <w:style w:type="paragraph" w:default="1" w:styleId="Normal">
     <w:name w:val="Normal"/>
+    <w:qFormat/>
+  </w:style>
+  <w:style w:type="paragraph" w:styleId="Heading1">
+    <w:name w:val="heading 1"/>
+    <w:basedOn w:val="Normal"/>
+    <w:next w:val="BodyText"/>
+    <w:uiPriority w:val="9"/>
+    <w:qFormat/>
+    <w:pPr>
+      <w:keepNext/>
+      <w:pBdr>
+        <w:bottom w:val="single" w:sz="6" w:space="6" w:color="D4DAE1"/>
+      </w:pBdr>
+      <w:spacing w:before="360"/>
+      <w:outlineLvl w:val="0"/>
+    </w:pPr>
+    <w:rPr>
+      <w:b/>
+      <w:sz w:val="32"/>
+    </w:rPr>
+  </w:style>
+  <w:style w:type="paragraph" w:styleId="Heading2">
+    <w:name w:val="heading 2"/>
+    <w:basedOn w:val="Normal"/>
+    <w:next w:val="BodyText"/>
+    <w:uiPriority w:val="9"/>
+    <w:unhideWhenUsed/>
+    <w:qFormat/>
+    <w:pPr>
+      <w:keepNext/>
+      <w:spacing w:before="280" w:after="100"/>
+      <w:outlineLvl w:val="1"/>
+    </w:pPr>
+    <w:rPr>
+      <w:b/>
+      <w:color w:val="1F5C8B"/>
+      <w:sz w:val="24"/>
+    </w:rPr>
+  </w:style>
+  <w:style w:type="paragraph" w:styleId="Heading3">
+    <w:name w:val="heading 3"/>
+    <w:basedOn w:val="Normal"/>
+    <w:next w:val="BodyText"/>
+    <w:uiPriority w:val="9"/>
+    <w:semiHidden/>
+    <w:unhideWhenUsed/>
+    <w:qFormat/>
+    <w:pPr>
+      <w:keepNext/>
+      <w:spacing w:before="220" w:after="80"/>
+      <w:outlineLvl w:val="2"/>
+    </w:pPr>
+    <w:rPr>
+      <w:b/>
+      <w:sz w:val="21"/>
+    </w:rPr>
+  </w:style>
+  <w:style w:type="character" w:default="1" w:styleId="DefaultParagraphFont">
+    <w:name w:val="Default Paragraph Font"/>
+    <w:uiPriority w:val="1"/>
+    <w:semiHidden/>
+    <w:unhideWhenUsed/>
+  </w:style>
+  <w:style w:type="table" w:default="1" w:styleId="TableNormal">
+    <w:name w:val="Normal Table"/>
+    <w:uiPriority w:val="99"/>
+    <w:semiHidden/>
+    <w:unhideWhenUsed/>
+    <w:tblPr>
+      <w:tblInd w:w="0" w:type="dxa"/>
+      <w:tblCellMar>
+        <w:top w:w="0" w:type="dxa"/>
+        <w:left w:w="108" w:type="dxa"/>
+        <w:bottom w:w="0" w:type="dxa"/>
+        <w:right w:w="108" w:type="dxa"/>
+      </w:tblCellMar>
+    </w:tblPr>
+  </w:style>
+  <w:style w:type="numbering" w:default="1" w:styleId="NoList">
+    <w:name w:val="No List"/>
+    <w:uiPriority w:val="99"/>
+    <w:semiHidden/>
+    <w:unhideWhenUsed/>
   </w:style>
   <w:style w:type="paragraph" w:styleId="BodyText">
     <w:name w:val="Body Text"/>
@@ -3846,30 +5154,31 @@
     <w:name w:val="Title"/>
     <w:basedOn w:val="Normal"/>
     <w:next w:val="BodyText"/>
+    <w:uiPriority w:val="10"/>
+    <w:qFormat/>
     <w:pPr>
-      <w:spacing w:before="0" w:after="80"/>
+      <w:spacing w:after="80"/>
     </w:pPr>
     <w:rPr>
-      <w:rFonts w:ascii="Segoe UI" w:hAnsi="Segoe UI" w:cs="Segoe UI"/>
+      <w:b/>
       <w:sz w:val="52"/>
-      <w:b/>
-      <w:color w:val="16202B"/>
     </w:rPr>
   </w:style>
   <w:style w:type="paragraph" w:styleId="Subtitle">
     <w:name w:val="Subtitle"/>
     <w:basedOn w:val="Normal"/>
     <w:next w:val="BodyText"/>
+    <w:uiPriority w:val="11"/>
+    <w:qFormat/>
     <w:pPr>
       <w:spacing w:after="360"/>
     </w:pPr>
     <w:rPr>
-      <w:rFonts w:ascii="Segoe UI" w:hAnsi="Segoe UI" w:cs="Segoe UI"/>
+      <w:color w:val="5B6875"/>
       <w:sz w:val="24"/>
-      <w:color w:val="5B6875"/>
     </w:rPr>
   </w:style>
-  <w:style w:type="paragraph" w:styleId="Eyebrow">
+  <w:style w:type="paragraph" w:customStyle="1" w:styleId="Eyebrow">
     <w:name w:val="Eyebrow"/>
     <w:basedOn w:val="Normal"/>
     <w:next w:val="Title"/>
@@ -3877,62 +5186,10 @@
       <w:spacing w:after="60"/>
     </w:pPr>
     <w:rPr>
-      <w:rFonts w:ascii="Segoe UI" w:hAnsi="Segoe UI" w:cs="Segoe UI"/>
-      <w:sz w:val="16"/>
       <w:b/>
       <w:caps/>
       <w:color w:val="8996A3"/>
-    </w:rPr>
-  </w:style>
-  <w:style w:type="paragraph" w:styleId="Heading1">
-    <w:name w:val="heading 1"/>
-    <w:basedOn w:val="Normal"/>
-    <w:next w:val="BodyText"/>
-    <w:pPr>
-      <w:outlineLvl w:val="0"/>
-      <w:spacing w:before="360" w:after="140"/>
-      <w:keepNext/>
-      <w:pBdr>
-        <w:bottom w:val="single" w:sz="6" w:space="6" w:color="D4DAE1"/>
-      </w:pBdr>
-    </w:pPr>
-    <w:rPr>
-      <w:rFonts w:ascii="Segoe UI" w:hAnsi="Segoe UI" w:cs="Segoe UI"/>
-      <w:sz w:val="32"/>
-      <w:b/>
-      <w:color w:val="16202B"/>
-    </w:rPr>
-  </w:style>
-  <w:style w:type="paragraph" w:styleId="Heading2">
-    <w:name w:val="heading 2"/>
-    <w:basedOn w:val="Normal"/>
-    <w:next w:val="BodyText"/>
-    <w:pPr>
-      <w:outlineLvl w:val="1"/>
-      <w:spacing w:before="280" w:after="100"/>
-      <w:keepNext/>
-    </w:pPr>
-    <w:rPr>
-      <w:rFonts w:ascii="Segoe UI" w:hAnsi="Segoe UI" w:cs="Segoe UI"/>
-      <w:sz w:val="24"/>
-      <w:b/>
-      <w:color w:val="1F5C8B"/>
-    </w:rPr>
-  </w:style>
-  <w:style w:type="paragraph" w:styleId="Heading3">
-    <w:name w:val="heading 3"/>
-    <w:basedOn w:val="Normal"/>
-    <w:next w:val="BodyText"/>
-    <w:pPr>
-      <w:outlineLvl w:val="2"/>
-      <w:spacing w:before="220" w:after="80"/>
-      <w:keepNext/>
-    </w:pPr>
-    <w:rPr>
-      <w:rFonts w:ascii="Segoe UI" w:hAnsi="Segoe UI" w:cs="Segoe UI"/>
-      <w:sz w:val="21"/>
-      <w:b/>
-      <w:color w:val="16202B"/>
+      <w:sz w:val="16"/>
     </w:rPr>
   </w:style>
   <w:style w:type="paragraph" w:styleId="Caption">
@@ -3940,21 +5197,20 @@
     <w:basedOn w:val="Normal"/>
     <w:next w:val="BodyText"/>
     <w:pPr>
+      <w:spacing w:after="240"/>
       <w:jc w:val="center"/>
-      <w:spacing w:after="240"/>
     </w:pPr>
     <w:rPr>
-      <w:rFonts w:ascii="Segoe UI" w:hAnsi="Segoe UI" w:cs="Segoe UI"/>
-      <w:sz w:val="17"/>
       <w:i/>
       <w:color w:val="5B6875"/>
+      <w:sz w:val="17"/>
     </w:rPr>
   </w:style>
-  <w:style w:type="paragraph" w:styleId="CodeBlock">
+  <w:style w:type="paragraph" w:customStyle="1" w:styleId="CodeBlock">
     <w:name w:val="Code Block"/>
     <w:basedOn w:val="Normal"/>
     <w:pPr>
-      <w:shd w:val="clear" w:fill="F7F9FA"/>
+      <w:shd w:val="clear" w:color="auto" w:fill="F7F9FA"/>
       <w:spacing w:after="0" w:line="240" w:lineRule="auto"/>
       <w:ind w:left="120"/>
     </w:pPr>
@@ -3963,7 +5219,7 @@
       <w:sz w:val="17"/>
     </w:rPr>
   </w:style>
-  <w:style w:type="paragraph" w:styleId="TableCell">
+  <w:style w:type="paragraph" w:customStyle="1" w:styleId="TableCell">
     <w:name w:val="Table Cell"/>
     <w:basedOn w:val="Normal"/>
     <w:pPr>
@@ -3977,9 +5233,9 @@
     <w:name w:val="List Paragraph"/>
     <w:basedOn w:val="Normal"/>
     <w:pPr>
+      <w:spacing w:after="60"/>
       <w:ind w:left="360"/>
       <w:contextualSpacing/>
-      <w:spacing w:after="60"/>
     </w:pPr>
   </w:style>
   <w:style w:type="table" w:styleId="TableGrid">
@@ -3993,5 +5249,356 @@
       </w:tblCellMar>
     </w:tblPr>
   </w:style>
+  <w:style w:type="paragraph" w:styleId="TOC1">
+    <w:name w:val="toc 1"/>
+    <w:basedOn w:val="Normal"/>
+    <w:next w:val="Normal"/>
+    <w:autoRedefine/>
+    <w:uiPriority w:val="39"/>
+    <w:unhideWhenUsed/>
+    <w:rsid w:val="001B0FD7"/>
+    <w:pPr>
+      <w:spacing w:after="100"/>
+    </w:pPr>
+  </w:style>
+  <w:style w:type="paragraph" w:styleId="TOC2">
+    <w:name w:val="toc 2"/>
+    <w:basedOn w:val="Normal"/>
+    <w:next w:val="Normal"/>
+    <w:autoRedefine/>
+    <w:uiPriority w:val="39"/>
+    <w:unhideWhenUsed/>
+    <w:rsid w:val="001B0FD7"/>
+    <w:pPr>
+      <w:spacing w:after="100"/>
+      <w:ind w:left="200"/>
+    </w:pPr>
+  </w:style>
+  <w:style w:type="character" w:styleId="Hyperlink">
+    <w:name w:val="Hyperlink"/>
+    <w:basedOn w:val="DefaultParagraphFont"/>
+    <w:uiPriority w:val="99"/>
+    <w:unhideWhenUsed/>
+    <w:rsid w:val="001B0FD7"/>
+    <w:rPr>
+      <w:color w:val="467886" w:themeColor="hyperlink"/>
+      <w:u w:val="single"/>
+    </w:rPr>
+  </w:style>
 </w:styles>
+</file>
+
+<file path=word/theme/theme1.xml><?xml version="1.0" encoding="utf-8"?>
+<a:theme xmlns:a="http://schemas.openxmlformats.org/drawingml/2006/main" name="Office Theme">
+  <a:themeElements>
+    <a:clrScheme name="Office">
+      <a:dk1>
+        <a:sysClr val="windowText" lastClr="000000"/>
+      </a:dk1>
+      <a:lt1>
+        <a:sysClr val="window" lastClr="FFFFFF"/>
+      </a:lt1>
+      <a:dk2>
+        <a:srgbClr val="0E2841"/>
+      </a:dk2>
+      <a:lt2>
+        <a:srgbClr val="E8E8E8"/>
+      </a:lt2>
+      <a:accent1>
+        <a:srgbClr val="156082"/>
+      </a:accent1>
+      <a:accent2>
+        <a:srgbClr val="E97132"/>
+      </a:accent2>
+      <a:accent3>
+        <a:srgbClr val="196B24"/>
+      </a:accent3>
+      <a:accent4>
+        <a:srgbClr val="0F9ED5"/>
+      </a:accent4>
+      <a:accent5>
+        <a:srgbClr val="A02B93"/>
+      </a:accent5>
+      <a:accent6>
+        <a:srgbClr val="4EA72E"/>
+      </a:accent6>
+      <a:hlink>
+        <a:srgbClr val="467886"/>
+      </a:hlink>
+      <a:folHlink>
+        <a:srgbClr val="96607D"/>
+      </a:folHlink>
+    </a:clrScheme>
+    <a:fontScheme name="Office">
+      <a:majorFont>
+        <a:latin typeface="Aptos Display" panose="02110004020202020204"/>
+        <a:ea typeface=""/>
+        <a:cs typeface=""/>
+        <a:font script="Jpan" typeface="游ゴシック Light"/>
+        <a:font script="Hang" typeface="맑은 고딕"/>
+        <a:font script="Hans" typeface="等线 Light"/>
+        <a:font script="Hant" typeface="新細明體"/>
+        <a:font script="Arab" typeface="Times New Roman"/>
+        <a:font script="Hebr" typeface="Times New Roman"/>
+        <a:font script="Thai" typeface="Angsana New"/>
+        <a:font script="Ethi" typeface="Nyala"/>
+        <a:font script="Beng" typeface="Vrinda"/>
+        <a:font script="Gujr" typeface="Shruti"/>
+        <a:font script="Khmr" typeface="MoolBoran"/>
+        <a:font script="Knda" typeface="Tunga"/>
+        <a:font script="Guru" typeface="Raavi"/>
+        <a:font script="Cans" typeface="Euphemia"/>
+        <a:font script="Cher" typeface="Plantagenet Cherokee"/>
+        <a:font script="Yiii" typeface="Microsoft Yi Baiti"/>
+        <a:font script="Tibt" typeface="Microsoft Himalaya"/>
+        <a:font script="Thaa" typeface="MV Boli"/>
+        <a:font script="Deva" typeface="Mangal"/>
+        <a:font script="Telu" typeface="Gautami"/>
+        <a:font script="Taml" typeface="Latha"/>
+        <a:font script="Syrc" typeface="Estrangelo Edessa"/>
+        <a:font script="Orya" typeface="Kalinga"/>
+        <a:font script="Mlym" typeface="Kartika"/>
+        <a:font script="Laoo" typeface="DokChampa"/>
+        <a:font script="Sinh" typeface="Iskoola Pota"/>
+        <a:font script="Mong" typeface="Mongolian Baiti"/>
+        <a:font script="Viet" typeface="Times New Roman"/>
+        <a:font script="Uigh" typeface="Microsoft Uighur"/>
+        <a:font script="Geor" typeface="Sylfaen"/>
+        <a:font script="Armn" typeface="Arial"/>
+        <a:font script="Bugi" typeface="Leelawadee UI"/>
+        <a:font script="Bopo" typeface="Microsoft JhengHei"/>
+        <a:font script="Java" typeface="Javanese Text"/>
+        <a:font script="Lisu" typeface="Segoe UI"/>
+        <a:font script="Mymr" typeface="Myanmar Text"/>
+        <a:font script="Nkoo" typeface="Ebrima"/>
+        <a:font script="Olck" typeface="Nirmala UI"/>
+        <a:font script="Osma" typeface="Ebrima"/>
+        <a:font script="Phag" typeface="Phagspa"/>
+        <a:font script="Syrn" typeface="Estrangelo Edessa"/>
+        <a:font script="Syrj" typeface="Estrangelo Edessa"/>
+        <a:font script="Syre" typeface="Estrangelo Edessa"/>
+        <a:font script="Sora" typeface="Nirmala UI"/>
+        <a:font script="Tale" typeface="Microsoft Tai Le"/>
+        <a:font script="Talu" typeface="Microsoft New Tai Lue"/>
+        <a:font script="Tfng" typeface="Ebrima"/>
+      </a:majorFont>
+      <a:minorFont>
+        <a:latin typeface="Aptos" panose="02110004020202020204"/>
+        <a:ea typeface=""/>
+        <a:cs typeface=""/>
+        <a:font script="Jpan" typeface="游明朝"/>
+        <a:font script="Hang" typeface="맑은 고딕"/>
+        <a:font script="Hans" typeface="等线"/>
+        <a:font script="Hant" typeface="新細明體"/>
+        <a:font script="Arab" typeface="Arial"/>
+        <a:font script="Hebr" typeface="Arial"/>
+        <a:font script="Thai" typeface="Cordia New"/>
+        <a:font script="Ethi" typeface="Nyala"/>
+        <a:font script="Beng" typeface="Vrinda"/>
+        <a:font script="Gujr" typeface="Shruti"/>
+        <a:font script="Khmr" typeface="DaunPenh"/>
+        <a:font script="Knda" typeface="Tunga"/>
+        <a:font script="Guru" typeface="Raavi"/>
+        <a:font script="Cans" typeface="Euphemia"/>
+        <a:font script="Cher" typeface="Plantagenet Cherokee"/>
+        <a:font script="Yiii" typeface="Microsoft Yi Baiti"/>
+        <a:font script="Tibt" typeface="Microsoft Himalaya"/>
+        <a:font script="Thaa" typeface="MV Boli"/>
+        <a:font script="Deva" typeface="Mangal"/>
+        <a:font script="Telu" typeface="Gautami"/>
+        <a:font script="Taml" typeface="Latha"/>
+        <a:font script="Syrc" typeface="Estrangelo Edessa"/>
+        <a:font script="Orya" typeface="Kalinga"/>
+        <a:font script="Mlym" typeface="Kartika"/>
+        <a:font script="Laoo" typeface="DokChampa"/>
+        <a:font script="Sinh" typeface="Iskoola Pota"/>
+        <a:font script="Mong" typeface="Mongolian Baiti"/>
+        <a:font script="Viet" typeface="Arial"/>
+        <a:font script="Uigh" typeface="Microsoft Uighur"/>
+        <a:font script="Geor" typeface="Sylfaen"/>
+        <a:font script="Armn" typeface="Arial"/>
+        <a:font script="Bugi" typeface="Leelawadee UI"/>
+        <a:font script="Bopo" typeface="Microsoft JhengHei"/>
+        <a:font script="Java" typeface="Javanese Text"/>
+        <a:font script="Lisu" typeface="Segoe UI"/>
+        <a:font script="Mymr" typeface="Myanmar Text"/>
+        <a:font script="Nkoo" typeface="Ebrima"/>
+        <a:font script="Olck" typeface="Nirmala UI"/>
+        <a:font script="Osma" typeface="Ebrima"/>
+        <a:font script="Phag" typeface="Phagspa"/>
+        <a:font script="Syrn" typeface="Estrangelo Edessa"/>
+        <a:font script="Syrj" typeface="Estrangelo Edessa"/>
+        <a:font script="Syre" typeface="Estrangelo Edessa"/>
+        <a:font script="Sora" typeface="Nirmala UI"/>
+        <a:font script="Tale" typeface="Microsoft Tai Le"/>
+        <a:font script="Talu" typeface="Microsoft New Tai Lue"/>
+        <a:font script="Tfng" typeface="Ebrima"/>
+      </a:minorFont>
+    </a:fontScheme>
+    <a:fmtScheme name="Office">
+      <a:fillStyleLst>
+        <a:solidFill>
+          <a:schemeClr val="phClr"/>
+        </a:solidFill>
+        <a:gradFill rotWithShape="1">
+          <a:gsLst>
+            <a:gs pos="0">
+              <a:schemeClr val="phClr">
+                <a:lumMod val="110000"/>
+                <a:satMod val="105000"/>
+                <a:tint val="67000"/>
+              </a:schemeClr>
+            </a:gs>
+            <a:gs pos="50000">
+              <a:schemeClr val="phClr">
+                <a:lumMod val="105000"/>
+                <a:satMod val="103000"/>
+                <a:tint val="73000"/>
+              </a:schemeClr>
+            </a:gs>
+            <a:gs pos="100000">
+              <a:schemeClr val="phClr">
+                <a:lumMod val="105000"/>
+                <a:satMod val="109000"/>
+                <a:tint val="81000"/>
+              </a:schemeClr>
+            </a:gs>
+          </a:gsLst>
+          <a:lin ang="5400000" scaled="0"/>
+        </a:gradFill>
+        <a:gradFill rotWithShape="1">
+          <a:gsLst>
+            <a:gs pos="0">
+              <a:schemeClr val="phClr">
+                <a:satMod val="103000"/>
+                <a:lumMod val="102000"/>
+                <a:tint val="94000"/>
+              </a:schemeClr>
+            </a:gs>
+            <a:gs pos="50000">
+              <a:schemeClr val="phClr">
+                <a:satMod val="110000"/>
+                <a:lumMod val="100000"/>
+                <a:shade val="100000"/>
+              </a:schemeClr>
+            </a:gs>
+            <a:gs pos="100000">
+              <a:schemeClr val="phClr">
+                <a:lumMod val="99000"/>
+                <a:satMod val="120000"/>
+                <a:shade val="78000"/>
+              </a:schemeClr>
+            </a:gs>
+          </a:gsLst>
+          <a:lin ang="5400000" scaled="0"/>
+        </a:gradFill>
+      </a:fillStyleLst>
+      <a:lnStyleLst>
+        <a:ln w="12700" cap="flat" cmpd="sng" algn="ctr">
+          <a:solidFill>
+            <a:schemeClr val="phClr"/>
+          </a:solidFill>
+          <a:prstDash val="solid"/>
+          <a:miter lim="800000"/>
+        </a:ln>
+        <a:ln w="19050" cap="flat" cmpd="sng" algn="ctr">
+          <a:solidFill>
+            <a:schemeClr val="phClr"/>
+          </a:solidFill>
+          <a:prstDash val="solid"/>
+          <a:miter lim="800000"/>
+        </a:ln>
+        <a:ln w="25400" cap="flat" cmpd="sng" algn="ctr">
+          <a:solidFill>
+            <a:schemeClr val="phClr"/>
+          </a:solidFill>
+          <a:prstDash val="solid"/>
+          <a:miter lim="800000"/>
+        </a:ln>
+      </a:lnStyleLst>
+      <a:effectStyleLst>
+        <a:effectStyle>
+          <a:effectLst/>
+        </a:effectStyle>
+        <a:effectStyle>
+          <a:effectLst/>
+        </a:effectStyle>
+        <a:effectStyle>
+          <a:effectLst>
+            <a:outerShdw blurRad="57150" dist="19050" dir="5400000" algn="ctr" rotWithShape="0">
+              <a:srgbClr val="000000">
+                <a:alpha val="63000"/>
+              </a:srgbClr>
+            </a:outerShdw>
+          </a:effectLst>
+        </a:effectStyle>
+      </a:effectStyleLst>
+      <a:bgFillStyleLst>
+        <a:solidFill>
+          <a:schemeClr val="phClr"/>
+        </a:solidFill>
+        <a:solidFill>
+          <a:schemeClr val="phClr">
+            <a:tint val="95000"/>
+            <a:satMod val="170000"/>
+          </a:schemeClr>
+        </a:solidFill>
+        <a:gradFill rotWithShape="1">
+          <a:gsLst>
+            <a:gs pos="0">
+              <a:schemeClr val="phClr">
+                <a:tint val="93000"/>
+                <a:satMod val="150000"/>
+                <a:shade val="98000"/>
+                <a:lumMod val="102000"/>
+              </a:schemeClr>
+            </a:gs>
+            <a:gs pos="50000">
+              <a:schemeClr val="phClr">
+                <a:tint val="98000"/>
+                <a:satMod val="130000"/>
+                <a:shade val="90000"/>
+                <a:lumMod val="103000"/>
+              </a:schemeClr>
+            </a:gs>
+            <a:gs pos="100000">
+              <a:schemeClr val="phClr">
+                <a:shade val="63000"/>
+                <a:satMod val="120000"/>
+              </a:schemeClr>
+            </a:gs>
+          </a:gsLst>
+          <a:lin ang="5400000" scaled="0"/>
+        </a:gradFill>
+      </a:bgFillStyleLst>
+    </a:fmtScheme>
+  </a:themeElements>
+  <a:objectDefaults>
+    <a:lnDef>
+      <a:spPr/>
+      <a:bodyPr/>
+      <a:lstStyle/>
+      <a:style>
+        <a:lnRef idx="2">
+          <a:schemeClr val="accent1"/>
+        </a:lnRef>
+        <a:fillRef idx="0">
+          <a:schemeClr val="accent1"/>
+        </a:fillRef>
+        <a:effectRef idx="1">
+          <a:schemeClr val="accent1"/>
+        </a:effectRef>
+        <a:fontRef idx="minor">
+          <a:schemeClr val="tx1"/>
+        </a:fontRef>
+      </a:style>
+    </a:lnDef>
+  </a:objectDefaults>
+  <a:extraClrSchemeLst/>
+  <a:extLst>
+    <a:ext uri="{05A4C25C-085E-4340-85A3-A5531E510DB2}">
+      <thm15:themeFamily xmlns:thm15="http://schemas.microsoft.com/office/thememl/2012/main" name="Office Theme" id="{2E142A2C-CD16-42D6-873A-C26D2A0506FA}" vid="{1BDDFF52-6CD6-40A5-AB3C-68EB2F1E4D0A}"/>
+    </a:ext>
+  </a:extLst>
+</a:theme>
 </file>